--- a/Calendario2026/Actividades/A1_VLSM/Act1_VLSM_v3_Solucionf.docx
+++ b/Calendario2026/Actividades/A1_VLSM/Act1_VLSM_v3_Solucionf.docx
@@ -170,7 +170,7 @@
                                     </pic:cNvPicPr>
                                   </pic:nvPicPr>
                                   <pic:blipFill>
-                                    <a:blip r:embed="rId7">
+                                    <a:blip r:embed="rId8">
                                       <a:extLst>
                                         <a:ext uri="{28A0092B-C50C-407E-A947-70E740481C1C}">
                                           <a14:useLocalDpi xmlns:a14="http://schemas.microsoft.com/office/drawing/2010/main" val="0"/>
@@ -449,7 +449,7 @@
           <w:szCs w:val="20"/>
           <w:lang w:val="es-MX"/>
         </w:rPr>
-        <w:t>5</w:t>
+        <w:t>4</w:t>
       </w:r>
       <w:r>
         <w:rPr>
@@ -482,7 +482,7 @@
           <w:szCs w:val="20"/>
           <w:lang w:val="es-MX"/>
         </w:rPr>
-        <w:t>3</w:t>
+        <w:t>7</w:t>
       </w:r>
       <w:r>
         <w:rPr>
@@ -493,7 +493,7 @@
           <w:szCs w:val="20"/>
           <w:lang w:val="es-MX"/>
         </w:rPr>
-        <w:t>0</w:t>
+        <w:t>.</w:t>
       </w:r>
       <w:r>
         <w:rPr>
@@ -504,29 +504,7 @@
           <w:szCs w:val="20"/>
           <w:lang w:val="es-MX"/>
         </w:rPr>
-        <w:t>.</w:t>
-      </w:r>
-      <w:r>
-        <w:rPr>
-          <w:rFonts w:ascii="Arial" w:hAnsi="Arial" w:cs="Arial"/>
-          <w:b/>
-          <w:bCs/>
-          <w:sz w:val="20"/>
-          <w:szCs w:val="20"/>
-          <w:lang w:val="es-MX"/>
-        </w:rPr>
-        <w:t>2</w:t>
-      </w:r>
-      <w:r>
-        <w:rPr>
-          <w:rFonts w:ascii="Arial" w:hAnsi="Arial" w:cs="Arial"/>
-          <w:b/>
-          <w:bCs/>
-          <w:sz w:val="20"/>
-          <w:szCs w:val="20"/>
-          <w:lang w:val="es-MX"/>
-        </w:rPr>
-        <w:t>24</w:t>
+        <w:t>32</w:t>
       </w:r>
       <w:r>
         <w:rPr>
@@ -666,35 +644,7 @@
                                   <w14:bevel/>
                                 </w14:textOutline>
                               </w:rPr>
-                              <w:t>2</w:t>
-                            </w:r>
-                            <w:r>
-                              <w:rPr>
-                                <w:rFonts w:ascii="Arial" w:hAnsi="Arial" w:cs="Arial"/>
-                                <w:color w:val="FF0000"/>
-                                <w14:textOutline w14:w="9525" w14:cap="rnd" w14:cmpd="sng" w14:algn="ctr">
-                                  <w14:solidFill>
-                                    <w14:srgbClr w14:val="FF0000"/>
-                                  </w14:solidFill>
-                                  <w14:prstDash w14:val="solid"/>
-                                  <w14:bevel/>
-                                </w14:textOutline>
-                              </w:rPr>
-                              <w:t>5</w:t>
-                            </w:r>
-                            <w:r>
-                              <w:rPr>
-                                <w:rFonts w:ascii="Arial" w:hAnsi="Arial" w:cs="Arial"/>
-                                <w:color w:val="FF0000"/>
-                                <w14:textOutline w14:w="9525" w14:cap="rnd" w14:cmpd="sng" w14:algn="ctr">
-                                  <w14:solidFill>
-                                    <w14:srgbClr w14:val="FF0000"/>
-                                  </w14:solidFill>
-                                  <w14:prstDash w14:val="solid"/>
-                                  <w14:bevel/>
-                                </w14:textOutline>
-                              </w:rPr>
-                              <w:t>4</w:t>
+                              <w:t>62</w:t>
                             </w:r>
                             <w:r>
                               <w:rPr>
@@ -815,35 +765,7 @@
                             <w14:bevel/>
                           </w14:textOutline>
                         </w:rPr>
-                        <w:t>2</w:t>
-                      </w:r>
-                      <w:r>
-                        <w:rPr>
-                          <w:rFonts w:ascii="Arial" w:hAnsi="Arial" w:cs="Arial"/>
-                          <w:color w:val="FF0000"/>
-                          <w14:textOutline w14:w="9525" w14:cap="rnd" w14:cmpd="sng" w14:algn="ctr">
-                            <w14:solidFill>
-                              <w14:srgbClr w14:val="FF0000"/>
-                            </w14:solidFill>
-                            <w14:prstDash w14:val="solid"/>
-                            <w14:bevel/>
-                          </w14:textOutline>
-                        </w:rPr>
-                        <w:t>5</w:t>
-                      </w:r>
-                      <w:r>
-                        <w:rPr>
-                          <w:rFonts w:ascii="Arial" w:hAnsi="Arial" w:cs="Arial"/>
-                          <w:color w:val="FF0000"/>
-                          <w14:textOutline w14:w="9525" w14:cap="rnd" w14:cmpd="sng" w14:algn="ctr">
-                            <w14:solidFill>
-                              <w14:srgbClr w14:val="FF0000"/>
-                            </w14:solidFill>
-                            <w14:prstDash w14:val="solid"/>
-                            <w14:bevel/>
-                          </w14:textOutline>
-                        </w:rPr>
-                        <w:t>4</w:t>
+                        <w:t>62</w:t>
                       </w:r>
                       <w:r>
                         <w:rPr>
@@ -2102,35 +2024,7 @@
                                   <w14:bevel/>
                                 </w14:textOutline>
                               </w:rPr>
-                              <w:t>2</w:t>
-                            </w:r>
-                            <w:r>
-                              <w:rPr>
-                                <w:rFonts w:ascii="Arial" w:hAnsi="Arial" w:cs="Arial"/>
-                                <w:color w:val="FF0000"/>
-                                <w14:textOutline w14:w="9525" w14:cap="rnd" w14:cmpd="sng" w14:algn="ctr">
-                                  <w14:solidFill>
-                                    <w14:srgbClr w14:val="FF0000"/>
-                                  </w14:solidFill>
-                                  <w14:prstDash w14:val="solid"/>
-                                  <w14:bevel/>
-                                </w14:textOutline>
-                              </w:rPr>
-                              <w:t>5</w:t>
-                            </w:r>
-                            <w:r>
-                              <w:rPr>
-                                <w:rFonts w:ascii="Arial" w:hAnsi="Arial" w:cs="Arial"/>
-                                <w:color w:val="FF0000"/>
-                                <w14:textOutline w14:w="9525" w14:cap="rnd" w14:cmpd="sng" w14:algn="ctr">
-                                  <w14:solidFill>
-                                    <w14:srgbClr w14:val="FF0000"/>
-                                  </w14:solidFill>
-                                  <w14:prstDash w14:val="solid"/>
-                                  <w14:bevel/>
-                                </w14:textOutline>
-                              </w:rPr>
-                              <w:t>4</w:t>
+                              <w:t>62</w:t>
                             </w:r>
                             <w:r>
                               <w:rPr>
@@ -2251,35 +2145,7 @@
                             <w14:bevel/>
                           </w14:textOutline>
                         </w:rPr>
-                        <w:t>2</w:t>
-                      </w:r>
-                      <w:r>
-                        <w:rPr>
-                          <w:rFonts w:ascii="Arial" w:hAnsi="Arial" w:cs="Arial"/>
-                          <w:color w:val="FF0000"/>
-                          <w14:textOutline w14:w="9525" w14:cap="rnd" w14:cmpd="sng" w14:algn="ctr">
-                            <w14:solidFill>
-                              <w14:srgbClr w14:val="FF0000"/>
-                            </w14:solidFill>
-                            <w14:prstDash w14:val="solid"/>
-                            <w14:bevel/>
-                          </w14:textOutline>
-                        </w:rPr>
-                        <w:t>5</w:t>
-                      </w:r>
-                      <w:r>
-                        <w:rPr>
-                          <w:rFonts w:ascii="Arial" w:hAnsi="Arial" w:cs="Arial"/>
-                          <w:color w:val="FF0000"/>
-                          <w14:textOutline w14:w="9525" w14:cap="rnd" w14:cmpd="sng" w14:algn="ctr">
-                            <w14:solidFill>
-                              <w14:srgbClr w14:val="FF0000"/>
-                            </w14:solidFill>
-                            <w14:prstDash w14:val="solid"/>
-                            <w14:bevel/>
-                          </w14:textOutline>
-                        </w:rPr>
-                        <w:t>4</w:t>
+                        <w:t>62</w:t>
                       </w:r>
                       <w:r>
                         <w:rPr>
@@ -2435,35 +2301,7 @@
                                   <w14:bevel/>
                                 </w14:textOutline>
                               </w:rPr>
-                              <w:t>2</w:t>
-                            </w:r>
-                            <w:r>
-                              <w:rPr>
-                                <w:rFonts w:ascii="Arial" w:hAnsi="Arial" w:cs="Arial"/>
-                                <w:color w:val="FF0000"/>
-                                <w14:textOutline w14:w="9525" w14:cap="rnd" w14:cmpd="sng" w14:algn="ctr">
-                                  <w14:solidFill>
-                                    <w14:srgbClr w14:val="FF0000"/>
-                                  </w14:solidFill>
-                                  <w14:prstDash w14:val="solid"/>
-                                  <w14:bevel/>
-                                </w14:textOutline>
-                              </w:rPr>
-                              <w:t>5</w:t>
-                            </w:r>
-                            <w:r>
-                              <w:rPr>
-                                <w:rFonts w:ascii="Arial" w:hAnsi="Arial" w:cs="Arial"/>
-                                <w:color w:val="FF0000"/>
-                                <w14:textOutline w14:w="9525" w14:cap="rnd" w14:cmpd="sng" w14:algn="ctr">
-                                  <w14:solidFill>
-                                    <w14:srgbClr w14:val="FF0000"/>
-                                  </w14:solidFill>
-                                  <w14:prstDash w14:val="solid"/>
-                                  <w14:bevel/>
-                                </w14:textOutline>
-                              </w:rPr>
-                              <w:t>4</w:t>
+                              <w:t>62</w:t>
                             </w:r>
                             <w:r>
                               <w:rPr>
@@ -2612,35 +2450,7 @@
                             <w14:bevel/>
                           </w14:textOutline>
                         </w:rPr>
-                        <w:t>2</w:t>
-                      </w:r>
-                      <w:r>
-                        <w:rPr>
-                          <w:rFonts w:ascii="Arial" w:hAnsi="Arial" w:cs="Arial"/>
-                          <w:color w:val="FF0000"/>
-                          <w14:textOutline w14:w="9525" w14:cap="rnd" w14:cmpd="sng" w14:algn="ctr">
-                            <w14:solidFill>
-                              <w14:srgbClr w14:val="FF0000"/>
-                            </w14:solidFill>
-                            <w14:prstDash w14:val="solid"/>
-                            <w14:bevel/>
-                          </w14:textOutline>
-                        </w:rPr>
-                        <w:t>5</w:t>
-                      </w:r>
-                      <w:r>
-                        <w:rPr>
-                          <w:rFonts w:ascii="Arial" w:hAnsi="Arial" w:cs="Arial"/>
-                          <w:color w:val="FF0000"/>
-                          <w14:textOutline w14:w="9525" w14:cap="rnd" w14:cmpd="sng" w14:algn="ctr">
-                            <w14:solidFill>
-                              <w14:srgbClr w14:val="FF0000"/>
-                            </w14:solidFill>
-                            <w14:prstDash w14:val="solid"/>
-                            <w14:bevel/>
-                          </w14:textOutline>
-                        </w:rPr>
-                        <w:t>4</w:t>
+                        <w:t>62</w:t>
                       </w:r>
                       <w:r>
                         <w:rPr>
@@ -2824,35 +2634,7 @@
                                   <w14:bevel/>
                                 </w14:textOutline>
                               </w:rPr>
-                              <w:t>2</w:t>
-                            </w:r>
-                            <w:r>
-                              <w:rPr>
-                                <w:rFonts w:ascii="Arial" w:hAnsi="Arial" w:cs="Arial"/>
-                                <w:color w:val="FF0000"/>
-                                <w14:textOutline w14:w="9525" w14:cap="rnd" w14:cmpd="sng" w14:algn="ctr">
-                                  <w14:solidFill>
-                                    <w14:srgbClr w14:val="FF0000"/>
-                                  </w14:solidFill>
-                                  <w14:prstDash w14:val="solid"/>
-                                  <w14:bevel/>
-                                </w14:textOutline>
-                              </w:rPr>
-                              <w:t>5</w:t>
-                            </w:r>
-                            <w:r>
-                              <w:rPr>
-                                <w:rFonts w:ascii="Arial" w:hAnsi="Arial" w:cs="Arial"/>
-                                <w:color w:val="FF0000"/>
-                                <w14:textOutline w14:w="9525" w14:cap="rnd" w14:cmpd="sng" w14:algn="ctr">
-                                  <w14:solidFill>
-                                    <w14:srgbClr w14:val="FF0000"/>
-                                  </w14:solidFill>
-                                  <w14:prstDash w14:val="solid"/>
-                                  <w14:bevel/>
-                                </w14:textOutline>
-                              </w:rPr>
-                              <w:t>4</w:t>
+                              <w:t>62</w:t>
                             </w:r>
                             <w:r>
                               <w:rPr>
@@ -2987,35 +2769,7 @@
                             <w14:bevel/>
                           </w14:textOutline>
                         </w:rPr>
-                        <w:t>2</w:t>
-                      </w:r>
-                      <w:r>
-                        <w:rPr>
-                          <w:rFonts w:ascii="Arial" w:hAnsi="Arial" w:cs="Arial"/>
-                          <w:color w:val="FF0000"/>
-                          <w14:textOutline w14:w="9525" w14:cap="rnd" w14:cmpd="sng" w14:algn="ctr">
-                            <w14:solidFill>
-                              <w14:srgbClr w14:val="FF0000"/>
-                            </w14:solidFill>
-                            <w14:prstDash w14:val="solid"/>
-                            <w14:bevel/>
-                          </w14:textOutline>
-                        </w:rPr>
-                        <w:t>5</w:t>
-                      </w:r>
-                      <w:r>
-                        <w:rPr>
-                          <w:rFonts w:ascii="Arial" w:hAnsi="Arial" w:cs="Arial"/>
-                          <w:color w:val="FF0000"/>
-                          <w14:textOutline w14:w="9525" w14:cap="rnd" w14:cmpd="sng" w14:algn="ctr">
-                            <w14:solidFill>
-                              <w14:srgbClr w14:val="FF0000"/>
-                            </w14:solidFill>
-                            <w14:prstDash w14:val="solid"/>
-                            <w14:bevel/>
-                          </w14:textOutline>
-                        </w:rPr>
-                        <w:t>4</w:t>
+                        <w:t>62</w:t>
                       </w:r>
                       <w:r>
                         <w:rPr>
@@ -3185,21 +2939,7 @@
                                   <w14:bevel/>
                                 </w14:textOutline>
                               </w:rPr>
-                              <w:t>2</w:t>
-                            </w:r>
-                            <w:r>
-                              <w:rPr>
-                                <w:rFonts w:ascii="Arial" w:hAnsi="Arial" w:cs="Arial"/>
-                                <w:color w:val="FF0000"/>
-                                <w14:textOutline w14:w="9525" w14:cap="rnd" w14:cmpd="sng" w14:algn="ctr">
-                                  <w14:solidFill>
-                                    <w14:srgbClr w14:val="FF0000"/>
-                                  </w14:solidFill>
-                                  <w14:prstDash w14:val="solid"/>
-                                  <w14:bevel/>
-                                </w14:textOutline>
-                              </w:rPr>
-                              <w:t>48</w:t>
+                              <w:t>56</w:t>
                             </w:r>
                             <w:r>
                               <w:rPr>
@@ -3334,21 +3074,7 @@
                             <w14:bevel/>
                           </w14:textOutline>
                         </w:rPr>
-                        <w:t>2</w:t>
-                      </w:r>
-                      <w:r>
-                        <w:rPr>
-                          <w:rFonts w:ascii="Arial" w:hAnsi="Arial" w:cs="Arial"/>
-                          <w:color w:val="FF0000"/>
-                          <w14:textOutline w14:w="9525" w14:cap="rnd" w14:cmpd="sng" w14:algn="ctr">
-                            <w14:solidFill>
-                              <w14:srgbClr w14:val="FF0000"/>
-                            </w14:solidFill>
-                            <w14:prstDash w14:val="solid"/>
-                            <w14:bevel/>
-                          </w14:textOutline>
-                        </w:rPr>
-                        <w:t>48</w:t>
+                        <w:t>56</w:t>
                       </w:r>
                       <w:r>
                         <w:rPr>
@@ -3518,7 +3244,35 @@
                                   <w14:bevel/>
                                 </w14:textOutline>
                               </w:rPr>
-                              <w:t xml:space="preserve">240.0 </w:t>
+                              <w:t>4</w:t>
+                            </w:r>
+                            <w:r>
+                              <w:rPr>
+                                <w:rFonts w:ascii="Arial" w:hAnsi="Arial" w:cs="Arial"/>
+                                <w:color w:val="FF0000"/>
+                                <w14:textOutline w14:w="9525" w14:cap="rnd" w14:cmpd="sng" w14:algn="ctr">
+                                  <w14:solidFill>
+                                    <w14:srgbClr w14:val="FF0000"/>
+                                  </w14:solidFill>
+                                  <w14:prstDash w14:val="solid"/>
+                                  <w14:bevel/>
+                                </w14:textOutline>
+                              </w:rPr>
+                              <w:t>8</w:t>
+                            </w:r>
+                            <w:r>
+                              <w:rPr>
+                                <w:rFonts w:ascii="Arial" w:hAnsi="Arial" w:cs="Arial"/>
+                                <w:color w:val="FF0000"/>
+                                <w14:textOutline w14:w="9525" w14:cap="rnd" w14:cmpd="sng" w14:algn="ctr">
+                                  <w14:solidFill>
+                                    <w14:srgbClr w14:val="FF0000"/>
+                                  </w14:solidFill>
+                                  <w14:prstDash w14:val="solid"/>
+                                  <w14:bevel/>
+                                </w14:textOutline>
+                              </w:rPr>
+                              <w:t xml:space="preserve">.0 </w:t>
                             </w:r>
                             <w:r>
                               <w:rPr>
@@ -3640,7 +3394,35 @@
                             <w14:bevel/>
                           </w14:textOutline>
                         </w:rPr>
-                        <w:t xml:space="preserve">240.0 </w:t>
+                        <w:t>4</w:t>
+                      </w:r>
+                      <w:r>
+                        <w:rPr>
+                          <w:rFonts w:ascii="Arial" w:hAnsi="Arial" w:cs="Arial"/>
+                          <w:color w:val="FF0000"/>
+                          <w14:textOutline w14:w="9525" w14:cap="rnd" w14:cmpd="sng" w14:algn="ctr">
+                            <w14:solidFill>
+                              <w14:srgbClr w14:val="FF0000"/>
+                            </w14:solidFill>
+                            <w14:prstDash w14:val="solid"/>
+                            <w14:bevel/>
+                          </w14:textOutline>
+                        </w:rPr>
+                        <w:t>8</w:t>
+                      </w:r>
+                      <w:r>
+                        <w:rPr>
+                          <w:rFonts w:ascii="Arial" w:hAnsi="Arial" w:cs="Arial"/>
+                          <w:color w:val="FF0000"/>
+                          <w14:textOutline w14:w="9525" w14:cap="rnd" w14:cmpd="sng" w14:algn="ctr">
+                            <w14:solidFill>
+                              <w14:srgbClr w14:val="FF0000"/>
+                            </w14:solidFill>
+                            <w14:prstDash w14:val="solid"/>
+                            <w14:bevel/>
+                          </w14:textOutline>
+                        </w:rPr>
+                        <w:t xml:space="preserve">.0 </w:t>
                       </w:r>
                       <w:r>
                         <w:rPr>
@@ -3732,7 +3514,7 @@
                     </pic:cNvPicPr>
                   </pic:nvPicPr>
                   <pic:blipFill>
-                    <a:blip r:embed="rId8">
+                    <a:blip r:embed="rId9">
                       <a:extLst>
                         <a:ext uri="{28A0092B-C50C-407E-A947-70E740481C1C}">
                           <a14:useLocalDpi xmlns:a14="http://schemas.microsoft.com/office/drawing/2010/main" val="0"/>
@@ -3849,35 +3631,7 @@
                                   <w14:bevel/>
                                 </w14:textOutline>
                               </w:rPr>
-                              <w:t>2</w:t>
-                            </w:r>
-                            <w:r>
-                              <w:rPr>
-                                <w:rFonts w:ascii="Arial" w:hAnsi="Arial" w:cs="Arial"/>
-                                <w:color w:val="FF0000"/>
-                                <w14:textOutline w14:w="9525" w14:cap="rnd" w14:cmpd="sng" w14:algn="ctr">
-                                  <w14:solidFill>
-                                    <w14:srgbClr w14:val="FF0000"/>
-                                  </w14:solidFill>
-                                  <w14:prstDash w14:val="solid"/>
-                                  <w14:bevel/>
-                                </w14:textOutline>
-                              </w:rPr>
-                              <w:t>2</w:t>
-                            </w:r>
-                            <w:r>
-                              <w:rPr>
-                                <w:rFonts w:ascii="Arial" w:hAnsi="Arial" w:cs="Arial"/>
-                                <w:color w:val="FF0000"/>
-                                <w14:textOutline w14:w="9525" w14:cap="rnd" w14:cmpd="sng" w14:algn="ctr">
-                                  <w14:solidFill>
-                                    <w14:srgbClr w14:val="FF0000"/>
-                                  </w14:solidFill>
-                                  <w14:prstDash w14:val="solid"/>
-                                  <w14:bevel/>
-                                </w14:textOutline>
-                              </w:rPr>
-                              <w:t>4</w:t>
+                              <w:t>32</w:t>
                             </w:r>
                             <w:r>
                               <w:rPr>
@@ -4026,35 +3780,7 @@
                             <w14:bevel/>
                           </w14:textOutline>
                         </w:rPr>
-                        <w:t>2</w:t>
-                      </w:r>
-                      <w:r>
-                        <w:rPr>
-                          <w:rFonts w:ascii="Arial" w:hAnsi="Arial" w:cs="Arial"/>
-                          <w:color w:val="FF0000"/>
-                          <w14:textOutline w14:w="9525" w14:cap="rnd" w14:cmpd="sng" w14:algn="ctr">
-                            <w14:solidFill>
-                              <w14:srgbClr w14:val="FF0000"/>
-                            </w14:solidFill>
-                            <w14:prstDash w14:val="solid"/>
-                            <w14:bevel/>
-                          </w14:textOutline>
-                        </w:rPr>
-                        <w:t>2</w:t>
-                      </w:r>
-                      <w:r>
-                        <w:rPr>
-                          <w:rFonts w:ascii="Arial" w:hAnsi="Arial" w:cs="Arial"/>
-                          <w:color w:val="FF0000"/>
-                          <w14:textOutline w14:w="9525" w14:cap="rnd" w14:cmpd="sng" w14:algn="ctr">
-                            <w14:solidFill>
-                              <w14:srgbClr w14:val="FF0000"/>
-                            </w14:solidFill>
-                            <w14:prstDash w14:val="solid"/>
-                            <w14:bevel/>
-                          </w14:textOutline>
-                        </w:rPr>
-                        <w:t>4</w:t>
+                        <w:t>32</w:t>
                       </w:r>
                       <w:r>
                         <w:rPr>
@@ -4238,21 +3964,7 @@
                                   <w14:bevel/>
                                 </w14:textOutline>
                               </w:rPr>
-                              <w:t>2</w:t>
-                            </w:r>
-                            <w:r>
-                              <w:rPr>
-                                <w:rFonts w:ascii="Arial" w:hAnsi="Arial" w:cs="Arial"/>
-                                <w:color w:val="FF0000"/>
-                                <w14:textOutline w14:w="9525" w14:cap="rnd" w14:cmpd="sng" w14:algn="ctr">
-                                  <w14:solidFill>
-                                    <w14:srgbClr w14:val="FF0000"/>
-                                  </w14:solidFill>
-                                  <w14:prstDash w14:val="solid"/>
-                                  <w14:bevel/>
-                                </w14:textOutline>
-                              </w:rPr>
-                              <w:t>52</w:t>
+                              <w:t>60</w:t>
                             </w:r>
                             <w:r>
                               <w:rPr>
@@ -4373,21 +4085,7 @@
                             <w14:bevel/>
                           </w14:textOutline>
                         </w:rPr>
-                        <w:t>2</w:t>
-                      </w:r>
-                      <w:r>
-                        <w:rPr>
-                          <w:rFonts w:ascii="Arial" w:hAnsi="Arial" w:cs="Arial"/>
-                          <w:color w:val="FF0000"/>
-                          <w14:textOutline w14:w="9525" w14:cap="rnd" w14:cmpd="sng" w14:algn="ctr">
-                            <w14:solidFill>
-                              <w14:srgbClr w14:val="FF0000"/>
-                            </w14:solidFill>
-                            <w14:prstDash w14:val="solid"/>
-                            <w14:bevel/>
-                          </w14:textOutline>
-                        </w:rPr>
-                        <w:t>52</w:t>
+                        <w:t>60</w:t>
                       </w:r>
                       <w:r>
                         <w:rPr>
@@ -4776,7 +4474,7 @@
           <w:szCs w:val="20"/>
           <w:lang w:val="es-MX"/>
         </w:rPr>
-        <w:t>50</w:t>
+        <w:t>4</w:t>
       </w:r>
       <w:r>
         <w:rPr>
@@ -4787,7 +4485,7 @@
           <w:szCs w:val="20"/>
           <w:lang w:val="es-MX"/>
         </w:rPr>
-        <w:t>.</w:t>
+        <w:t>0</w:t>
       </w:r>
       <w:r>
         <w:rPr>
@@ -4798,7 +4496,7 @@
           <w:szCs w:val="20"/>
           <w:lang w:val="es-MX"/>
         </w:rPr>
-        <w:t>30</w:t>
+        <w:t>.</w:t>
       </w:r>
       <w:r>
         <w:rPr>
@@ -4809,7 +4507,7 @@
           <w:szCs w:val="20"/>
           <w:lang w:val="es-MX"/>
         </w:rPr>
-        <w:t>.</w:t>
+        <w:t>7</w:t>
       </w:r>
       <w:r>
         <w:rPr>
@@ -4820,7 +4518,18 @@
           <w:szCs w:val="20"/>
           <w:lang w:val="es-MX"/>
         </w:rPr>
-        <w:t>224</w:t>
+        <w:t>.</w:t>
+      </w:r>
+      <w:r>
+        <w:rPr>
+          <w:rFonts w:ascii="Arial" w:hAnsi="Arial" w:cs="Arial"/>
+          <w:b/>
+          <w:bCs/>
+          <w:sz w:val="20"/>
+          <w:szCs w:val="20"/>
+          <w:lang w:val="es-MX"/>
+        </w:rPr>
+        <w:t>32</w:t>
       </w:r>
       <w:r>
         <w:rPr>
@@ -5003,7 +4712,7 @@
     </w:p>
     <w:tbl>
       <w:tblPr>
-        <w:tblW w:w="11341" w:type="dxa"/>
+        <w:tblW w:w="11058" w:type="dxa"/>
         <w:tblInd w:w="-147" w:type="dxa"/>
         <w:tblBorders>
           <w:top w:val="single" w:sz="4" w:space="0" w:color="auto"/>
@@ -5019,11 +4728,12 @@
       <w:tblGrid>
         <w:gridCol w:w="1418"/>
         <w:gridCol w:w="1417"/>
-        <w:gridCol w:w="2552"/>
-        <w:gridCol w:w="851"/>
-        <w:gridCol w:w="1842"/>
-        <w:gridCol w:w="1134"/>
         <w:gridCol w:w="2127"/>
+        <w:gridCol w:w="850"/>
+        <w:gridCol w:w="1843"/>
+        <w:gridCol w:w="567"/>
+        <w:gridCol w:w="1418"/>
+        <w:gridCol w:w="1418"/>
       </w:tblGrid>
       <w:tr>
         <w:trPr>
@@ -5138,194 +4848,6 @@
         </w:tc>
         <w:tc>
           <w:tcPr>
-            <w:tcW w:w="2552" w:type="dxa"/>
-            <w:shd w:val="clear" w:color="auto" w:fill="F2F2F2" w:themeFill="background1" w:themeFillShade="F2"/>
-            <w:vAlign w:val="center"/>
-          </w:tcPr>
-          <w:p>
-            <w:pPr>
-              <w:spacing w:line="300" w:lineRule="exact"/>
-              <w:jc w:val="center"/>
-              <w:rPr>
-                <w:rFonts w:ascii="Arial" w:hAnsi="Arial" w:cs="Arial"/>
-                <w:b/>
-                <w:bCs/>
-                <w:sz w:val="18"/>
-                <w:szCs w:val="18"/>
-              </w:rPr>
-            </w:pPr>
-            <w:r>
-              <w:rPr>
-                <w:rFonts w:ascii="Arial" w:hAnsi="Arial" w:cs="Arial"/>
-                <w:b/>
-                <w:bCs/>
-                <w:sz w:val="18"/>
-                <w:szCs w:val="18"/>
-              </w:rPr>
-              <w:t>Bits de host</w:t>
-            </w:r>
-          </w:p>
-        </w:tc>
-        <w:tc>
-          <w:tcPr>
-            <w:tcW w:w="851" w:type="dxa"/>
-            <w:shd w:val="clear" w:color="auto" w:fill="F2F2F2" w:themeFill="background1" w:themeFillShade="F2"/>
-            <w:vAlign w:val="center"/>
-          </w:tcPr>
-          <w:p>
-            <w:pPr>
-              <w:spacing w:line="300" w:lineRule="exact"/>
-              <w:jc w:val="center"/>
-              <w:rPr>
-                <w:rFonts w:ascii="Arial" w:hAnsi="Arial" w:cs="Arial"/>
-                <w:b/>
-                <w:bCs/>
-                <w:sz w:val="18"/>
-                <w:szCs w:val="18"/>
-              </w:rPr>
-            </w:pPr>
-            <w:proofErr w:type="spellStart"/>
-            <w:r>
-              <w:rPr>
-                <w:rFonts w:ascii="Arial" w:hAnsi="Arial" w:cs="Arial"/>
-                <w:b/>
-                <w:bCs/>
-                <w:sz w:val="18"/>
-                <w:szCs w:val="18"/>
-              </w:rPr>
-              <w:t>Prefijo</w:t>
-            </w:r>
-            <w:proofErr w:type="spellEnd"/>
-            <w:r>
-              <w:rPr>
-                <w:rFonts w:ascii="Arial" w:hAnsi="Arial" w:cs="Arial"/>
-                <w:b/>
-                <w:bCs/>
-                <w:sz w:val="18"/>
-                <w:szCs w:val="18"/>
-              </w:rPr>
-              <w:t xml:space="preserve"> de red</w:t>
-            </w:r>
-          </w:p>
-        </w:tc>
-        <w:tc>
-          <w:tcPr>
-            <w:tcW w:w="1842" w:type="dxa"/>
-            <w:shd w:val="clear" w:color="auto" w:fill="F2F2F2" w:themeFill="background1" w:themeFillShade="F2"/>
-            <w:vAlign w:val="center"/>
-          </w:tcPr>
-          <w:p>
-            <w:pPr>
-              <w:spacing w:line="300" w:lineRule="exact"/>
-              <w:jc w:val="center"/>
-              <w:rPr>
-                <w:rFonts w:ascii="Arial" w:hAnsi="Arial" w:cs="Arial"/>
-                <w:b/>
-                <w:bCs/>
-                <w:sz w:val="18"/>
-                <w:szCs w:val="18"/>
-              </w:rPr>
-            </w:pPr>
-            <w:proofErr w:type="spellStart"/>
-            <w:r>
-              <w:rPr>
-                <w:rFonts w:ascii="Arial" w:hAnsi="Arial" w:cs="Arial"/>
-                <w:b/>
-                <w:bCs/>
-                <w:sz w:val="18"/>
-                <w:szCs w:val="18"/>
-              </w:rPr>
-              <w:t>Máscara</w:t>
-            </w:r>
-            <w:proofErr w:type="spellEnd"/>
-            <w:r>
-              <w:rPr>
-                <w:rFonts w:ascii="Arial" w:hAnsi="Arial" w:cs="Arial"/>
-                <w:b/>
-                <w:bCs/>
-                <w:sz w:val="18"/>
-                <w:szCs w:val="18"/>
-              </w:rPr>
-              <w:t xml:space="preserve"> </w:t>
-            </w:r>
-            <w:proofErr w:type="spellStart"/>
-            <w:r>
-              <w:rPr>
-                <w:rFonts w:ascii="Arial" w:hAnsi="Arial" w:cs="Arial"/>
-                <w:b/>
-                <w:bCs/>
-                <w:sz w:val="18"/>
-                <w:szCs w:val="18"/>
-              </w:rPr>
-              <w:t>en</w:t>
-            </w:r>
-            <w:proofErr w:type="spellEnd"/>
-            <w:r>
-              <w:rPr>
-                <w:rFonts w:ascii="Arial" w:hAnsi="Arial" w:cs="Arial"/>
-                <w:b/>
-                <w:bCs/>
-                <w:sz w:val="18"/>
-                <w:szCs w:val="18"/>
-              </w:rPr>
-              <w:t xml:space="preserve"> </w:t>
-            </w:r>
-            <w:proofErr w:type="spellStart"/>
-            <w:r>
-              <w:rPr>
-                <w:rFonts w:ascii="Arial" w:hAnsi="Arial" w:cs="Arial"/>
-                <w:b/>
-                <w:bCs/>
-                <w:sz w:val="18"/>
-                <w:szCs w:val="18"/>
-              </w:rPr>
-              <w:t>notación</w:t>
-            </w:r>
-            <w:proofErr w:type="spellEnd"/>
-            <w:r>
-              <w:rPr>
-                <w:rFonts w:ascii="Arial" w:hAnsi="Arial" w:cs="Arial"/>
-                <w:b/>
-                <w:bCs/>
-                <w:sz w:val="18"/>
-                <w:szCs w:val="18"/>
-              </w:rPr>
-              <w:t xml:space="preserve"> decimal</w:t>
-            </w:r>
-          </w:p>
-        </w:tc>
-        <w:tc>
-          <w:tcPr>
-            <w:tcW w:w="1134" w:type="dxa"/>
-            <w:shd w:val="clear" w:color="auto" w:fill="F2F2F2" w:themeFill="background1" w:themeFillShade="F2"/>
-            <w:vAlign w:val="center"/>
-          </w:tcPr>
-          <w:p>
-            <w:pPr>
-              <w:spacing w:line="300" w:lineRule="exact"/>
-              <w:jc w:val="center"/>
-              <w:rPr>
-                <w:rFonts w:ascii="Arial" w:hAnsi="Arial" w:cs="Arial"/>
-                <w:b/>
-                <w:bCs/>
-                <w:sz w:val="18"/>
-                <w:szCs w:val="18"/>
-              </w:rPr>
-            </w:pPr>
-            <w:r>
-              <w:rPr>
-                <w:rFonts w:ascii="Arial" w:hAnsi="Arial" w:cs="Arial"/>
-                <w:b/>
-                <w:bCs/>
-                <w:sz w:val="18"/>
-                <w:szCs w:val="18"/>
-              </w:rPr>
-              <w:t>Orden</w:t>
-            </w:r>
-          </w:p>
-        </w:tc>
-        <w:tc>
-          <w:tcPr>
             <w:tcW w:w="2127" w:type="dxa"/>
             <w:shd w:val="clear" w:color="auto" w:fill="F2F2F2" w:themeFill="background1" w:themeFillShade="F2"/>
             <w:vAlign w:val="center"/>
@@ -5350,7 +4872,225 @@
                 <w:sz w:val="18"/>
                 <w:szCs w:val="18"/>
               </w:rPr>
+              <w:t>Bits de host</w:t>
+            </w:r>
+          </w:p>
+        </w:tc>
+        <w:tc>
+          <w:tcPr>
+            <w:tcW w:w="850" w:type="dxa"/>
+            <w:shd w:val="clear" w:color="auto" w:fill="F2F2F2" w:themeFill="background1" w:themeFillShade="F2"/>
+            <w:vAlign w:val="center"/>
+          </w:tcPr>
+          <w:p>
+            <w:pPr>
+              <w:spacing w:line="300" w:lineRule="exact"/>
+              <w:jc w:val="center"/>
+              <w:rPr>
+                <w:rFonts w:ascii="Arial" w:hAnsi="Arial" w:cs="Arial"/>
+                <w:b/>
+                <w:bCs/>
+                <w:sz w:val="18"/>
+                <w:szCs w:val="18"/>
+              </w:rPr>
+            </w:pPr>
+            <w:proofErr w:type="spellStart"/>
+            <w:r>
+              <w:rPr>
+                <w:rFonts w:ascii="Arial" w:hAnsi="Arial" w:cs="Arial"/>
+                <w:b/>
+                <w:bCs/>
+                <w:sz w:val="18"/>
+                <w:szCs w:val="18"/>
+              </w:rPr>
+              <w:t>Prefijo</w:t>
+            </w:r>
+            <w:proofErr w:type="spellEnd"/>
+            <w:r>
+              <w:rPr>
+                <w:rFonts w:ascii="Arial" w:hAnsi="Arial" w:cs="Arial"/>
+                <w:b/>
+                <w:bCs/>
+                <w:sz w:val="18"/>
+                <w:szCs w:val="18"/>
+              </w:rPr>
+              <w:t xml:space="preserve"> de red</w:t>
+            </w:r>
+          </w:p>
+        </w:tc>
+        <w:tc>
+          <w:tcPr>
+            <w:tcW w:w="1843" w:type="dxa"/>
+            <w:shd w:val="clear" w:color="auto" w:fill="F2F2F2" w:themeFill="background1" w:themeFillShade="F2"/>
+            <w:vAlign w:val="center"/>
+          </w:tcPr>
+          <w:p>
+            <w:pPr>
+              <w:spacing w:line="300" w:lineRule="exact"/>
+              <w:jc w:val="center"/>
+              <w:rPr>
+                <w:rFonts w:ascii="Arial" w:hAnsi="Arial" w:cs="Arial"/>
+                <w:b/>
+                <w:bCs/>
+                <w:sz w:val="18"/>
+                <w:szCs w:val="18"/>
+              </w:rPr>
+            </w:pPr>
+            <w:proofErr w:type="spellStart"/>
+            <w:r>
+              <w:rPr>
+                <w:rFonts w:ascii="Arial" w:hAnsi="Arial" w:cs="Arial"/>
+                <w:b/>
+                <w:bCs/>
+                <w:sz w:val="18"/>
+                <w:szCs w:val="18"/>
+              </w:rPr>
+              <w:t>Máscara</w:t>
+            </w:r>
+            <w:proofErr w:type="spellEnd"/>
+            <w:r>
+              <w:rPr>
+                <w:rFonts w:ascii="Arial" w:hAnsi="Arial" w:cs="Arial"/>
+                <w:b/>
+                <w:bCs/>
+                <w:sz w:val="18"/>
+                <w:szCs w:val="18"/>
+              </w:rPr>
+              <w:t xml:space="preserve"> </w:t>
+            </w:r>
+            <w:proofErr w:type="spellStart"/>
+            <w:r>
+              <w:rPr>
+                <w:rFonts w:ascii="Arial" w:hAnsi="Arial" w:cs="Arial"/>
+                <w:b/>
+                <w:bCs/>
+                <w:sz w:val="18"/>
+                <w:szCs w:val="18"/>
+              </w:rPr>
+              <w:t>en</w:t>
+            </w:r>
+            <w:proofErr w:type="spellEnd"/>
+            <w:r>
+              <w:rPr>
+                <w:rFonts w:ascii="Arial" w:hAnsi="Arial" w:cs="Arial"/>
+                <w:b/>
+                <w:bCs/>
+                <w:sz w:val="18"/>
+                <w:szCs w:val="18"/>
+              </w:rPr>
+              <w:t xml:space="preserve"> </w:t>
+            </w:r>
+            <w:proofErr w:type="spellStart"/>
+            <w:r>
+              <w:rPr>
+                <w:rFonts w:ascii="Arial" w:hAnsi="Arial" w:cs="Arial"/>
+                <w:b/>
+                <w:bCs/>
+                <w:sz w:val="18"/>
+                <w:szCs w:val="18"/>
+              </w:rPr>
+              <w:t>notación</w:t>
+            </w:r>
+            <w:proofErr w:type="spellEnd"/>
+            <w:r>
+              <w:rPr>
+                <w:rFonts w:ascii="Arial" w:hAnsi="Arial" w:cs="Arial"/>
+                <w:b/>
+                <w:bCs/>
+                <w:sz w:val="18"/>
+                <w:szCs w:val="18"/>
+              </w:rPr>
+              <w:t xml:space="preserve"> decimal</w:t>
+            </w:r>
+          </w:p>
+        </w:tc>
+        <w:tc>
+          <w:tcPr>
+            <w:tcW w:w="567" w:type="dxa"/>
+            <w:shd w:val="clear" w:color="auto" w:fill="F2F2F2" w:themeFill="background1" w:themeFillShade="F2"/>
+            <w:vAlign w:val="center"/>
+          </w:tcPr>
+          <w:p>
+            <w:pPr>
+              <w:spacing w:line="300" w:lineRule="exact"/>
+              <w:jc w:val="center"/>
+              <w:rPr>
+                <w:rFonts w:ascii="Arial" w:hAnsi="Arial" w:cs="Arial"/>
+                <w:b/>
+                <w:bCs/>
+                <w:sz w:val="18"/>
+                <w:szCs w:val="18"/>
+              </w:rPr>
+            </w:pPr>
+            <w:r>
+              <w:rPr>
+                <w:rFonts w:ascii="Arial" w:hAnsi="Arial" w:cs="Arial"/>
+                <w:b/>
+                <w:bCs/>
+                <w:sz w:val="18"/>
+                <w:szCs w:val="18"/>
+              </w:rPr>
+              <w:t>Orden</w:t>
+            </w:r>
+          </w:p>
+        </w:tc>
+        <w:tc>
+          <w:tcPr>
+            <w:tcW w:w="1418" w:type="dxa"/>
+            <w:shd w:val="clear" w:color="auto" w:fill="F2F2F2" w:themeFill="background1" w:themeFillShade="F2"/>
+            <w:vAlign w:val="center"/>
+          </w:tcPr>
+          <w:p>
+            <w:pPr>
+              <w:spacing w:line="300" w:lineRule="exact"/>
+              <w:jc w:val="center"/>
+              <w:rPr>
+                <w:rFonts w:ascii="Arial" w:hAnsi="Arial" w:cs="Arial"/>
+                <w:b/>
+                <w:bCs/>
+                <w:sz w:val="18"/>
+                <w:szCs w:val="18"/>
+              </w:rPr>
+            </w:pPr>
+            <w:r>
+              <w:rPr>
+                <w:rFonts w:ascii="Arial" w:hAnsi="Arial" w:cs="Arial"/>
+                <w:b/>
+                <w:bCs/>
+                <w:sz w:val="18"/>
+                <w:szCs w:val="18"/>
+              </w:rPr>
               <w:t>Subred</w:t>
+            </w:r>
+          </w:p>
+        </w:tc>
+        <w:tc>
+          <w:tcPr>
+            <w:tcW w:w="1418" w:type="dxa"/>
+            <w:shd w:val="clear" w:color="auto" w:fill="F2F2F2" w:themeFill="background1" w:themeFillShade="F2"/>
+            <w:vAlign w:val="center"/>
+          </w:tcPr>
+          <w:p>
+            <w:pPr>
+              <w:spacing w:line="300" w:lineRule="exact"/>
+              <w:jc w:val="center"/>
+              <w:rPr>
+                <w:rFonts w:ascii="Arial" w:hAnsi="Arial" w:cs="Arial"/>
+                <w:b/>
+                <w:bCs/>
+                <w:sz w:val="18"/>
+                <w:szCs w:val="18"/>
+              </w:rPr>
+            </w:pPr>
+            <w:r>
+              <w:rPr>
+                <w:rFonts w:ascii="Arial" w:hAnsi="Arial" w:cs="Arial"/>
+                <w:b/>
+                <w:bCs/>
+                <w:sz w:val="18"/>
+                <w:szCs w:val="18"/>
+              </w:rPr>
+              <w:t>Broadcast</w:t>
             </w:r>
           </w:p>
         </w:tc>
@@ -5442,215 +5182,15 @@
                 <w:sz w:val="20"/>
                 <w:szCs w:val="20"/>
               </w:rPr>
-              <w:t>10</w:t>
-            </w:r>
-            <w:r>
-              <w:rPr>
-                <w:rFonts w:ascii="Arial" w:hAnsi="Arial" w:cs="Arial"/>
-                <w:sz w:val="20"/>
-                <w:szCs w:val="20"/>
-              </w:rPr>
-              <w:t>0</w:t>
-            </w:r>
-            <w:r>
-              <w:rPr>
-                <w:rFonts w:ascii="Arial" w:hAnsi="Arial" w:cs="Arial"/>
-                <w:sz w:val="20"/>
-                <w:szCs w:val="20"/>
-              </w:rPr>
-              <w:t>0</w:t>
-            </w:r>
-            <w:r>
-              <w:rPr>
-                <w:rFonts w:ascii="Arial" w:hAnsi="Arial" w:cs="Arial"/>
-                <w:sz w:val="20"/>
-                <w:szCs w:val="20"/>
-              </w:rPr>
-              <w:t xml:space="preserve"> </w:t>
-            </w:r>
-            <w:r>
-              <w:rPr>
-                <w:rFonts w:ascii="Arial" w:hAnsi="Arial" w:cs="Arial"/>
-                <w:sz w:val="20"/>
-                <w:szCs w:val="20"/>
-              </w:rPr>
-              <w:t>+ 1</w:t>
-            </w:r>
-          </w:p>
-        </w:tc>
-        <w:tc>
-          <w:tcPr>
-            <w:tcW w:w="2552" w:type="dxa"/>
-            <w:vAlign w:val="center"/>
-          </w:tcPr>
-          <w:p>
-            <w:pPr>
-              <w:jc w:val="center"/>
-              <w:rPr>
-                <w:rFonts w:ascii="Arial" w:hAnsi="Arial" w:cs="Arial"/>
-                <w:color w:val="FF0000"/>
-                <w:sz w:val="20"/>
-                <w:szCs w:val="20"/>
-              </w:rPr>
-            </w:pPr>
-            <w:r>
-              <w:rPr>
-                <w:rFonts w:ascii="Arial" w:hAnsi="Arial" w:cs="Arial"/>
-                <w:color w:val="FF0000"/>
-                <w:sz w:val="20"/>
-                <w:szCs w:val="20"/>
-              </w:rPr>
-              <w:t xml:space="preserve">2 a la </w:t>
-            </w:r>
-            <w:r>
-              <w:rPr>
-                <w:rFonts w:ascii="Arial" w:hAnsi="Arial" w:cs="Arial"/>
-                <w:color w:val="FF0000"/>
-                <w:sz w:val="20"/>
-                <w:szCs w:val="20"/>
-              </w:rPr>
-              <w:t>10</w:t>
-            </w:r>
-            <w:r>
-              <w:rPr>
-                <w:rFonts w:ascii="Arial" w:hAnsi="Arial" w:cs="Arial"/>
-                <w:color w:val="FF0000"/>
-                <w:sz w:val="20"/>
-                <w:szCs w:val="20"/>
-              </w:rPr>
-              <w:t xml:space="preserve"> – 2 = </w:t>
-            </w:r>
-            <w:r>
-              <w:rPr>
-                <w:rFonts w:ascii="Arial" w:hAnsi="Arial" w:cs="Arial"/>
-                <w:color w:val="FF0000"/>
-                <w:sz w:val="20"/>
-                <w:szCs w:val="20"/>
-              </w:rPr>
-              <w:t>1022</w:t>
-            </w:r>
-          </w:p>
-        </w:tc>
-        <w:tc>
-          <w:tcPr>
-            <w:tcW w:w="851" w:type="dxa"/>
-            <w:vAlign w:val="center"/>
-          </w:tcPr>
-          <w:p>
-            <w:pPr>
-              <w:jc w:val="center"/>
-              <w:rPr>
-                <w:rFonts w:ascii="Arial" w:hAnsi="Arial" w:cs="Arial"/>
-                <w:b/>
-                <w:bCs/>
-                <w:color w:val="31849B" w:themeColor="accent5" w:themeShade="BF"/>
-                <w:sz w:val="20"/>
-                <w:szCs w:val="20"/>
-              </w:rPr>
-            </w:pPr>
-            <w:r>
-              <w:rPr>
-                <w:rFonts w:ascii="Arial" w:hAnsi="Arial" w:cs="Arial"/>
-                <w:b/>
-                <w:bCs/>
-                <w:color w:val="31849B" w:themeColor="accent5" w:themeShade="BF"/>
-                <w:sz w:val="20"/>
-                <w:szCs w:val="20"/>
-              </w:rPr>
-              <w:t>/2</w:t>
-            </w:r>
-            <w:r>
-              <w:rPr>
-                <w:rFonts w:ascii="Arial" w:hAnsi="Arial" w:cs="Arial"/>
-                <w:b/>
-                <w:bCs/>
-                <w:color w:val="31849B" w:themeColor="accent5" w:themeShade="BF"/>
-                <w:sz w:val="20"/>
-                <w:szCs w:val="20"/>
-              </w:rPr>
-              <w:t>2</w:t>
-            </w:r>
-          </w:p>
-        </w:tc>
-        <w:tc>
-          <w:tcPr>
-            <w:tcW w:w="1842" w:type="dxa"/>
-            <w:vAlign w:val="center"/>
-          </w:tcPr>
-          <w:p>
-            <w:pPr>
-              <w:jc w:val="center"/>
-              <w:rPr>
-                <w:rFonts w:ascii="Arial" w:hAnsi="Arial" w:cs="Arial"/>
-                <w:b/>
-                <w:bCs/>
-                <w:color w:val="31849B" w:themeColor="accent5" w:themeShade="BF"/>
-                <w:sz w:val="20"/>
-                <w:szCs w:val="20"/>
-              </w:rPr>
-            </w:pPr>
-            <w:r>
-              <w:rPr>
-                <w:rFonts w:ascii="Arial" w:hAnsi="Arial" w:cs="Arial"/>
-                <w:b/>
-                <w:bCs/>
-                <w:color w:val="31849B" w:themeColor="accent5" w:themeShade="BF"/>
-                <w:sz w:val="20"/>
-                <w:szCs w:val="20"/>
-              </w:rPr>
-              <w:t>255.255.25</w:t>
-            </w:r>
-            <w:r>
-              <w:rPr>
-                <w:rFonts w:ascii="Arial" w:hAnsi="Arial" w:cs="Arial"/>
-                <w:b/>
-                <w:bCs/>
-                <w:color w:val="31849B" w:themeColor="accent5" w:themeShade="BF"/>
-                <w:sz w:val="20"/>
-                <w:szCs w:val="20"/>
-              </w:rPr>
-              <w:t>2</w:t>
-            </w:r>
-            <w:r>
-              <w:rPr>
-                <w:rFonts w:ascii="Arial" w:hAnsi="Arial" w:cs="Arial"/>
-                <w:b/>
-                <w:bCs/>
-                <w:color w:val="31849B" w:themeColor="accent5" w:themeShade="BF"/>
-                <w:sz w:val="20"/>
-                <w:szCs w:val="20"/>
-              </w:rPr>
-              <w:t>.0</w:t>
-            </w:r>
-          </w:p>
-        </w:tc>
-        <w:tc>
-          <w:tcPr>
-            <w:tcW w:w="1134" w:type="dxa"/>
-            <w:vAlign w:val="center"/>
-          </w:tcPr>
-          <w:p>
-            <w:pPr>
-              <w:jc w:val="center"/>
-              <w:rPr>
-                <w:rFonts w:ascii="Arial" w:hAnsi="Arial" w:cs="Arial"/>
-                <w:b/>
-                <w:bCs/>
-                <w:color w:val="000000" w:themeColor="text1"/>
-                <w:sz w:val="20"/>
-                <w:szCs w:val="20"/>
-              </w:rPr>
-            </w:pPr>
-            <w:r>
-              <w:rPr>
-                <w:rFonts w:ascii="Arial" w:hAnsi="Arial" w:cs="Arial"/>
-                <w:b/>
-                <w:bCs/>
-                <w:color w:val="000000" w:themeColor="text1"/>
-                <w:sz w:val="20"/>
-                <w:szCs w:val="20"/>
-              </w:rPr>
-              <w:t>3</w:t>
+              <w:t>1000</w:t>
+            </w:r>
+            <w:r>
+              <w:rPr>
+                <w:rFonts w:ascii="Arial" w:hAnsi="Arial" w:cs="Arial"/>
+                <w:sz w:val="20"/>
+                <w:szCs w:val="20"/>
+              </w:rPr>
+              <w:t xml:space="preserve"> + 1</w:t>
             </w:r>
           </w:p>
         </w:tc>
@@ -5664,6 +5204,155 @@
               <w:jc w:val="center"/>
               <w:rPr>
                 <w:rFonts w:ascii="Arial" w:hAnsi="Arial" w:cs="Arial"/>
+                <w:color w:val="FF0000"/>
+                <w:sz w:val="20"/>
+                <w:szCs w:val="20"/>
+              </w:rPr>
+            </w:pPr>
+            <w:r>
+              <w:rPr>
+                <w:rFonts w:ascii="Arial" w:hAnsi="Arial" w:cs="Arial"/>
+                <w:color w:val="FF0000"/>
+                <w:sz w:val="20"/>
+                <w:szCs w:val="20"/>
+              </w:rPr>
+              <w:t>2 a la 10 – 2 = 1022</w:t>
+            </w:r>
+          </w:p>
+        </w:tc>
+        <w:tc>
+          <w:tcPr>
+            <w:tcW w:w="850" w:type="dxa"/>
+            <w:vAlign w:val="center"/>
+          </w:tcPr>
+          <w:p>
+            <w:pPr>
+              <w:jc w:val="center"/>
+              <w:rPr>
+                <w:rFonts w:ascii="Arial" w:hAnsi="Arial" w:cs="Arial"/>
+                <w:b/>
+                <w:bCs/>
+                <w:color w:val="31849B" w:themeColor="accent5" w:themeShade="BF"/>
+                <w:sz w:val="20"/>
+                <w:szCs w:val="20"/>
+              </w:rPr>
+            </w:pPr>
+            <w:r>
+              <w:rPr>
+                <w:rFonts w:ascii="Arial" w:hAnsi="Arial" w:cs="Arial"/>
+                <w:b/>
+                <w:bCs/>
+                <w:color w:val="31849B" w:themeColor="accent5" w:themeShade="BF"/>
+                <w:sz w:val="20"/>
+                <w:szCs w:val="20"/>
+              </w:rPr>
+              <w:t>/2</w:t>
+            </w:r>
+            <w:r>
+              <w:rPr>
+                <w:rFonts w:ascii="Arial" w:hAnsi="Arial" w:cs="Arial"/>
+                <w:b/>
+                <w:bCs/>
+                <w:color w:val="31849B" w:themeColor="accent5" w:themeShade="BF"/>
+                <w:sz w:val="20"/>
+                <w:szCs w:val="20"/>
+              </w:rPr>
+              <w:t>2</w:t>
+            </w:r>
+          </w:p>
+        </w:tc>
+        <w:tc>
+          <w:tcPr>
+            <w:tcW w:w="1843" w:type="dxa"/>
+            <w:vAlign w:val="center"/>
+          </w:tcPr>
+          <w:p>
+            <w:pPr>
+              <w:jc w:val="center"/>
+              <w:rPr>
+                <w:rFonts w:ascii="Arial" w:hAnsi="Arial" w:cs="Arial"/>
+                <w:b/>
+                <w:bCs/>
+                <w:color w:val="31849B" w:themeColor="accent5" w:themeShade="BF"/>
+                <w:sz w:val="20"/>
+                <w:szCs w:val="20"/>
+              </w:rPr>
+            </w:pPr>
+            <w:r>
+              <w:rPr>
+                <w:rFonts w:ascii="Arial" w:hAnsi="Arial" w:cs="Arial"/>
+                <w:b/>
+                <w:bCs/>
+                <w:color w:val="31849B" w:themeColor="accent5" w:themeShade="BF"/>
+                <w:sz w:val="20"/>
+                <w:szCs w:val="20"/>
+              </w:rPr>
+              <w:t>255.255.25</w:t>
+            </w:r>
+            <w:r>
+              <w:rPr>
+                <w:rFonts w:ascii="Arial" w:hAnsi="Arial" w:cs="Arial"/>
+                <w:b/>
+                <w:bCs/>
+                <w:color w:val="31849B" w:themeColor="accent5" w:themeShade="BF"/>
+                <w:sz w:val="20"/>
+                <w:szCs w:val="20"/>
+              </w:rPr>
+              <w:t>2</w:t>
+            </w:r>
+            <w:r>
+              <w:rPr>
+                <w:rFonts w:ascii="Arial" w:hAnsi="Arial" w:cs="Arial"/>
+                <w:b/>
+                <w:bCs/>
+                <w:color w:val="31849B" w:themeColor="accent5" w:themeShade="BF"/>
+                <w:sz w:val="20"/>
+                <w:szCs w:val="20"/>
+              </w:rPr>
+              <w:t>.0</w:t>
+            </w:r>
+          </w:p>
+        </w:tc>
+        <w:tc>
+          <w:tcPr>
+            <w:tcW w:w="567" w:type="dxa"/>
+            <w:vAlign w:val="center"/>
+          </w:tcPr>
+          <w:p>
+            <w:pPr>
+              <w:jc w:val="center"/>
+              <w:rPr>
+                <w:rFonts w:ascii="Arial" w:hAnsi="Arial" w:cs="Arial"/>
+                <w:b/>
+                <w:bCs/>
+                <w:color w:val="000000" w:themeColor="text1"/>
+                <w:sz w:val="20"/>
+                <w:szCs w:val="20"/>
+              </w:rPr>
+            </w:pPr>
+            <w:r>
+              <w:rPr>
+                <w:rFonts w:ascii="Arial" w:hAnsi="Arial" w:cs="Arial"/>
+                <w:b/>
+                <w:bCs/>
+                <w:color w:val="000000" w:themeColor="text1"/>
+                <w:sz w:val="20"/>
+                <w:szCs w:val="20"/>
+              </w:rPr>
+              <w:t>3</w:t>
+            </w:r>
+          </w:p>
+        </w:tc>
+        <w:tc>
+          <w:tcPr>
+            <w:tcW w:w="1418" w:type="dxa"/>
+            <w:vAlign w:val="center"/>
+          </w:tcPr>
+          <w:p>
+            <w:pPr>
+              <w:jc w:val="center"/>
+              <w:rPr>
+                <w:rFonts w:ascii="Arial" w:hAnsi="Arial" w:cs="Arial"/>
                 <w:b/>
                 <w:bCs/>
                 <w:sz w:val="20"/>
@@ -5680,7 +5369,7 @@
                 <w:szCs w:val="20"/>
                 <w:lang w:val="es-MX"/>
               </w:rPr>
-              <w:t>1</w:t>
+              <w:t>140.7</w:t>
             </w:r>
             <w:r>
               <w:rPr>
@@ -5691,6 +5380,104 @@
                 <w:szCs w:val="20"/>
                 <w:lang w:val="es-MX"/>
               </w:rPr>
+              <w:t>.</w:t>
+            </w:r>
+            <w:r>
+              <w:rPr>
+                <w:rFonts w:ascii="Arial" w:hAnsi="Arial" w:cs="Arial"/>
+                <w:b/>
+                <w:bCs/>
+                <w:sz w:val="20"/>
+                <w:szCs w:val="20"/>
+                <w:lang w:val="es-MX"/>
+              </w:rPr>
+              <w:t>56</w:t>
+            </w:r>
+            <w:r>
+              <w:rPr>
+                <w:rFonts w:ascii="Arial" w:hAnsi="Arial" w:cs="Arial"/>
+                <w:b/>
+                <w:bCs/>
+                <w:sz w:val="20"/>
+                <w:szCs w:val="20"/>
+                <w:lang w:val="es-MX"/>
+              </w:rPr>
+              <w:t>.0</w:t>
+            </w:r>
+          </w:p>
+          <w:p>
+            <w:pPr>
+              <w:jc w:val="center"/>
+              <w:rPr>
+                <w:rFonts w:ascii="Arial" w:hAnsi="Arial" w:cs="Arial"/>
+                <w:b/>
+                <w:bCs/>
+                <w:sz w:val="20"/>
+                <w:szCs w:val="20"/>
+                <w:lang w:val="es-MX"/>
+              </w:rPr>
+            </w:pPr>
+            <w:r>
+              <w:rPr>
+                <w:rFonts w:ascii="Arial" w:hAnsi="Arial" w:cs="Arial"/>
+                <w:b/>
+                <w:bCs/>
+                <w:sz w:val="20"/>
+                <w:szCs w:val="20"/>
+                <w:lang w:val="es-MX"/>
+              </w:rPr>
+              <w:t xml:space="preserve">           .60.0</w:t>
+            </w:r>
+          </w:p>
+        </w:tc>
+        <w:tc>
+          <w:tcPr>
+            <w:tcW w:w="1418" w:type="dxa"/>
+            <w:vAlign w:val="center"/>
+          </w:tcPr>
+          <w:p>
+            <w:pPr>
+              <w:jc w:val="center"/>
+              <w:rPr>
+                <w:rFonts w:ascii="Arial" w:hAnsi="Arial" w:cs="Arial"/>
+                <w:b/>
+                <w:bCs/>
+                <w:sz w:val="20"/>
+                <w:szCs w:val="20"/>
+                <w:lang w:val="es-MX"/>
+              </w:rPr>
+            </w:pPr>
+            <w:r>
+              <w:rPr>
+                <w:rFonts w:ascii="Arial" w:hAnsi="Arial" w:cs="Arial"/>
+                <w:b/>
+                <w:bCs/>
+                <w:sz w:val="20"/>
+                <w:szCs w:val="20"/>
+                <w:lang w:val="es-MX"/>
+              </w:rPr>
+              <w:t>140.7</w:t>
+            </w:r>
+            <w:r>
+              <w:rPr>
+                <w:rFonts w:ascii="Arial" w:hAnsi="Arial" w:cs="Arial"/>
+                <w:b/>
+                <w:bCs/>
+                <w:sz w:val="20"/>
+                <w:szCs w:val="20"/>
+                <w:lang w:val="es-MX"/>
+              </w:rPr>
+              <w:t>.</w:t>
+            </w:r>
+            <w:r>
+              <w:rPr>
+                <w:rFonts w:ascii="Arial" w:hAnsi="Arial" w:cs="Arial"/>
+                <w:b/>
+                <w:bCs/>
+                <w:sz w:val="20"/>
+                <w:szCs w:val="20"/>
+                <w:lang w:val="es-MX"/>
+              </w:rPr>
               <w:t>5</w:t>
             </w:r>
             <w:r>
@@ -5702,128 +5489,7 @@
                 <w:szCs w:val="20"/>
                 <w:lang w:val="es-MX"/>
               </w:rPr>
-              <w:t>0</w:t>
-            </w:r>
-            <w:r>
-              <w:rPr>
-                <w:rFonts w:ascii="Arial" w:hAnsi="Arial" w:cs="Arial"/>
-                <w:b/>
-                <w:bCs/>
-                <w:sz w:val="20"/>
-                <w:szCs w:val="20"/>
-                <w:lang w:val="es-MX"/>
-              </w:rPr>
-              <w:t>.</w:t>
-            </w:r>
-            <w:r>
-              <w:rPr>
-                <w:rFonts w:ascii="Arial" w:hAnsi="Arial" w:cs="Arial"/>
-                <w:b/>
-                <w:bCs/>
-                <w:sz w:val="20"/>
-                <w:szCs w:val="20"/>
-                <w:lang w:val="es-MX"/>
-              </w:rPr>
-              <w:t>3</w:t>
-            </w:r>
-            <w:r>
-              <w:rPr>
-                <w:rFonts w:ascii="Arial" w:hAnsi="Arial" w:cs="Arial"/>
-                <w:b/>
-                <w:bCs/>
-                <w:sz w:val="20"/>
-                <w:szCs w:val="20"/>
-                <w:lang w:val="es-MX"/>
-              </w:rPr>
-              <w:t>0</w:t>
-            </w:r>
-            <w:r>
-              <w:rPr>
-                <w:rFonts w:ascii="Arial" w:hAnsi="Arial" w:cs="Arial"/>
-                <w:b/>
-                <w:bCs/>
-                <w:sz w:val="20"/>
-                <w:szCs w:val="20"/>
-                <w:lang w:val="es-MX"/>
-              </w:rPr>
-              <w:t>.</w:t>
-            </w:r>
-            <w:r>
-              <w:rPr>
-                <w:rFonts w:ascii="Arial" w:hAnsi="Arial" w:cs="Arial"/>
-                <w:b/>
-                <w:bCs/>
-                <w:sz w:val="20"/>
-                <w:szCs w:val="20"/>
-                <w:lang w:val="es-MX"/>
-              </w:rPr>
-              <w:t>2</w:t>
-            </w:r>
-            <w:r>
-              <w:rPr>
-                <w:rFonts w:ascii="Arial" w:hAnsi="Arial" w:cs="Arial"/>
-                <w:b/>
-                <w:bCs/>
-                <w:sz w:val="20"/>
-                <w:szCs w:val="20"/>
-                <w:lang w:val="es-MX"/>
-              </w:rPr>
-              <w:t>48</w:t>
-            </w:r>
-            <w:r>
-              <w:rPr>
-                <w:rFonts w:ascii="Arial" w:hAnsi="Arial" w:cs="Arial"/>
-                <w:b/>
-                <w:bCs/>
-                <w:sz w:val="20"/>
-                <w:szCs w:val="20"/>
-                <w:lang w:val="es-MX"/>
-              </w:rPr>
-              <w:t>.0</w:t>
-            </w:r>
-          </w:p>
-          <w:p>
-            <w:pPr>
-              <w:jc w:val="center"/>
-              <w:rPr>
-                <w:rFonts w:ascii="Arial" w:hAnsi="Arial" w:cs="Arial"/>
-                <w:color w:val="FF0000"/>
-                <w:sz w:val="20"/>
-                <w:szCs w:val="20"/>
-              </w:rPr>
-            </w:pPr>
-            <w:r>
-              <w:rPr>
-                <w:rFonts w:ascii="Arial" w:hAnsi="Arial" w:cs="Arial"/>
-                <w:b/>
-                <w:bCs/>
-                <w:sz w:val="20"/>
-                <w:szCs w:val="20"/>
-                <w:lang w:val="es-MX"/>
-              </w:rPr>
-              <w:t xml:space="preserve">           .25</w:t>
-            </w:r>
-            <w:r>
-              <w:rPr>
-                <w:rFonts w:ascii="Arial" w:hAnsi="Arial" w:cs="Arial"/>
-                <w:b/>
-                <w:bCs/>
-                <w:sz w:val="20"/>
-                <w:szCs w:val="20"/>
-                <w:lang w:val="es-MX"/>
-              </w:rPr>
-              <w:t>2</w:t>
-            </w:r>
-            <w:r>
-              <w:rPr>
-                <w:rFonts w:ascii="Arial" w:hAnsi="Arial" w:cs="Arial"/>
-                <w:b/>
-                <w:bCs/>
-                <w:sz w:val="20"/>
-                <w:szCs w:val="20"/>
-                <w:lang w:val="es-MX"/>
-              </w:rPr>
-              <w:t>.0</w:t>
+              <w:t>9.255</w:t>
             </w:r>
           </w:p>
         </w:tc>
@@ -5921,7 +5587,7 @@
         </w:tc>
         <w:tc>
           <w:tcPr>
-            <w:tcW w:w="2552" w:type="dxa"/>
+            <w:tcW w:w="2127" w:type="dxa"/>
             <w:vAlign w:val="center"/>
           </w:tcPr>
           <w:p>
@@ -5941,40 +5607,13 @@
                 <w:sz w:val="20"/>
                 <w:szCs w:val="20"/>
               </w:rPr>
-              <w:t xml:space="preserve">2 a la </w:t>
-            </w:r>
-            <w:r>
-              <w:rPr>
-                <w:rFonts w:ascii="Arial" w:hAnsi="Arial" w:cs="Arial"/>
-                <w:color w:val="FF0000"/>
-                <w:sz w:val="20"/>
-                <w:szCs w:val="20"/>
-              </w:rPr>
-              <w:t>9</w:t>
-            </w:r>
-            <w:r>
-              <w:rPr>
-                <w:rFonts w:ascii="Arial" w:hAnsi="Arial" w:cs="Arial"/>
-                <w:color w:val="FF0000"/>
-                <w:sz w:val="20"/>
-                <w:szCs w:val="20"/>
-              </w:rPr>
-              <w:t xml:space="preserve"> -2 = </w:t>
-            </w:r>
-            <w:r>
-              <w:rPr>
-                <w:rFonts w:ascii="Arial" w:hAnsi="Arial" w:cs="Arial"/>
-                <w:color w:val="FF0000"/>
-                <w:sz w:val="20"/>
-                <w:szCs w:val="20"/>
-              </w:rPr>
-              <w:t>510</w:t>
+              <w:t>2 a la 9 -2 = 510</w:t>
             </w:r>
           </w:p>
         </w:tc>
         <w:tc>
           <w:tcPr>
-            <w:tcW w:w="851" w:type="dxa"/>
+            <w:tcW w:w="850" w:type="dxa"/>
             <w:vAlign w:val="center"/>
           </w:tcPr>
           <w:p>
@@ -6015,7 +5654,7 @@
         </w:tc>
         <w:tc>
           <w:tcPr>
-            <w:tcW w:w="1842" w:type="dxa"/>
+            <w:tcW w:w="1843" w:type="dxa"/>
             <w:vAlign w:val="center"/>
           </w:tcPr>
           <w:p>
@@ -6067,7 +5706,7 @@
         </w:tc>
         <w:tc>
           <w:tcPr>
-            <w:tcW w:w="1134" w:type="dxa"/>
+            <w:tcW w:w="567" w:type="dxa"/>
             <w:vAlign w:val="center"/>
           </w:tcPr>
           <w:p>
@@ -6097,7 +5736,7 @@
         </w:tc>
         <w:tc>
           <w:tcPr>
-            <w:tcW w:w="2127" w:type="dxa"/>
+            <w:tcW w:w="1418" w:type="dxa"/>
             <w:vAlign w:val="center"/>
           </w:tcPr>
           <w:p>
@@ -6121,6 +5760,123 @@
                 <w:szCs w:val="20"/>
                 <w:lang w:val="es-MX"/>
               </w:rPr>
+              <w:t>140.7</w:t>
+            </w:r>
+            <w:r>
+              <w:rPr>
+                <w:rFonts w:ascii="Arial" w:hAnsi="Arial" w:cs="Arial"/>
+                <w:b/>
+                <w:bCs/>
+                <w:sz w:val="20"/>
+                <w:szCs w:val="20"/>
+                <w:lang w:val="es-MX"/>
+              </w:rPr>
+              <w:t>.</w:t>
+            </w:r>
+            <w:r>
+              <w:rPr>
+                <w:rFonts w:ascii="Arial" w:hAnsi="Arial" w:cs="Arial"/>
+                <w:b/>
+                <w:bCs/>
+                <w:sz w:val="20"/>
+                <w:szCs w:val="20"/>
+                <w:lang w:val="es-MX"/>
+              </w:rPr>
+              <w:t>60</w:t>
+            </w:r>
+            <w:r>
+              <w:rPr>
+                <w:rFonts w:ascii="Arial" w:hAnsi="Arial" w:cs="Arial"/>
+                <w:b/>
+                <w:bCs/>
+                <w:sz w:val="20"/>
+                <w:szCs w:val="20"/>
+                <w:lang w:val="es-MX"/>
+              </w:rPr>
+              <w:t>.0</w:t>
+            </w:r>
+          </w:p>
+          <w:p>
+            <w:pPr>
+              <w:jc w:val="center"/>
+              <w:rPr>
+                <w:rFonts w:ascii="Arial" w:hAnsi="Arial" w:cs="Arial"/>
+                <w:b/>
+                <w:bCs/>
+                <w:sz w:val="20"/>
+                <w:szCs w:val="20"/>
+                <w:lang w:val="es-MX"/>
+              </w:rPr>
+            </w:pPr>
+            <w:r>
+              <w:rPr>
+                <w:rFonts w:ascii="Arial" w:hAnsi="Arial" w:cs="Arial"/>
+                <w:b/>
+                <w:bCs/>
+                <w:sz w:val="20"/>
+                <w:szCs w:val="20"/>
+                <w:lang w:val="es-MX"/>
+              </w:rPr>
+              <w:t xml:space="preserve">           .62.0</w:t>
+            </w:r>
+          </w:p>
+        </w:tc>
+        <w:tc>
+          <w:tcPr>
+            <w:tcW w:w="1418" w:type="dxa"/>
+            <w:vAlign w:val="center"/>
+          </w:tcPr>
+          <w:p>
+            <w:pPr>
+              <w:jc w:val="center"/>
+              <w:rPr>
+                <w:rFonts w:ascii="Arial" w:hAnsi="Arial" w:cs="Arial"/>
+                <w:sz w:val="20"/>
+                <w:szCs w:val="20"/>
+              </w:rPr>
+            </w:pPr>
+            <w:r>
+              <w:rPr>
+                <w:rFonts w:ascii="Arial" w:hAnsi="Arial" w:cs="Arial"/>
+                <w:b/>
+                <w:bCs/>
+                <w:sz w:val="20"/>
+                <w:szCs w:val="20"/>
+                <w:lang w:val="es-MX"/>
+              </w:rPr>
+              <w:t>140.7</w:t>
+            </w:r>
+            <w:r>
+              <w:rPr>
+                <w:rFonts w:ascii="Arial" w:hAnsi="Arial" w:cs="Arial"/>
+                <w:b/>
+                <w:bCs/>
+                <w:sz w:val="20"/>
+                <w:szCs w:val="20"/>
+                <w:lang w:val="es-MX"/>
+              </w:rPr>
+              <w:t>.</w:t>
+            </w:r>
+            <w:r>
+              <w:rPr>
+                <w:rFonts w:ascii="Arial" w:hAnsi="Arial" w:cs="Arial"/>
+                <w:b/>
+                <w:bCs/>
+                <w:sz w:val="20"/>
+                <w:szCs w:val="20"/>
+                <w:lang w:val="es-MX"/>
+              </w:rPr>
+              <w:t>6</w:t>
+            </w:r>
+            <w:r>
+              <w:rPr>
+                <w:rFonts w:ascii="Arial" w:hAnsi="Arial" w:cs="Arial"/>
+                <w:b/>
+                <w:bCs/>
+                <w:sz w:val="20"/>
+                <w:szCs w:val="20"/>
+                <w:lang w:val="es-MX"/>
+              </w:rPr>
               <w:t>1</w:t>
             </w:r>
             <w:r>
@@ -6132,105 +5888,7 @@
                 <w:szCs w:val="20"/>
                 <w:lang w:val="es-MX"/>
               </w:rPr>
-              <w:t>50</w:t>
-            </w:r>
-            <w:r>
-              <w:rPr>
-                <w:rFonts w:ascii="Arial" w:hAnsi="Arial" w:cs="Arial"/>
-                <w:b/>
-                <w:bCs/>
-                <w:sz w:val="20"/>
-                <w:szCs w:val="20"/>
-                <w:lang w:val="es-MX"/>
-              </w:rPr>
-              <w:t>.</w:t>
-            </w:r>
-            <w:r>
-              <w:rPr>
-                <w:rFonts w:ascii="Arial" w:hAnsi="Arial" w:cs="Arial"/>
-                <w:b/>
-                <w:bCs/>
-                <w:sz w:val="20"/>
-                <w:szCs w:val="20"/>
-                <w:lang w:val="es-MX"/>
-              </w:rPr>
-              <w:t>30</w:t>
-            </w:r>
-            <w:r>
-              <w:rPr>
-                <w:rFonts w:ascii="Arial" w:hAnsi="Arial" w:cs="Arial"/>
-                <w:b/>
-                <w:bCs/>
-                <w:sz w:val="20"/>
-                <w:szCs w:val="20"/>
-                <w:lang w:val="es-MX"/>
-              </w:rPr>
-              <w:t>.</w:t>
-            </w:r>
-            <w:r>
-              <w:rPr>
-                <w:rFonts w:ascii="Arial" w:hAnsi="Arial" w:cs="Arial"/>
-                <w:b/>
-                <w:bCs/>
-                <w:sz w:val="20"/>
-                <w:szCs w:val="20"/>
-                <w:lang w:val="es-MX"/>
-              </w:rPr>
-              <w:t>252</w:t>
-            </w:r>
-            <w:r>
-              <w:rPr>
-                <w:rFonts w:ascii="Arial" w:hAnsi="Arial" w:cs="Arial"/>
-                <w:b/>
-                <w:bCs/>
-                <w:sz w:val="20"/>
-                <w:szCs w:val="20"/>
-                <w:lang w:val="es-MX"/>
-              </w:rPr>
-              <w:t>.0</w:t>
-            </w:r>
-          </w:p>
-          <w:p>
-            <w:pPr>
-              <w:jc w:val="center"/>
-              <w:rPr>
-                <w:rFonts w:ascii="Arial" w:hAnsi="Arial" w:cs="Arial"/>
-                <w:sz w:val="20"/>
-                <w:szCs w:val="20"/>
-              </w:rPr>
-            </w:pPr>
-            <w:r>
-              <w:rPr>
-                <w:rFonts w:ascii="Arial" w:hAnsi="Arial" w:cs="Arial"/>
-                <w:b/>
-                <w:bCs/>
-                <w:sz w:val="20"/>
-                <w:szCs w:val="20"/>
-                <w:lang w:val="es-MX"/>
-              </w:rPr>
-              <w:t xml:space="preserve">           .2</w:t>
-            </w:r>
-            <w:r>
-              <w:rPr>
-                <w:rFonts w:ascii="Arial" w:hAnsi="Arial" w:cs="Arial"/>
-                <w:b/>
-                <w:bCs/>
-                <w:sz w:val="20"/>
-                <w:szCs w:val="20"/>
-                <w:lang w:val="es-MX"/>
-              </w:rPr>
-              <w:t>54</w:t>
-            </w:r>
-            <w:r>
-              <w:rPr>
-                <w:rFonts w:ascii="Arial" w:hAnsi="Arial" w:cs="Arial"/>
-                <w:b/>
-                <w:bCs/>
-                <w:sz w:val="20"/>
-                <w:szCs w:val="20"/>
-                <w:lang w:val="es-MX"/>
-              </w:rPr>
-              <w:t>.0</w:t>
+              <w:t>.255</w:t>
             </w:r>
           </w:p>
         </w:tc>
@@ -6341,7 +5999,7 @@
         </w:tc>
         <w:tc>
           <w:tcPr>
-            <w:tcW w:w="2552" w:type="dxa"/>
+            <w:tcW w:w="2127" w:type="dxa"/>
             <w:vAlign w:val="center"/>
           </w:tcPr>
           <w:p>
@@ -6361,40 +6019,13 @@
                 <w:sz w:val="20"/>
                 <w:szCs w:val="20"/>
               </w:rPr>
-              <w:t xml:space="preserve">2 a la </w:t>
-            </w:r>
-            <w:r>
-              <w:rPr>
-                <w:rFonts w:ascii="Arial" w:hAnsi="Arial" w:cs="Arial"/>
-                <w:color w:val="FF0000"/>
-                <w:sz w:val="20"/>
-                <w:szCs w:val="20"/>
-              </w:rPr>
-              <w:t>12</w:t>
-            </w:r>
-            <w:r>
-              <w:rPr>
-                <w:rFonts w:ascii="Arial" w:hAnsi="Arial" w:cs="Arial"/>
-                <w:color w:val="FF0000"/>
-                <w:sz w:val="20"/>
-                <w:szCs w:val="20"/>
-              </w:rPr>
-              <w:t xml:space="preserve"> – 2 = </w:t>
-            </w:r>
-            <w:r>
-              <w:rPr>
-                <w:rFonts w:ascii="Arial" w:hAnsi="Arial" w:cs="Arial"/>
-                <w:color w:val="FF0000"/>
-                <w:sz w:val="20"/>
-                <w:szCs w:val="20"/>
-              </w:rPr>
-              <w:t>4094</w:t>
+              <w:t>2 a la 12 – 2 = 4094</w:t>
             </w:r>
           </w:p>
         </w:tc>
         <w:tc>
           <w:tcPr>
-            <w:tcW w:w="851" w:type="dxa"/>
+            <w:tcW w:w="850" w:type="dxa"/>
             <w:vAlign w:val="center"/>
           </w:tcPr>
           <w:p>
@@ -6435,7 +6066,7 @@
         </w:tc>
         <w:tc>
           <w:tcPr>
-            <w:tcW w:w="1842" w:type="dxa"/>
+            <w:tcW w:w="1843" w:type="dxa"/>
             <w:vAlign w:val="center"/>
           </w:tcPr>
           <w:p>
@@ -6487,7 +6118,7 @@
         </w:tc>
         <w:tc>
           <w:tcPr>
-            <w:tcW w:w="1134" w:type="dxa"/>
+            <w:tcW w:w="567" w:type="dxa"/>
             <w:vAlign w:val="center"/>
           </w:tcPr>
           <w:p>
@@ -6517,7 +6148,7 @@
         </w:tc>
         <w:tc>
           <w:tcPr>
-            <w:tcW w:w="2127" w:type="dxa"/>
+            <w:tcW w:w="1418" w:type="dxa"/>
             <w:vAlign w:val="center"/>
           </w:tcPr>
           <w:p>
@@ -6541,7 +6172,7 @@
                 <w:szCs w:val="20"/>
                 <w:lang w:val="es-MX"/>
               </w:rPr>
-              <w:t>1</w:t>
+              <w:t>140.7</w:t>
             </w:r>
             <w:r>
               <w:rPr>
@@ -6552,7 +6183,7 @@
                 <w:szCs w:val="20"/>
                 <w:lang w:val="es-MX"/>
               </w:rPr>
-              <w:t>50</w:t>
+              <w:t>.</w:t>
             </w:r>
             <w:r>
               <w:rPr>
@@ -6563,6 +6194,80 @@
                 <w:szCs w:val="20"/>
                 <w:lang w:val="es-MX"/>
               </w:rPr>
+              <w:t>32</w:t>
+            </w:r>
+            <w:r>
+              <w:rPr>
+                <w:rFonts w:ascii="Arial" w:hAnsi="Arial" w:cs="Arial"/>
+                <w:b/>
+                <w:bCs/>
+                <w:sz w:val="20"/>
+                <w:szCs w:val="20"/>
+                <w:lang w:val="es-MX"/>
+              </w:rPr>
+              <w:t>.0</w:t>
+            </w:r>
+          </w:p>
+          <w:p>
+            <w:pPr>
+              <w:jc w:val="center"/>
+              <w:rPr>
+                <w:rFonts w:ascii="Arial" w:hAnsi="Arial" w:cs="Arial"/>
+                <w:b/>
+                <w:bCs/>
+                <w:sz w:val="20"/>
+                <w:szCs w:val="20"/>
+                <w:lang w:val="es-MX"/>
+              </w:rPr>
+            </w:pPr>
+            <w:r>
+              <w:rPr>
+                <w:rFonts w:ascii="Arial" w:hAnsi="Arial" w:cs="Arial"/>
+                <w:b/>
+                <w:bCs/>
+                <w:sz w:val="20"/>
+                <w:szCs w:val="20"/>
+                <w:lang w:val="es-MX"/>
+              </w:rPr>
+              <w:t xml:space="preserve">           .48.0</w:t>
+            </w:r>
+          </w:p>
+        </w:tc>
+        <w:tc>
+          <w:tcPr>
+            <w:tcW w:w="1418" w:type="dxa"/>
+            <w:vAlign w:val="center"/>
+          </w:tcPr>
+          <w:p>
+            <w:pPr>
+              <w:jc w:val="center"/>
+              <w:rPr>
+                <w:rFonts w:ascii="Arial" w:hAnsi="Arial" w:cs="Arial"/>
+                <w:color w:val="FF0000"/>
+                <w:sz w:val="20"/>
+                <w:szCs w:val="20"/>
+              </w:rPr>
+            </w:pPr>
+            <w:r>
+              <w:rPr>
+                <w:rFonts w:ascii="Arial" w:hAnsi="Arial" w:cs="Arial"/>
+                <w:b/>
+                <w:bCs/>
+                <w:sz w:val="20"/>
+                <w:szCs w:val="20"/>
+                <w:lang w:val="es-MX"/>
+              </w:rPr>
+              <w:t>140.7</w:t>
+            </w:r>
+            <w:r>
+              <w:rPr>
+                <w:rFonts w:ascii="Arial" w:hAnsi="Arial" w:cs="Arial"/>
+                <w:b/>
+                <w:bCs/>
+                <w:sz w:val="20"/>
+                <w:szCs w:val="20"/>
+                <w:lang w:val="es-MX"/>
+              </w:rPr>
               <w:t>.</w:t>
             </w:r>
             <w:r>
@@ -6574,95 +6279,7 @@
                 <w:szCs w:val="20"/>
                 <w:lang w:val="es-MX"/>
               </w:rPr>
-              <w:t>30</w:t>
-            </w:r>
-            <w:r>
-              <w:rPr>
-                <w:rFonts w:ascii="Arial" w:hAnsi="Arial" w:cs="Arial"/>
-                <w:b/>
-                <w:bCs/>
-                <w:sz w:val="20"/>
-                <w:szCs w:val="20"/>
-                <w:lang w:val="es-MX"/>
-              </w:rPr>
-              <w:t>.</w:t>
-            </w:r>
-            <w:r>
-              <w:rPr>
-                <w:rFonts w:ascii="Arial" w:hAnsi="Arial" w:cs="Arial"/>
-                <w:b/>
-                <w:bCs/>
-                <w:sz w:val="20"/>
-                <w:szCs w:val="20"/>
-                <w:lang w:val="es-MX"/>
-              </w:rPr>
-              <w:t>2</w:t>
-            </w:r>
-            <w:r>
-              <w:rPr>
-                <w:rFonts w:ascii="Arial" w:hAnsi="Arial" w:cs="Arial"/>
-                <w:b/>
-                <w:bCs/>
-                <w:sz w:val="20"/>
-                <w:szCs w:val="20"/>
-                <w:lang w:val="es-MX"/>
-              </w:rPr>
-              <w:t>24</w:t>
-            </w:r>
-            <w:r>
-              <w:rPr>
-                <w:rFonts w:ascii="Arial" w:hAnsi="Arial" w:cs="Arial"/>
-                <w:b/>
-                <w:bCs/>
-                <w:sz w:val="20"/>
-                <w:szCs w:val="20"/>
-                <w:lang w:val="es-MX"/>
-              </w:rPr>
-              <w:t>.0</w:t>
-            </w:r>
-          </w:p>
-          <w:p>
-            <w:pPr>
-              <w:jc w:val="center"/>
-              <w:rPr>
-                <w:rFonts w:ascii="Arial" w:hAnsi="Arial" w:cs="Arial"/>
-                <w:color w:val="FF0000"/>
-                <w:sz w:val="20"/>
-                <w:szCs w:val="20"/>
-              </w:rPr>
-            </w:pPr>
-            <w:r>
-              <w:rPr>
-                <w:rFonts w:ascii="Arial" w:hAnsi="Arial" w:cs="Arial"/>
-                <w:b/>
-                <w:bCs/>
-                <w:sz w:val="20"/>
-                <w:szCs w:val="20"/>
-                <w:lang w:val="es-MX"/>
-              </w:rPr>
-              <w:t xml:space="preserve">           .2</w:t>
-            </w:r>
-            <w:r>
-              <w:rPr>
-                <w:rFonts w:ascii="Arial" w:hAnsi="Arial" w:cs="Arial"/>
-                <w:b/>
-                <w:bCs/>
-                <w:sz w:val="20"/>
-                <w:szCs w:val="20"/>
-                <w:lang w:val="es-MX"/>
-              </w:rPr>
-              <w:t>4</w:t>
-            </w:r>
-            <w:r>
-              <w:rPr>
-                <w:rFonts w:ascii="Arial" w:hAnsi="Arial" w:cs="Arial"/>
-                <w:b/>
-                <w:bCs/>
-                <w:sz w:val="20"/>
-                <w:szCs w:val="20"/>
-                <w:lang w:val="es-MX"/>
-              </w:rPr>
-              <w:t>0.0</w:t>
+              <w:t>47.255</w:t>
             </w:r>
           </w:p>
         </w:tc>
@@ -6755,7 +6372,7 @@
         </w:tc>
         <w:tc>
           <w:tcPr>
-            <w:tcW w:w="2552" w:type="dxa"/>
+            <w:tcW w:w="2127" w:type="dxa"/>
             <w:vAlign w:val="center"/>
           </w:tcPr>
           <w:p>
@@ -6775,40 +6392,13 @@
                 <w:sz w:val="20"/>
                 <w:szCs w:val="20"/>
               </w:rPr>
-              <w:t xml:space="preserve">2 a la </w:t>
-            </w:r>
-            <w:r>
-              <w:rPr>
-                <w:rFonts w:ascii="Arial" w:hAnsi="Arial" w:cs="Arial"/>
-                <w:color w:val="FF0000"/>
-                <w:sz w:val="20"/>
-                <w:szCs w:val="20"/>
-              </w:rPr>
-              <w:t>4</w:t>
-            </w:r>
-            <w:r>
-              <w:rPr>
-                <w:rFonts w:ascii="Arial" w:hAnsi="Arial" w:cs="Arial"/>
-                <w:color w:val="FF0000"/>
-                <w:sz w:val="20"/>
-                <w:szCs w:val="20"/>
-              </w:rPr>
-              <w:t xml:space="preserve"> -2 = </w:t>
-            </w:r>
-            <w:r>
-              <w:rPr>
-                <w:rFonts w:ascii="Arial" w:hAnsi="Arial" w:cs="Arial"/>
-                <w:color w:val="FF0000"/>
-                <w:sz w:val="20"/>
-                <w:szCs w:val="20"/>
-              </w:rPr>
-              <w:t>14</w:t>
+              <w:t>2 a la 4 -2 = 14</w:t>
             </w:r>
           </w:p>
         </w:tc>
         <w:tc>
           <w:tcPr>
-            <w:tcW w:w="851" w:type="dxa"/>
+            <w:tcW w:w="850" w:type="dxa"/>
             <w:vAlign w:val="center"/>
           </w:tcPr>
           <w:p>
@@ -6849,7 +6439,7 @@
         </w:tc>
         <w:tc>
           <w:tcPr>
-            <w:tcW w:w="1842" w:type="dxa"/>
+            <w:tcW w:w="1843" w:type="dxa"/>
             <w:vAlign w:val="center"/>
           </w:tcPr>
           <w:p>
@@ -6919,7 +6509,7 @@
         </w:tc>
         <w:tc>
           <w:tcPr>
-            <w:tcW w:w="1134" w:type="dxa"/>
+            <w:tcW w:w="567" w:type="dxa"/>
             <w:vAlign w:val="center"/>
           </w:tcPr>
           <w:p>
@@ -6949,7 +6539,7 @@
         </w:tc>
         <w:tc>
           <w:tcPr>
-            <w:tcW w:w="2127" w:type="dxa"/>
+            <w:tcW w:w="1418" w:type="dxa"/>
             <w:vAlign w:val="center"/>
           </w:tcPr>
           <w:p>
@@ -6973,7 +6563,7 @@
                 <w:szCs w:val="20"/>
                 <w:lang w:val="es-MX"/>
               </w:rPr>
-              <w:t>1</w:t>
+              <w:t>140.7.62</w:t>
             </w:r>
             <w:r>
               <w:rPr>
@@ -6984,7 +6574,7 @@
                 <w:szCs w:val="20"/>
                 <w:lang w:val="es-MX"/>
               </w:rPr>
-              <w:t>50</w:t>
+              <w:t>.0</w:t>
             </w:r>
             <w:r>
               <w:rPr>
@@ -6995,6 +6585,68 @@
                 <w:szCs w:val="20"/>
                 <w:lang w:val="es-MX"/>
               </w:rPr>
+              <w:t xml:space="preserve">          </w:t>
+            </w:r>
+          </w:p>
+          <w:p>
+            <w:pPr>
+              <w:jc w:val="center"/>
+              <w:rPr>
+                <w:rFonts w:ascii="Arial" w:hAnsi="Arial" w:cs="Arial"/>
+                <w:b/>
+                <w:bCs/>
+                <w:sz w:val="20"/>
+                <w:szCs w:val="20"/>
+                <w:lang w:val="es-MX"/>
+              </w:rPr>
+            </w:pPr>
+            <w:r>
+              <w:rPr>
+                <w:rFonts w:ascii="Arial" w:hAnsi="Arial" w:cs="Arial"/>
+                <w:b/>
+                <w:bCs/>
+                <w:sz w:val="20"/>
+                <w:szCs w:val="20"/>
+                <w:lang w:val="es-MX"/>
+              </w:rPr>
+              <w:t xml:space="preserve">           .62.16</w:t>
+            </w:r>
+          </w:p>
+        </w:tc>
+        <w:tc>
+          <w:tcPr>
+            <w:tcW w:w="1418" w:type="dxa"/>
+            <w:vAlign w:val="center"/>
+          </w:tcPr>
+          <w:p>
+            <w:pPr>
+              <w:jc w:val="center"/>
+              <w:rPr>
+                <w:rFonts w:ascii="Arial" w:hAnsi="Arial" w:cs="Arial"/>
+                <w:sz w:val="20"/>
+                <w:szCs w:val="20"/>
+              </w:rPr>
+            </w:pPr>
+            <w:r>
+              <w:rPr>
+                <w:rFonts w:ascii="Arial" w:hAnsi="Arial" w:cs="Arial"/>
+                <w:b/>
+                <w:bCs/>
+                <w:sz w:val="20"/>
+                <w:szCs w:val="20"/>
+                <w:lang w:val="es-MX"/>
+              </w:rPr>
+              <w:t>140.7.62</w:t>
+            </w:r>
+            <w:r>
+              <w:rPr>
+                <w:rFonts w:ascii="Arial" w:hAnsi="Arial" w:cs="Arial"/>
+                <w:b/>
+                <w:bCs/>
+                <w:sz w:val="20"/>
+                <w:szCs w:val="20"/>
+                <w:lang w:val="es-MX"/>
+              </w:rPr>
               <w:t>.</w:t>
             </w:r>
             <w:r>
@@ -7006,105 +6658,7 @@
                 <w:szCs w:val="20"/>
                 <w:lang w:val="es-MX"/>
               </w:rPr>
-              <w:t>30</w:t>
-            </w:r>
-            <w:r>
-              <w:rPr>
-                <w:rFonts w:ascii="Arial" w:hAnsi="Arial" w:cs="Arial"/>
-                <w:b/>
-                <w:bCs/>
-                <w:sz w:val="20"/>
-                <w:szCs w:val="20"/>
-                <w:lang w:val="es-MX"/>
-              </w:rPr>
-              <w:t>.</w:t>
-            </w:r>
-            <w:r>
-              <w:rPr>
-                <w:rFonts w:ascii="Arial" w:hAnsi="Arial" w:cs="Arial"/>
-                <w:b/>
-                <w:bCs/>
-                <w:sz w:val="20"/>
-                <w:szCs w:val="20"/>
-                <w:lang w:val="es-MX"/>
-              </w:rPr>
-              <w:t>254</w:t>
-            </w:r>
-            <w:r>
-              <w:rPr>
-                <w:rFonts w:ascii="Arial" w:hAnsi="Arial" w:cs="Arial"/>
-                <w:b/>
-                <w:bCs/>
-                <w:sz w:val="20"/>
-                <w:szCs w:val="20"/>
-                <w:lang w:val="es-MX"/>
-              </w:rPr>
-              <w:t>.0</w:t>
-            </w:r>
-            <w:r>
-              <w:rPr>
-                <w:rFonts w:ascii="Arial" w:hAnsi="Arial" w:cs="Arial"/>
-                <w:b/>
-                <w:bCs/>
-                <w:sz w:val="20"/>
-                <w:szCs w:val="20"/>
-                <w:lang w:val="es-MX"/>
-              </w:rPr>
-              <w:t xml:space="preserve">  </w:t>
-            </w:r>
-            <w:r>
-              <w:rPr>
-                <w:rFonts w:ascii="Arial" w:hAnsi="Arial" w:cs="Arial"/>
-                <w:b/>
-                <w:bCs/>
-                <w:sz w:val="20"/>
-                <w:szCs w:val="20"/>
-                <w:lang w:val="es-MX"/>
-              </w:rPr>
-              <w:t xml:space="preserve">        </w:t>
-            </w:r>
-          </w:p>
-          <w:p>
-            <w:pPr>
-              <w:jc w:val="center"/>
-              <w:rPr>
-                <w:rFonts w:ascii="Arial" w:hAnsi="Arial" w:cs="Arial"/>
-                <w:sz w:val="20"/>
-                <w:szCs w:val="20"/>
-              </w:rPr>
-            </w:pPr>
-            <w:r>
-              <w:rPr>
-                <w:rFonts w:ascii="Arial" w:hAnsi="Arial" w:cs="Arial"/>
-                <w:b/>
-                <w:bCs/>
-                <w:sz w:val="20"/>
-                <w:szCs w:val="20"/>
-                <w:lang w:val="es-MX"/>
-              </w:rPr>
-              <w:t>.25</w:t>
-            </w:r>
-            <w:r>
-              <w:rPr>
-                <w:rFonts w:ascii="Arial" w:hAnsi="Arial" w:cs="Arial"/>
-                <w:b/>
-                <w:bCs/>
-                <w:sz w:val="20"/>
-                <w:szCs w:val="20"/>
-                <w:lang w:val="es-MX"/>
-              </w:rPr>
-              <w:t>4.</w:t>
-            </w:r>
-            <w:r>
-              <w:rPr>
-                <w:rFonts w:ascii="Arial" w:hAnsi="Arial" w:cs="Arial"/>
-                <w:b/>
-                <w:bCs/>
-                <w:sz w:val="20"/>
-                <w:szCs w:val="20"/>
-                <w:lang w:val="es-MX"/>
-              </w:rPr>
-              <w:t>16</w:t>
+              <w:t>15</w:t>
             </w:r>
           </w:p>
         </w:tc>
@@ -7226,7 +6780,7 @@
         </w:tc>
         <w:tc>
           <w:tcPr>
-            <w:tcW w:w="2552" w:type="dxa"/>
+            <w:tcW w:w="2127" w:type="dxa"/>
             <w:vAlign w:val="center"/>
           </w:tcPr>
           <w:p>
@@ -7246,40 +6800,13 @@
                 <w:sz w:val="20"/>
                 <w:szCs w:val="20"/>
               </w:rPr>
-              <w:t>2 a la 1</w:t>
-            </w:r>
-            <w:r>
-              <w:rPr>
-                <w:rFonts w:ascii="Arial" w:hAnsi="Arial" w:cs="Arial"/>
-                <w:color w:val="FF0000"/>
-                <w:sz w:val="20"/>
-                <w:szCs w:val="20"/>
-              </w:rPr>
-              <w:t>1</w:t>
-            </w:r>
-            <w:r>
-              <w:rPr>
-                <w:rFonts w:ascii="Arial" w:hAnsi="Arial" w:cs="Arial"/>
-                <w:color w:val="FF0000"/>
-                <w:sz w:val="20"/>
-                <w:szCs w:val="20"/>
-              </w:rPr>
-              <w:t xml:space="preserve"> -2 = </w:t>
-            </w:r>
-            <w:r>
-              <w:rPr>
-                <w:rFonts w:ascii="Arial" w:hAnsi="Arial" w:cs="Arial"/>
-                <w:color w:val="FF0000"/>
-                <w:sz w:val="20"/>
-                <w:szCs w:val="20"/>
-              </w:rPr>
-              <w:t>2046</w:t>
+              <w:t>2 a la 11 -2 = 2046</w:t>
             </w:r>
           </w:p>
         </w:tc>
         <w:tc>
           <w:tcPr>
-            <w:tcW w:w="851" w:type="dxa"/>
+            <w:tcW w:w="850" w:type="dxa"/>
             <w:vAlign w:val="center"/>
           </w:tcPr>
           <w:p>
@@ -7303,35 +6830,13 @@
                 <w:sz w:val="20"/>
                 <w:szCs w:val="20"/>
               </w:rPr>
-              <w:t>/</w:t>
-            </w:r>
-            <w:r>
-              <w:rPr>
-                <w:rFonts w:ascii="Arial" w:hAnsi="Arial" w:cs="Arial"/>
-                <w:b/>
-                <w:bCs/>
-                <w:color w:val="943634" w:themeColor="accent2" w:themeShade="BF"/>
-                <w:sz w:val="20"/>
-                <w:szCs w:val="20"/>
-              </w:rPr>
-              <w:t>2</w:t>
-            </w:r>
-            <w:r>
-              <w:rPr>
-                <w:rFonts w:ascii="Arial" w:hAnsi="Arial" w:cs="Arial"/>
-                <w:b/>
-                <w:bCs/>
-                <w:color w:val="943634" w:themeColor="accent2" w:themeShade="BF"/>
-                <w:sz w:val="20"/>
-                <w:szCs w:val="20"/>
-              </w:rPr>
-              <w:t>1</w:t>
+              <w:t>/21</w:t>
             </w:r>
           </w:p>
         </w:tc>
         <w:tc>
           <w:tcPr>
-            <w:tcW w:w="1842" w:type="dxa"/>
+            <w:tcW w:w="1843" w:type="dxa"/>
             <w:vAlign w:val="center"/>
           </w:tcPr>
           <w:p>
@@ -7355,35 +6860,13 @@
                 <w:sz w:val="20"/>
                 <w:szCs w:val="20"/>
               </w:rPr>
-              <w:t>255.255.2</w:t>
-            </w:r>
-            <w:r>
-              <w:rPr>
-                <w:rFonts w:ascii="Arial" w:hAnsi="Arial" w:cs="Arial"/>
-                <w:b/>
-                <w:bCs/>
-                <w:color w:val="943634" w:themeColor="accent2" w:themeShade="BF"/>
-                <w:sz w:val="20"/>
-                <w:szCs w:val="20"/>
-              </w:rPr>
-              <w:t>48</w:t>
-            </w:r>
-            <w:r>
-              <w:rPr>
-                <w:rFonts w:ascii="Arial" w:hAnsi="Arial" w:cs="Arial"/>
-                <w:b/>
-                <w:bCs/>
-                <w:color w:val="943634" w:themeColor="accent2" w:themeShade="BF"/>
-                <w:sz w:val="20"/>
-                <w:szCs w:val="20"/>
-              </w:rPr>
-              <w:t>.0</w:t>
+              <w:t>255.255.248.0</w:t>
             </w:r>
           </w:p>
         </w:tc>
         <w:tc>
           <w:tcPr>
-            <w:tcW w:w="1134" w:type="dxa"/>
+            <w:tcW w:w="567" w:type="dxa"/>
             <w:vAlign w:val="center"/>
           </w:tcPr>
           <w:p>
@@ -7413,7 +6896,7 @@
         </w:tc>
         <w:tc>
           <w:tcPr>
-            <w:tcW w:w="2127" w:type="dxa"/>
+            <w:tcW w:w="1418" w:type="dxa"/>
             <w:vAlign w:val="center"/>
           </w:tcPr>
           <w:p>
@@ -7437,7 +6920,7 @@
                 <w:szCs w:val="20"/>
                 <w:lang w:val="es-MX"/>
               </w:rPr>
-              <w:t>1</w:t>
+              <w:t>140.7</w:t>
             </w:r>
             <w:r>
               <w:rPr>
@@ -7448,7 +6931,7 @@
                 <w:szCs w:val="20"/>
                 <w:lang w:val="es-MX"/>
               </w:rPr>
-              <w:t>50</w:t>
+              <w:t>.</w:t>
             </w:r>
             <w:r>
               <w:rPr>
@@ -7459,6 +6942,81 @@
                 <w:szCs w:val="20"/>
                 <w:lang w:val="es-MX"/>
               </w:rPr>
+              <w:t>48</w:t>
+            </w:r>
+            <w:r>
+              <w:rPr>
+                <w:rFonts w:ascii="Arial" w:hAnsi="Arial" w:cs="Arial"/>
+                <w:b/>
+                <w:bCs/>
+                <w:sz w:val="20"/>
+                <w:szCs w:val="20"/>
+                <w:lang w:val="es-MX"/>
+              </w:rPr>
+              <w:t>.0</w:t>
+            </w:r>
+          </w:p>
+          <w:p>
+            <w:pPr>
+              <w:jc w:val="center"/>
+              <w:rPr>
+                <w:rFonts w:ascii="Arial" w:hAnsi="Arial" w:cs="Arial"/>
+                <w:b/>
+                <w:bCs/>
+                <w:sz w:val="20"/>
+                <w:szCs w:val="20"/>
+                <w:lang w:val="es-MX"/>
+              </w:rPr>
+            </w:pPr>
+            <w:r>
+              <w:rPr>
+                <w:rFonts w:ascii="Arial" w:hAnsi="Arial" w:cs="Arial"/>
+                <w:b/>
+                <w:bCs/>
+                <w:sz w:val="20"/>
+                <w:szCs w:val="20"/>
+                <w:lang w:val="es-MX"/>
+              </w:rPr>
+              <w:t xml:space="preserve">           .56.0</w:t>
+            </w:r>
+          </w:p>
+        </w:tc>
+        <w:tc>
+          <w:tcPr>
+            <w:tcW w:w="1418" w:type="dxa"/>
+            <w:vAlign w:val="center"/>
+          </w:tcPr>
+          <w:p>
+            <w:pPr>
+              <w:jc w:val="center"/>
+              <w:rPr>
+                <w:rFonts w:ascii="Arial" w:hAnsi="Arial" w:cs="Arial"/>
+                <w:b/>
+                <w:bCs/>
+                <w:sz w:val="20"/>
+                <w:szCs w:val="20"/>
+              </w:rPr>
+            </w:pPr>
+            <w:r>
+              <w:rPr>
+                <w:rFonts w:ascii="Arial" w:hAnsi="Arial" w:cs="Arial"/>
+                <w:b/>
+                <w:bCs/>
+                <w:sz w:val="20"/>
+                <w:szCs w:val="20"/>
+                <w:lang w:val="es-MX"/>
+              </w:rPr>
+              <w:t>140.7</w:t>
+            </w:r>
+            <w:r>
+              <w:rPr>
+                <w:rFonts w:ascii="Arial" w:hAnsi="Arial" w:cs="Arial"/>
+                <w:b/>
+                <w:bCs/>
+                <w:sz w:val="20"/>
+                <w:szCs w:val="20"/>
+                <w:lang w:val="es-MX"/>
+              </w:rPr>
               <w:t>.</w:t>
             </w:r>
             <w:r>
@@ -7470,85 +7028,7 @@
                 <w:szCs w:val="20"/>
                 <w:lang w:val="es-MX"/>
               </w:rPr>
-              <w:t>30</w:t>
-            </w:r>
-            <w:r>
-              <w:rPr>
-                <w:rFonts w:ascii="Arial" w:hAnsi="Arial" w:cs="Arial"/>
-                <w:b/>
-                <w:bCs/>
-                <w:sz w:val="20"/>
-                <w:szCs w:val="20"/>
-                <w:lang w:val="es-MX"/>
-              </w:rPr>
-              <w:t>.</w:t>
-            </w:r>
-            <w:r>
-              <w:rPr>
-                <w:rFonts w:ascii="Arial" w:hAnsi="Arial" w:cs="Arial"/>
-                <w:b/>
-                <w:bCs/>
-                <w:sz w:val="20"/>
-                <w:szCs w:val="20"/>
-                <w:lang w:val="es-MX"/>
-              </w:rPr>
-              <w:t>240</w:t>
-            </w:r>
-            <w:r>
-              <w:rPr>
-                <w:rFonts w:ascii="Arial" w:hAnsi="Arial" w:cs="Arial"/>
-                <w:b/>
-                <w:bCs/>
-                <w:sz w:val="20"/>
-                <w:szCs w:val="20"/>
-                <w:lang w:val="es-MX"/>
-              </w:rPr>
-              <w:t>.0</w:t>
-            </w:r>
-          </w:p>
-          <w:p>
-            <w:pPr>
-              <w:jc w:val="center"/>
-              <w:rPr>
-                <w:rFonts w:ascii="Arial" w:hAnsi="Arial" w:cs="Arial"/>
-                <w:b/>
-                <w:bCs/>
-                <w:sz w:val="20"/>
-                <w:szCs w:val="20"/>
-              </w:rPr>
-            </w:pPr>
-            <w:r>
-              <w:rPr>
-                <w:rFonts w:ascii="Arial" w:hAnsi="Arial" w:cs="Arial"/>
-                <w:b/>
-                <w:bCs/>
-                <w:sz w:val="20"/>
-                <w:szCs w:val="20"/>
-                <w:lang w:val="es-MX"/>
-              </w:rPr>
-              <w:t xml:space="preserve">           .24</w:t>
-            </w:r>
-            <w:r>
-              <w:rPr>
-                <w:rFonts w:ascii="Arial" w:hAnsi="Arial" w:cs="Arial"/>
-                <w:b/>
-                <w:bCs/>
-                <w:sz w:val="20"/>
-                <w:szCs w:val="20"/>
-                <w:lang w:val="es-MX"/>
-              </w:rPr>
-              <w:t>8</w:t>
-            </w:r>
-            <w:r>
-              <w:rPr>
-                <w:rFonts w:ascii="Arial" w:hAnsi="Arial" w:cs="Arial"/>
-                <w:b/>
-                <w:bCs/>
-                <w:sz w:val="20"/>
-                <w:szCs w:val="20"/>
-                <w:lang w:val="es-MX"/>
-              </w:rPr>
-              <w:t>.0</w:t>
+              <w:t>55.255</w:t>
             </w:r>
           </w:p>
         </w:tc>
@@ -7613,7 +7093,7 @@
         </w:tc>
         <w:tc>
           <w:tcPr>
-            <w:tcW w:w="2552" w:type="dxa"/>
+            <w:tcW w:w="2127" w:type="dxa"/>
             <w:vAlign w:val="center"/>
           </w:tcPr>
           <w:p>
@@ -7639,7 +7119,7 @@
         </w:tc>
         <w:tc>
           <w:tcPr>
-            <w:tcW w:w="851" w:type="dxa"/>
+            <w:tcW w:w="850" w:type="dxa"/>
             <w:vAlign w:val="center"/>
           </w:tcPr>
           <w:p>
@@ -7669,7 +7149,7 @@
         </w:tc>
         <w:tc>
           <w:tcPr>
-            <w:tcW w:w="1842" w:type="dxa"/>
+            <w:tcW w:w="1843" w:type="dxa"/>
             <w:vAlign w:val="center"/>
           </w:tcPr>
           <w:p>
@@ -7699,7 +7179,7 @@
         </w:tc>
         <w:tc>
           <w:tcPr>
-            <w:tcW w:w="1134" w:type="dxa"/>
+            <w:tcW w:w="567" w:type="dxa"/>
             <w:vAlign w:val="center"/>
           </w:tcPr>
           <w:p>
@@ -7729,7 +7209,7 @@
         </w:tc>
         <w:tc>
           <w:tcPr>
-            <w:tcW w:w="2127" w:type="dxa"/>
+            <w:tcW w:w="1418" w:type="dxa"/>
             <w:vAlign w:val="center"/>
           </w:tcPr>
           <w:p>
@@ -7753,6 +7233,80 @@
                 <w:szCs w:val="20"/>
                 <w:lang w:val="es-MX"/>
               </w:rPr>
+              <w:t>140.7.62</w:t>
+            </w:r>
+            <w:r>
+              <w:rPr>
+                <w:rFonts w:ascii="Arial" w:hAnsi="Arial" w:cs="Arial"/>
+                <w:b/>
+                <w:bCs/>
+                <w:sz w:val="20"/>
+                <w:szCs w:val="20"/>
+                <w:lang w:val="es-MX"/>
+              </w:rPr>
+              <w:t>.</w:t>
+            </w:r>
+            <w:r>
+              <w:rPr>
+                <w:rFonts w:ascii="Arial" w:hAnsi="Arial" w:cs="Arial"/>
+                <w:b/>
+                <w:bCs/>
+                <w:sz w:val="20"/>
+                <w:szCs w:val="20"/>
+                <w:lang w:val="es-MX"/>
+              </w:rPr>
+              <w:t>16</w:t>
+            </w:r>
+          </w:p>
+        </w:tc>
+        <w:tc>
+          <w:tcPr>
+            <w:tcW w:w="1418" w:type="dxa"/>
+            <w:vAlign w:val="center"/>
+          </w:tcPr>
+          <w:p>
+            <w:pPr>
+              <w:jc w:val="center"/>
+              <w:rPr>
+                <w:rFonts w:ascii="Arial" w:hAnsi="Arial" w:cs="Arial"/>
+                <w:b/>
+                <w:bCs/>
+                <w:sz w:val="20"/>
+                <w:szCs w:val="20"/>
+                <w:lang w:val="es-MX"/>
+              </w:rPr>
+            </w:pPr>
+            <w:r>
+              <w:rPr>
+                <w:rFonts w:ascii="Arial" w:hAnsi="Arial" w:cs="Arial"/>
+                <w:b/>
+                <w:bCs/>
+                <w:sz w:val="20"/>
+                <w:szCs w:val="20"/>
+                <w:lang w:val="es-MX"/>
+              </w:rPr>
+              <w:t>140.7.62</w:t>
+            </w:r>
+            <w:r>
+              <w:rPr>
+                <w:rFonts w:ascii="Arial" w:hAnsi="Arial" w:cs="Arial"/>
+                <w:b/>
+                <w:bCs/>
+                <w:sz w:val="20"/>
+                <w:szCs w:val="20"/>
+                <w:lang w:val="es-MX"/>
+              </w:rPr>
+              <w:t>.</w:t>
+            </w:r>
+            <w:r>
+              <w:rPr>
+                <w:rFonts w:ascii="Arial" w:hAnsi="Arial" w:cs="Arial"/>
+                <w:b/>
+                <w:bCs/>
+                <w:sz w:val="20"/>
+                <w:szCs w:val="20"/>
+                <w:lang w:val="es-MX"/>
+              </w:rPr>
               <w:t>1</w:t>
             </w:r>
             <w:r>
@@ -7764,73 +7318,7 @@
                 <w:szCs w:val="20"/>
                 <w:lang w:val="es-MX"/>
               </w:rPr>
-              <w:t>50</w:t>
-            </w:r>
-            <w:r>
-              <w:rPr>
-                <w:rFonts w:ascii="Arial" w:hAnsi="Arial" w:cs="Arial"/>
-                <w:b/>
-                <w:bCs/>
-                <w:sz w:val="20"/>
-                <w:szCs w:val="20"/>
-                <w:lang w:val="es-MX"/>
-              </w:rPr>
-              <w:t>.</w:t>
-            </w:r>
-            <w:r>
-              <w:rPr>
-                <w:rFonts w:ascii="Arial" w:hAnsi="Arial" w:cs="Arial"/>
-                <w:b/>
-                <w:bCs/>
-                <w:sz w:val="20"/>
-                <w:szCs w:val="20"/>
-                <w:lang w:val="es-MX"/>
-              </w:rPr>
-              <w:t>30</w:t>
-            </w:r>
-            <w:r>
-              <w:rPr>
-                <w:rFonts w:ascii="Arial" w:hAnsi="Arial" w:cs="Arial"/>
-                <w:b/>
-                <w:bCs/>
-                <w:sz w:val="20"/>
-                <w:szCs w:val="20"/>
-                <w:lang w:val="es-MX"/>
-              </w:rPr>
-              <w:t>.</w:t>
-            </w:r>
-            <w:r>
-              <w:rPr>
-                <w:rFonts w:ascii="Arial" w:hAnsi="Arial" w:cs="Arial"/>
-                <w:b/>
-                <w:bCs/>
-                <w:sz w:val="20"/>
-                <w:szCs w:val="20"/>
-                <w:lang w:val="es-MX"/>
-              </w:rPr>
-              <w:t>254</w:t>
-            </w:r>
-            <w:r>
-              <w:rPr>
-                <w:rFonts w:ascii="Arial" w:hAnsi="Arial" w:cs="Arial"/>
-                <w:b/>
-                <w:bCs/>
-                <w:sz w:val="20"/>
-                <w:szCs w:val="20"/>
-                <w:lang w:val="es-MX"/>
-              </w:rPr>
-              <w:t>.</w:t>
-            </w:r>
-            <w:r>
-              <w:rPr>
-                <w:rFonts w:ascii="Arial" w:hAnsi="Arial" w:cs="Arial"/>
-                <w:b/>
-                <w:bCs/>
-                <w:sz w:val="20"/>
-                <w:szCs w:val="20"/>
-                <w:lang w:val="es-MX"/>
-              </w:rPr>
-              <w:t>16</w:t>
+              <w:t>9</w:t>
             </w:r>
           </w:p>
         </w:tc>
@@ -7895,7 +7383,7 @@
         </w:tc>
         <w:tc>
           <w:tcPr>
-            <w:tcW w:w="2552" w:type="dxa"/>
+            <w:tcW w:w="2127" w:type="dxa"/>
             <w:vAlign w:val="center"/>
           </w:tcPr>
           <w:p>
@@ -7921,7 +7409,7 @@
         </w:tc>
         <w:tc>
           <w:tcPr>
-            <w:tcW w:w="851" w:type="dxa"/>
+            <w:tcW w:w="850" w:type="dxa"/>
             <w:vAlign w:val="center"/>
           </w:tcPr>
           <w:p>
@@ -7951,7 +7439,7 @@
         </w:tc>
         <w:tc>
           <w:tcPr>
-            <w:tcW w:w="1842" w:type="dxa"/>
+            <w:tcW w:w="1843" w:type="dxa"/>
             <w:vAlign w:val="center"/>
           </w:tcPr>
           <w:p>
@@ -7981,7 +7469,7 @@
         </w:tc>
         <w:tc>
           <w:tcPr>
-            <w:tcW w:w="1134" w:type="dxa"/>
+            <w:tcW w:w="567" w:type="dxa"/>
             <w:vAlign w:val="center"/>
           </w:tcPr>
           <w:p>
@@ -8011,7 +7499,7 @@
         </w:tc>
         <w:tc>
           <w:tcPr>
-            <w:tcW w:w="2127" w:type="dxa"/>
+            <w:tcW w:w="1418" w:type="dxa"/>
             <w:vAlign w:val="center"/>
           </w:tcPr>
           <w:p>
@@ -8020,21 +7508,12 @@
               <w:rPr>
                 <w:rFonts w:ascii="Arial" w:hAnsi="Arial" w:cs="Arial"/>
                 <w:b/>
-                <w:sz w:val="20"/>
-                <w:szCs w:val="20"/>
-              </w:rPr>
-            </w:pPr>
-            <w:r>
-              <w:rPr>
-                <w:rFonts w:ascii="Arial" w:hAnsi="Arial" w:cs="Arial"/>
-                <w:b/>
                 <w:bCs/>
                 <w:sz w:val="20"/>
                 <w:szCs w:val="20"/>
                 <w:lang w:val="es-MX"/>
               </w:rPr>
-              <w:t>1</w:t>
-            </w:r>
+            </w:pPr>
             <w:r>
               <w:rPr>
                 <w:rFonts w:ascii="Arial" w:hAnsi="Arial" w:cs="Arial"/>
@@ -8044,7 +7523,7 @@
                 <w:szCs w:val="20"/>
                 <w:lang w:val="es-MX"/>
               </w:rPr>
-              <w:t>50</w:t>
+              <w:t>140.7.62</w:t>
             </w:r>
             <w:r>
               <w:rPr>
@@ -8066,8 +7545,25 @@
                 <w:szCs w:val="20"/>
                 <w:lang w:val="es-MX"/>
               </w:rPr>
-              <w:t>30</w:t>
-            </w:r>
+              <w:t>20</w:t>
+            </w:r>
+          </w:p>
+        </w:tc>
+        <w:tc>
+          <w:tcPr>
+            <w:tcW w:w="1418" w:type="dxa"/>
+            <w:vAlign w:val="center"/>
+          </w:tcPr>
+          <w:p>
+            <w:pPr>
+              <w:jc w:val="center"/>
+              <w:rPr>
+                <w:rFonts w:ascii="Arial" w:hAnsi="Arial" w:cs="Arial"/>
+                <w:b/>
+                <w:sz w:val="20"/>
+                <w:szCs w:val="20"/>
+              </w:rPr>
+            </w:pPr>
             <w:r>
               <w:rPr>
                 <w:rFonts w:ascii="Arial" w:hAnsi="Arial" w:cs="Arial"/>
@@ -8077,6 +7573,17 @@
                 <w:szCs w:val="20"/>
                 <w:lang w:val="es-MX"/>
               </w:rPr>
+              <w:t>140.7.62</w:t>
+            </w:r>
+            <w:r>
+              <w:rPr>
+                <w:rFonts w:ascii="Arial" w:hAnsi="Arial" w:cs="Arial"/>
+                <w:b/>
+                <w:bCs/>
+                <w:sz w:val="20"/>
+                <w:szCs w:val="20"/>
+                <w:lang w:val="es-MX"/>
+              </w:rPr>
               <w:t>.</w:t>
             </w:r>
             <w:r>
@@ -8088,7 +7595,7 @@
                 <w:szCs w:val="20"/>
                 <w:lang w:val="es-MX"/>
               </w:rPr>
-              <w:t>254</w:t>
+              <w:t>2</w:t>
             </w:r>
             <w:r>
               <w:rPr>
@@ -8099,18 +7606,7 @@
                 <w:szCs w:val="20"/>
                 <w:lang w:val="es-MX"/>
               </w:rPr>
-              <w:t>.</w:t>
-            </w:r>
-            <w:r>
-              <w:rPr>
-                <w:rFonts w:ascii="Arial" w:hAnsi="Arial" w:cs="Arial"/>
-                <w:b/>
-                <w:bCs/>
-                <w:sz w:val="20"/>
-                <w:szCs w:val="20"/>
-                <w:lang w:val="es-MX"/>
-              </w:rPr>
-              <w:t>20</w:t>
+              <w:t>3</w:t>
             </w:r>
           </w:p>
         </w:tc>
@@ -8145,18 +7641,7 @@
                 <w:sz w:val="20"/>
                 <w:szCs w:val="20"/>
               </w:rPr>
-              <w:t>RC – R</w:t>
-            </w:r>
-            <w:r>
-              <w:rPr>
-                <w:rFonts w:ascii="Arial" w:hAnsi="Arial" w:cs="Arial"/>
-                <w:b/>
-                <w:bCs/>
-                <w:color w:val="000000" w:themeColor="text1"/>
-                <w:sz w:val="20"/>
-                <w:szCs w:val="20"/>
-              </w:rPr>
-              <w:t>D</w:t>
+              <w:t>RC – RD</w:t>
             </w:r>
           </w:p>
         </w:tc>
@@ -8186,7 +7671,7 @@
         </w:tc>
         <w:tc>
           <w:tcPr>
-            <w:tcW w:w="2552" w:type="dxa"/>
+            <w:tcW w:w="2127" w:type="dxa"/>
             <w:vAlign w:val="center"/>
           </w:tcPr>
           <w:p>
@@ -8212,7 +7697,7 @@
         </w:tc>
         <w:tc>
           <w:tcPr>
-            <w:tcW w:w="851" w:type="dxa"/>
+            <w:tcW w:w="850" w:type="dxa"/>
             <w:vAlign w:val="center"/>
           </w:tcPr>
           <w:p>
@@ -8242,7 +7727,7 @@
         </w:tc>
         <w:tc>
           <w:tcPr>
-            <w:tcW w:w="1842" w:type="dxa"/>
+            <w:tcW w:w="1843" w:type="dxa"/>
             <w:vAlign w:val="center"/>
           </w:tcPr>
           <w:p>
@@ -8272,7 +7757,7 @@
         </w:tc>
         <w:tc>
           <w:tcPr>
-            <w:tcW w:w="1134" w:type="dxa"/>
+            <w:tcW w:w="567" w:type="dxa"/>
             <w:vAlign w:val="center"/>
           </w:tcPr>
           <w:p>
@@ -8302,7 +7787,7 @@
         </w:tc>
         <w:tc>
           <w:tcPr>
-            <w:tcW w:w="2127" w:type="dxa"/>
+            <w:tcW w:w="1418" w:type="dxa"/>
             <w:vAlign w:val="center"/>
           </w:tcPr>
           <w:p>
@@ -8312,6 +7797,58 @@
                 <w:rFonts w:ascii="Arial" w:hAnsi="Arial" w:cs="Arial"/>
                 <w:b/>
                 <w:bCs/>
+                <w:sz w:val="20"/>
+                <w:szCs w:val="20"/>
+                <w:lang w:val="es-MX"/>
+              </w:rPr>
+            </w:pPr>
+            <w:r>
+              <w:rPr>
+                <w:rFonts w:ascii="Arial" w:hAnsi="Arial" w:cs="Arial"/>
+                <w:b/>
+                <w:bCs/>
+                <w:sz w:val="20"/>
+                <w:szCs w:val="20"/>
+                <w:lang w:val="es-MX"/>
+              </w:rPr>
+              <w:t>140.7.62</w:t>
+            </w:r>
+            <w:r>
+              <w:rPr>
+                <w:rFonts w:ascii="Arial" w:hAnsi="Arial" w:cs="Arial"/>
+                <w:b/>
+                <w:bCs/>
+                <w:sz w:val="20"/>
+                <w:szCs w:val="20"/>
+                <w:lang w:val="es-MX"/>
+              </w:rPr>
+              <w:t>.</w:t>
+            </w:r>
+            <w:r>
+              <w:rPr>
+                <w:rFonts w:ascii="Arial" w:hAnsi="Arial" w:cs="Arial"/>
+                <w:b/>
+                <w:bCs/>
+                <w:sz w:val="20"/>
+                <w:szCs w:val="20"/>
+                <w:lang w:val="es-MX"/>
+              </w:rPr>
+              <w:t>24</w:t>
+            </w:r>
+          </w:p>
+        </w:tc>
+        <w:tc>
+          <w:tcPr>
+            <w:tcW w:w="1418" w:type="dxa"/>
+            <w:vAlign w:val="center"/>
+          </w:tcPr>
+          <w:p>
+            <w:pPr>
+              <w:jc w:val="center"/>
+              <w:rPr>
+                <w:rFonts w:ascii="Arial" w:hAnsi="Arial" w:cs="Arial"/>
+                <w:b/>
+                <w:bCs/>
                 <w:color w:val="FF0000"/>
                 <w:sz w:val="20"/>
                 <w:szCs w:val="20"/>
@@ -8326,7 +7863,7 @@
                 <w:szCs w:val="20"/>
                 <w:lang w:val="es-MX"/>
               </w:rPr>
-              <w:t>1</w:t>
+              <w:t>140.7.62</w:t>
             </w:r>
             <w:r>
               <w:rPr>
@@ -8337,7 +7874,7 @@
                 <w:szCs w:val="20"/>
                 <w:lang w:val="es-MX"/>
               </w:rPr>
-              <w:t>50</w:t>
+              <w:t>.</w:t>
             </w:r>
             <w:r>
               <w:rPr>
@@ -8348,7 +7885,7 @@
                 <w:szCs w:val="20"/>
                 <w:lang w:val="es-MX"/>
               </w:rPr>
-              <w:t>.</w:t>
+              <w:t>2</w:t>
             </w:r>
             <w:r>
               <w:rPr>
@@ -8359,51 +7896,7 @@
                 <w:szCs w:val="20"/>
                 <w:lang w:val="es-MX"/>
               </w:rPr>
-              <w:t>30</w:t>
-            </w:r>
-            <w:r>
-              <w:rPr>
-                <w:rFonts w:ascii="Arial" w:hAnsi="Arial" w:cs="Arial"/>
-                <w:b/>
-                <w:bCs/>
-                <w:sz w:val="20"/>
-                <w:szCs w:val="20"/>
-                <w:lang w:val="es-MX"/>
-              </w:rPr>
-              <w:t>.</w:t>
-            </w:r>
-            <w:r>
-              <w:rPr>
-                <w:rFonts w:ascii="Arial" w:hAnsi="Arial" w:cs="Arial"/>
-                <w:b/>
-                <w:bCs/>
-                <w:sz w:val="20"/>
-                <w:szCs w:val="20"/>
-                <w:lang w:val="es-MX"/>
-              </w:rPr>
-              <w:t>254</w:t>
-            </w:r>
-            <w:r>
-              <w:rPr>
-                <w:rFonts w:ascii="Arial" w:hAnsi="Arial" w:cs="Arial"/>
-                <w:b/>
-                <w:bCs/>
-                <w:sz w:val="20"/>
-                <w:szCs w:val="20"/>
-                <w:lang w:val="es-MX"/>
-              </w:rPr>
-              <w:t>.</w:t>
-            </w:r>
-            <w:r>
-              <w:rPr>
-                <w:rFonts w:ascii="Arial" w:hAnsi="Arial" w:cs="Arial"/>
-                <w:b/>
-                <w:bCs/>
-                <w:sz w:val="20"/>
-                <w:szCs w:val="20"/>
-                <w:lang w:val="es-MX"/>
-              </w:rPr>
-              <w:t>24</w:t>
+              <w:t>7</w:t>
             </w:r>
           </w:p>
         </w:tc>
@@ -8496,6 +7989,7 @@
           <w:rFonts w:ascii="Arial" w:hAnsi="Arial" w:cs="Arial"/>
           <w:sz w:val="20"/>
           <w:szCs w:val="20"/>
+          <w:lang w:val="es-MX"/>
         </w:rPr>
       </w:pPr>
       <w:r>
@@ -9242,88 +8736,9 @@
           <w:spacing w:val="-1"/>
           <w:sz w:val="20"/>
           <w:szCs w:val="20"/>
-        </w:rPr>
-        <w:t xml:space="preserve">Toma </w:t>
-      </w:r>
-      <w:proofErr w:type="spellStart"/>
-      <w:r>
-        <w:rPr>
-          <w:rFonts w:ascii="Arial" w:hAnsi="Arial" w:cs="Arial"/>
-          <w:spacing w:val="-1"/>
-          <w:sz w:val="20"/>
-          <w:szCs w:val="20"/>
-        </w:rPr>
-        <w:t>en</w:t>
-      </w:r>
-      <w:proofErr w:type="spellEnd"/>
-      <w:r>
-        <w:rPr>
-          <w:rFonts w:ascii="Arial" w:hAnsi="Arial" w:cs="Arial"/>
-          <w:spacing w:val="-1"/>
-          <w:sz w:val="20"/>
-          <w:szCs w:val="20"/>
-        </w:rPr>
-        <w:t xml:space="preserve"> </w:t>
-      </w:r>
-      <w:proofErr w:type="spellStart"/>
-      <w:r>
-        <w:rPr>
-          <w:rFonts w:ascii="Arial" w:hAnsi="Arial" w:cs="Arial"/>
-          <w:spacing w:val="-1"/>
-          <w:sz w:val="20"/>
-          <w:szCs w:val="20"/>
-        </w:rPr>
-        <w:t>cuenta</w:t>
-      </w:r>
-      <w:proofErr w:type="spellEnd"/>
-      <w:r>
-        <w:rPr>
-          <w:rFonts w:ascii="Arial" w:hAnsi="Arial" w:cs="Arial"/>
-          <w:spacing w:val="-1"/>
-          <w:sz w:val="20"/>
-          <w:szCs w:val="20"/>
-        </w:rPr>
-        <w:t xml:space="preserve"> las </w:t>
-      </w:r>
-      <w:proofErr w:type="spellStart"/>
-      <w:r>
-        <w:rPr>
-          <w:rFonts w:ascii="Arial" w:hAnsi="Arial" w:cs="Arial"/>
-          <w:spacing w:val="-1"/>
-          <w:sz w:val="20"/>
-          <w:szCs w:val="20"/>
-        </w:rPr>
-        <w:t>siguientes</w:t>
-      </w:r>
-      <w:proofErr w:type="spellEnd"/>
-      <w:r>
-        <w:rPr>
-          <w:rFonts w:ascii="Arial" w:hAnsi="Arial" w:cs="Arial"/>
-          <w:spacing w:val="-1"/>
-          <w:sz w:val="20"/>
-          <w:szCs w:val="20"/>
-        </w:rPr>
-        <w:t xml:space="preserve"> </w:t>
-      </w:r>
-      <w:proofErr w:type="spellStart"/>
-      <w:r>
-        <w:rPr>
-          <w:rFonts w:ascii="Arial" w:hAnsi="Arial" w:cs="Arial"/>
-          <w:spacing w:val="-1"/>
-          <w:sz w:val="20"/>
-          <w:szCs w:val="20"/>
-        </w:rPr>
-        <w:t>consideraciones</w:t>
-      </w:r>
-      <w:proofErr w:type="spellEnd"/>
-      <w:r>
-        <w:rPr>
-          <w:rFonts w:ascii="Arial" w:hAnsi="Arial" w:cs="Arial"/>
-          <w:spacing w:val="-1"/>
-          <w:sz w:val="20"/>
-          <w:szCs w:val="20"/>
-        </w:rPr>
-        <w:t>:</w:t>
+          <w:lang w:val="es-MX"/>
+        </w:rPr>
+        <w:t>Es importante considerar lo siguiente:</w:t>
       </w:r>
     </w:p>
     <w:p>
@@ -9853,7 +9268,7 @@
                 <w:szCs w:val="20"/>
                 <w:lang w:val="es-MX"/>
               </w:rPr>
-              <w:t>1</w:t>
+              <w:t>140.7</w:t>
             </w:r>
             <w:r>
               <w:rPr>
@@ -9864,7 +9279,7 @@
                 <w:szCs w:val="20"/>
                 <w:lang w:val="es-MX"/>
               </w:rPr>
-              <w:t>50</w:t>
+              <w:t>.</w:t>
             </w:r>
             <w:r>
               <w:rPr>
@@ -9875,40 +9290,7 @@
                 <w:szCs w:val="20"/>
                 <w:lang w:val="es-MX"/>
               </w:rPr>
-              <w:t>.</w:t>
-            </w:r>
-            <w:r>
-              <w:rPr>
-                <w:rFonts w:ascii="Arial" w:hAnsi="Arial" w:cs="Arial"/>
-                <w:b/>
-                <w:bCs/>
-                <w:sz w:val="20"/>
-                <w:szCs w:val="20"/>
-                <w:lang w:val="es-MX"/>
-              </w:rPr>
-              <w:t>30</w:t>
-            </w:r>
-            <w:r>
-              <w:rPr>
-                <w:rFonts w:ascii="Arial" w:hAnsi="Arial" w:cs="Arial"/>
-                <w:b/>
-                <w:bCs/>
-                <w:sz w:val="20"/>
-                <w:szCs w:val="20"/>
-                <w:lang w:val="es-MX"/>
-              </w:rPr>
-              <w:t>.</w:t>
-            </w:r>
-            <w:r>
-              <w:rPr>
-                <w:rFonts w:ascii="Arial" w:hAnsi="Arial" w:cs="Arial"/>
-                <w:b/>
-                <w:bCs/>
-                <w:sz w:val="20"/>
-                <w:szCs w:val="20"/>
-                <w:lang w:val="es-MX"/>
-              </w:rPr>
-              <w:t>248</w:t>
+              <w:t>56</w:t>
             </w:r>
             <w:r>
               <w:rPr>
@@ -10052,62 +9434,7 @@
                 <w:szCs w:val="20"/>
                 <w:lang w:val="es-MX"/>
               </w:rPr>
-              <w:t>1</w:t>
-            </w:r>
-            <w:r>
-              <w:rPr>
-                <w:rFonts w:ascii="Arial" w:hAnsi="Arial" w:cs="Arial"/>
-                <w:b/>
-                <w:bCs/>
-                <w:sz w:val="20"/>
-                <w:szCs w:val="20"/>
-                <w:lang w:val="es-MX"/>
-              </w:rPr>
-              <w:t>50</w:t>
-            </w:r>
-            <w:r>
-              <w:rPr>
-                <w:rFonts w:ascii="Arial" w:hAnsi="Arial" w:cs="Arial"/>
-                <w:b/>
-                <w:bCs/>
-                <w:sz w:val="20"/>
-                <w:szCs w:val="20"/>
-                <w:lang w:val="es-MX"/>
-              </w:rPr>
-              <w:t>.</w:t>
-            </w:r>
-            <w:r>
-              <w:rPr>
-                <w:rFonts w:ascii="Arial" w:hAnsi="Arial" w:cs="Arial"/>
-                <w:b/>
-                <w:bCs/>
-                <w:sz w:val="20"/>
-                <w:szCs w:val="20"/>
-                <w:lang w:val="es-MX"/>
-              </w:rPr>
-              <w:t>30</w:t>
-            </w:r>
-            <w:r>
-              <w:rPr>
-                <w:rFonts w:ascii="Arial" w:hAnsi="Arial" w:cs="Arial"/>
-                <w:b/>
-                <w:bCs/>
-                <w:sz w:val="20"/>
-                <w:szCs w:val="20"/>
-                <w:lang w:val="es-MX"/>
-              </w:rPr>
-              <w:t>.</w:t>
-            </w:r>
-            <w:r>
-              <w:rPr>
-                <w:rFonts w:ascii="Arial" w:hAnsi="Arial" w:cs="Arial"/>
-                <w:b/>
-                <w:bCs/>
-                <w:sz w:val="20"/>
-                <w:szCs w:val="20"/>
-                <w:lang w:val="es-MX"/>
-              </w:rPr>
-              <w:t>254</w:t>
+              <w:t>140.7.62</w:t>
             </w:r>
             <w:r>
               <w:rPr>
@@ -10271,7 +9598,7 @@
                 <w:szCs w:val="20"/>
                 <w:lang w:val="es-MX"/>
               </w:rPr>
-              <w:t>1</w:t>
+              <w:t>140.7</w:t>
             </w:r>
             <w:r>
               <w:rPr>
@@ -10282,7 +9609,7 @@
                 <w:szCs w:val="20"/>
                 <w:lang w:val="es-MX"/>
               </w:rPr>
-              <w:t>50</w:t>
+              <w:t>.</w:t>
             </w:r>
             <w:r>
               <w:rPr>
@@ -10293,40 +9620,7 @@
                 <w:szCs w:val="20"/>
                 <w:lang w:val="es-MX"/>
               </w:rPr>
-              <w:t>.</w:t>
-            </w:r>
-            <w:r>
-              <w:rPr>
-                <w:rFonts w:ascii="Arial" w:hAnsi="Arial" w:cs="Arial"/>
-                <w:b/>
-                <w:bCs/>
-                <w:sz w:val="20"/>
-                <w:szCs w:val="20"/>
-                <w:lang w:val="es-MX"/>
-              </w:rPr>
-              <w:t>30</w:t>
-            </w:r>
-            <w:r>
-              <w:rPr>
-                <w:rFonts w:ascii="Arial" w:hAnsi="Arial" w:cs="Arial"/>
-                <w:b/>
-                <w:bCs/>
-                <w:sz w:val="20"/>
-                <w:szCs w:val="20"/>
-                <w:lang w:val="es-MX"/>
-              </w:rPr>
-              <w:t>.</w:t>
-            </w:r>
-            <w:r>
-              <w:rPr>
-                <w:rFonts w:ascii="Arial" w:hAnsi="Arial" w:cs="Arial"/>
-                <w:b/>
-                <w:bCs/>
-                <w:sz w:val="20"/>
-                <w:szCs w:val="20"/>
-                <w:lang w:val="es-MX"/>
-              </w:rPr>
-              <w:t>252</w:t>
+              <w:t>60</w:t>
             </w:r>
             <w:r>
               <w:rPr>
@@ -10479,7 +9773,7 @@
                 <w:szCs w:val="20"/>
                 <w:lang w:val="es-MX"/>
               </w:rPr>
-              <w:t>1</w:t>
+              <w:t>140.7</w:t>
             </w:r>
             <w:r>
               <w:rPr>
@@ -10490,7 +9784,7 @@
                 <w:szCs w:val="20"/>
                 <w:lang w:val="es-MX"/>
               </w:rPr>
-              <w:t>50</w:t>
+              <w:t>.</w:t>
             </w:r>
             <w:r>
               <w:rPr>
@@ -10501,40 +9795,7 @@
                 <w:szCs w:val="20"/>
                 <w:lang w:val="es-MX"/>
               </w:rPr>
-              <w:t>.</w:t>
-            </w:r>
-            <w:r>
-              <w:rPr>
-                <w:rFonts w:ascii="Arial" w:hAnsi="Arial" w:cs="Arial"/>
-                <w:b/>
-                <w:bCs/>
-                <w:sz w:val="20"/>
-                <w:szCs w:val="20"/>
-                <w:lang w:val="es-MX"/>
-              </w:rPr>
-              <w:t>30</w:t>
-            </w:r>
-            <w:r>
-              <w:rPr>
-                <w:rFonts w:ascii="Arial" w:hAnsi="Arial" w:cs="Arial"/>
-                <w:b/>
-                <w:bCs/>
-                <w:sz w:val="20"/>
-                <w:szCs w:val="20"/>
-                <w:lang w:val="es-MX"/>
-              </w:rPr>
-              <w:t>.</w:t>
-            </w:r>
-            <w:r>
-              <w:rPr>
-                <w:rFonts w:ascii="Arial" w:hAnsi="Arial" w:cs="Arial"/>
-                <w:b/>
-                <w:bCs/>
-                <w:sz w:val="20"/>
-                <w:szCs w:val="20"/>
-                <w:lang w:val="es-MX"/>
-              </w:rPr>
-              <w:t>224</w:t>
+              <w:t>32</w:t>
             </w:r>
             <w:r>
               <w:rPr>
@@ -10678,62 +9939,7 @@
                 <w:szCs w:val="20"/>
                 <w:lang w:val="es-MX"/>
               </w:rPr>
-              <w:t>1</w:t>
-            </w:r>
-            <w:r>
-              <w:rPr>
-                <w:rFonts w:ascii="Arial" w:hAnsi="Arial" w:cs="Arial"/>
-                <w:b/>
-                <w:bCs/>
-                <w:sz w:val="20"/>
-                <w:szCs w:val="20"/>
-                <w:lang w:val="es-MX"/>
-              </w:rPr>
-              <w:t>50</w:t>
-            </w:r>
-            <w:r>
-              <w:rPr>
-                <w:rFonts w:ascii="Arial" w:hAnsi="Arial" w:cs="Arial"/>
-                <w:b/>
-                <w:bCs/>
-                <w:sz w:val="20"/>
-                <w:szCs w:val="20"/>
-                <w:lang w:val="es-MX"/>
-              </w:rPr>
-              <w:t>.</w:t>
-            </w:r>
-            <w:r>
-              <w:rPr>
-                <w:rFonts w:ascii="Arial" w:hAnsi="Arial" w:cs="Arial"/>
-                <w:b/>
-                <w:bCs/>
-                <w:sz w:val="20"/>
-                <w:szCs w:val="20"/>
-                <w:lang w:val="es-MX"/>
-              </w:rPr>
-              <w:t>30</w:t>
-            </w:r>
-            <w:r>
-              <w:rPr>
-                <w:rFonts w:ascii="Arial" w:hAnsi="Arial" w:cs="Arial"/>
-                <w:b/>
-                <w:bCs/>
-                <w:sz w:val="20"/>
-                <w:szCs w:val="20"/>
-                <w:lang w:val="es-MX"/>
-              </w:rPr>
-              <w:t>.</w:t>
-            </w:r>
-            <w:r>
-              <w:rPr>
-                <w:rFonts w:ascii="Arial" w:hAnsi="Arial" w:cs="Arial"/>
-                <w:b/>
-                <w:bCs/>
-                <w:sz w:val="20"/>
-                <w:szCs w:val="20"/>
-                <w:lang w:val="es-MX"/>
-              </w:rPr>
-              <w:t>254</w:t>
+              <w:t>140.7.62</w:t>
             </w:r>
             <w:r>
               <w:rPr>
@@ -10861,62 +10067,7 @@
                 <w:szCs w:val="20"/>
                 <w:lang w:val="es-MX"/>
               </w:rPr>
-              <w:t>1</w:t>
-            </w:r>
-            <w:r>
-              <w:rPr>
-                <w:rFonts w:ascii="Arial" w:hAnsi="Arial" w:cs="Arial"/>
-                <w:b/>
-                <w:bCs/>
-                <w:sz w:val="20"/>
-                <w:szCs w:val="20"/>
-                <w:lang w:val="es-MX"/>
-              </w:rPr>
-              <w:t>50</w:t>
-            </w:r>
-            <w:r>
-              <w:rPr>
-                <w:rFonts w:ascii="Arial" w:hAnsi="Arial" w:cs="Arial"/>
-                <w:b/>
-                <w:bCs/>
-                <w:sz w:val="20"/>
-                <w:szCs w:val="20"/>
-                <w:lang w:val="es-MX"/>
-              </w:rPr>
-              <w:t>.</w:t>
-            </w:r>
-            <w:r>
-              <w:rPr>
-                <w:rFonts w:ascii="Arial" w:hAnsi="Arial" w:cs="Arial"/>
-                <w:b/>
-                <w:bCs/>
-                <w:sz w:val="20"/>
-                <w:szCs w:val="20"/>
-                <w:lang w:val="es-MX"/>
-              </w:rPr>
-              <w:t>30</w:t>
-            </w:r>
-            <w:r>
-              <w:rPr>
-                <w:rFonts w:ascii="Arial" w:hAnsi="Arial" w:cs="Arial"/>
-                <w:b/>
-                <w:bCs/>
-                <w:sz w:val="20"/>
-                <w:szCs w:val="20"/>
-                <w:lang w:val="es-MX"/>
-              </w:rPr>
-              <w:t>.</w:t>
-            </w:r>
-            <w:r>
-              <w:rPr>
-                <w:rFonts w:ascii="Arial" w:hAnsi="Arial" w:cs="Arial"/>
-                <w:b/>
-                <w:bCs/>
-                <w:sz w:val="20"/>
-                <w:szCs w:val="20"/>
-                <w:lang w:val="es-MX"/>
-              </w:rPr>
-              <w:t>254</w:t>
+              <w:t>140.7.62</w:t>
             </w:r>
             <w:r>
               <w:rPr>
@@ -11089,62 +10240,7 @@
                 <w:szCs w:val="20"/>
                 <w:lang w:val="es-MX"/>
               </w:rPr>
-              <w:t>1</w:t>
-            </w:r>
-            <w:r>
-              <w:rPr>
-                <w:rFonts w:ascii="Arial" w:hAnsi="Arial" w:cs="Arial"/>
-                <w:b/>
-                <w:bCs/>
-                <w:sz w:val="20"/>
-                <w:szCs w:val="20"/>
-                <w:lang w:val="es-MX"/>
-              </w:rPr>
-              <w:t>50</w:t>
-            </w:r>
-            <w:r>
-              <w:rPr>
-                <w:rFonts w:ascii="Arial" w:hAnsi="Arial" w:cs="Arial"/>
-                <w:b/>
-                <w:bCs/>
-                <w:sz w:val="20"/>
-                <w:szCs w:val="20"/>
-                <w:lang w:val="es-MX"/>
-              </w:rPr>
-              <w:t>.</w:t>
-            </w:r>
-            <w:r>
-              <w:rPr>
-                <w:rFonts w:ascii="Arial" w:hAnsi="Arial" w:cs="Arial"/>
-                <w:b/>
-                <w:bCs/>
-                <w:sz w:val="20"/>
-                <w:szCs w:val="20"/>
-                <w:lang w:val="es-MX"/>
-              </w:rPr>
-              <w:t>30</w:t>
-            </w:r>
-            <w:r>
-              <w:rPr>
-                <w:rFonts w:ascii="Arial" w:hAnsi="Arial" w:cs="Arial"/>
-                <w:b/>
-                <w:bCs/>
-                <w:sz w:val="20"/>
-                <w:szCs w:val="20"/>
-                <w:lang w:val="es-MX"/>
-              </w:rPr>
-              <w:t>.</w:t>
-            </w:r>
-            <w:r>
-              <w:rPr>
-                <w:rFonts w:ascii="Arial" w:hAnsi="Arial" w:cs="Arial"/>
-                <w:b/>
-                <w:bCs/>
-                <w:sz w:val="20"/>
-                <w:szCs w:val="20"/>
-                <w:lang w:val="es-MX"/>
-              </w:rPr>
-              <w:t>254</w:t>
+              <w:t>140.7.62</w:t>
             </w:r>
             <w:r>
               <w:rPr>
@@ -11280,62 +10376,7 @@
                 <w:szCs w:val="20"/>
                 <w:lang w:val="es-MX"/>
               </w:rPr>
-              <w:t>1</w:t>
-            </w:r>
-            <w:r>
-              <w:rPr>
-                <w:rFonts w:ascii="Arial" w:hAnsi="Arial" w:cs="Arial"/>
-                <w:b/>
-                <w:bCs/>
-                <w:sz w:val="20"/>
-                <w:szCs w:val="20"/>
-                <w:lang w:val="es-MX"/>
-              </w:rPr>
-              <w:t>50</w:t>
-            </w:r>
-            <w:r>
-              <w:rPr>
-                <w:rFonts w:ascii="Arial" w:hAnsi="Arial" w:cs="Arial"/>
-                <w:b/>
-                <w:bCs/>
-                <w:sz w:val="20"/>
-                <w:szCs w:val="20"/>
-                <w:lang w:val="es-MX"/>
-              </w:rPr>
-              <w:t>.</w:t>
-            </w:r>
-            <w:r>
-              <w:rPr>
-                <w:rFonts w:ascii="Arial" w:hAnsi="Arial" w:cs="Arial"/>
-                <w:b/>
-                <w:bCs/>
-                <w:sz w:val="20"/>
-                <w:szCs w:val="20"/>
-                <w:lang w:val="es-MX"/>
-              </w:rPr>
-              <w:t>30</w:t>
-            </w:r>
-            <w:r>
-              <w:rPr>
-                <w:rFonts w:ascii="Arial" w:hAnsi="Arial" w:cs="Arial"/>
-                <w:b/>
-                <w:bCs/>
-                <w:sz w:val="20"/>
-                <w:szCs w:val="20"/>
-                <w:lang w:val="es-MX"/>
-              </w:rPr>
-              <w:t>.</w:t>
-            </w:r>
-            <w:r>
-              <w:rPr>
-                <w:rFonts w:ascii="Arial" w:hAnsi="Arial" w:cs="Arial"/>
-                <w:b/>
-                <w:bCs/>
-                <w:sz w:val="20"/>
-                <w:szCs w:val="20"/>
-                <w:lang w:val="es-MX"/>
-              </w:rPr>
-              <w:t>254</w:t>
+              <w:t>140.7.62</w:t>
             </w:r>
             <w:r>
               <w:rPr>
@@ -11463,62 +10504,7 @@
                 <w:szCs w:val="20"/>
                 <w:lang w:val="es-MX"/>
               </w:rPr>
-              <w:t>1</w:t>
-            </w:r>
-            <w:r>
-              <w:rPr>
-                <w:rFonts w:ascii="Arial" w:hAnsi="Arial" w:cs="Arial"/>
-                <w:b/>
-                <w:bCs/>
-                <w:sz w:val="20"/>
-                <w:szCs w:val="20"/>
-                <w:lang w:val="es-MX"/>
-              </w:rPr>
-              <w:t>50</w:t>
-            </w:r>
-            <w:r>
-              <w:rPr>
-                <w:rFonts w:ascii="Arial" w:hAnsi="Arial" w:cs="Arial"/>
-                <w:b/>
-                <w:bCs/>
-                <w:sz w:val="20"/>
-                <w:szCs w:val="20"/>
-                <w:lang w:val="es-MX"/>
-              </w:rPr>
-              <w:t>.</w:t>
-            </w:r>
-            <w:r>
-              <w:rPr>
-                <w:rFonts w:ascii="Arial" w:hAnsi="Arial" w:cs="Arial"/>
-                <w:b/>
-                <w:bCs/>
-                <w:sz w:val="20"/>
-                <w:szCs w:val="20"/>
-                <w:lang w:val="es-MX"/>
-              </w:rPr>
-              <w:t>30</w:t>
-            </w:r>
-            <w:r>
-              <w:rPr>
-                <w:rFonts w:ascii="Arial" w:hAnsi="Arial" w:cs="Arial"/>
-                <w:b/>
-                <w:bCs/>
-                <w:sz w:val="20"/>
-                <w:szCs w:val="20"/>
-                <w:lang w:val="es-MX"/>
-              </w:rPr>
-              <w:t>.</w:t>
-            </w:r>
-            <w:r>
-              <w:rPr>
-                <w:rFonts w:ascii="Arial" w:hAnsi="Arial" w:cs="Arial"/>
-                <w:b/>
-                <w:bCs/>
-                <w:sz w:val="20"/>
-                <w:szCs w:val="20"/>
-                <w:lang w:val="es-MX"/>
-              </w:rPr>
-              <w:t>254</w:t>
+              <w:t>140.7.62</w:t>
             </w:r>
             <w:r>
               <w:rPr>
@@ -11682,7 +10668,7 @@
                 <w:szCs w:val="20"/>
                 <w:lang w:val="es-MX"/>
               </w:rPr>
-              <w:t>1</w:t>
+              <w:t>140.7</w:t>
             </w:r>
             <w:r>
               <w:rPr>
@@ -11693,7 +10679,7 @@
                 <w:szCs w:val="20"/>
                 <w:lang w:val="es-MX"/>
               </w:rPr>
-              <w:t>50</w:t>
+              <w:t>.</w:t>
             </w:r>
             <w:r>
               <w:rPr>
@@ -11704,40 +10690,7 @@
                 <w:szCs w:val="20"/>
                 <w:lang w:val="es-MX"/>
               </w:rPr>
-              <w:t>.</w:t>
-            </w:r>
-            <w:r>
-              <w:rPr>
-                <w:rFonts w:ascii="Arial" w:hAnsi="Arial" w:cs="Arial"/>
-                <w:b/>
-                <w:bCs/>
-                <w:sz w:val="20"/>
-                <w:szCs w:val="20"/>
-                <w:lang w:val="es-MX"/>
-              </w:rPr>
-              <w:t>30</w:t>
-            </w:r>
-            <w:r>
-              <w:rPr>
-                <w:rFonts w:ascii="Arial" w:hAnsi="Arial" w:cs="Arial"/>
-                <w:b/>
-                <w:bCs/>
-                <w:sz w:val="20"/>
-                <w:szCs w:val="20"/>
-                <w:lang w:val="es-MX"/>
-              </w:rPr>
-              <w:t>.</w:t>
-            </w:r>
-            <w:r>
-              <w:rPr>
-                <w:rFonts w:ascii="Arial" w:hAnsi="Arial" w:cs="Arial"/>
-                <w:b/>
-                <w:bCs/>
-                <w:sz w:val="20"/>
-                <w:szCs w:val="20"/>
-                <w:lang w:val="es-MX"/>
-              </w:rPr>
-              <w:t>240</w:t>
+              <w:t>48</w:t>
             </w:r>
             <w:r>
               <w:rPr>
@@ -11890,62 +10843,7 @@
                 <w:szCs w:val="20"/>
                 <w:lang w:val="es-MX"/>
               </w:rPr>
-              <w:t>1</w:t>
-            </w:r>
-            <w:r>
-              <w:rPr>
-                <w:rFonts w:ascii="Arial" w:hAnsi="Arial" w:cs="Arial"/>
-                <w:b/>
-                <w:bCs/>
-                <w:sz w:val="20"/>
-                <w:szCs w:val="20"/>
-                <w:lang w:val="es-MX"/>
-              </w:rPr>
-              <w:t>50</w:t>
-            </w:r>
-            <w:r>
-              <w:rPr>
-                <w:rFonts w:ascii="Arial" w:hAnsi="Arial" w:cs="Arial"/>
-                <w:b/>
-                <w:bCs/>
-                <w:sz w:val="20"/>
-                <w:szCs w:val="20"/>
-                <w:lang w:val="es-MX"/>
-              </w:rPr>
-              <w:t>.</w:t>
-            </w:r>
-            <w:r>
-              <w:rPr>
-                <w:rFonts w:ascii="Arial" w:hAnsi="Arial" w:cs="Arial"/>
-                <w:b/>
-                <w:bCs/>
-                <w:sz w:val="20"/>
-                <w:szCs w:val="20"/>
-                <w:lang w:val="es-MX"/>
-              </w:rPr>
-              <w:t>30</w:t>
-            </w:r>
-            <w:r>
-              <w:rPr>
-                <w:rFonts w:ascii="Arial" w:hAnsi="Arial" w:cs="Arial"/>
-                <w:b/>
-                <w:bCs/>
-                <w:sz w:val="20"/>
-                <w:szCs w:val="20"/>
-                <w:lang w:val="es-MX"/>
-              </w:rPr>
-              <w:t>.</w:t>
-            </w:r>
-            <w:r>
-              <w:rPr>
-                <w:rFonts w:ascii="Arial" w:hAnsi="Arial" w:cs="Arial"/>
-                <w:b/>
-                <w:bCs/>
-                <w:sz w:val="20"/>
-                <w:szCs w:val="20"/>
-                <w:lang w:val="es-MX"/>
-              </w:rPr>
-              <w:t>254</w:t>
+              <w:t>140.7.62</w:t>
             </w:r>
             <w:r>
               <w:rPr>
@@ -12013,1204 +10911,6 @@
           <w:szCs w:val="20"/>
         </w:rPr>
       </w:pPr>
-    </w:p>
-    <w:p>
-      <w:pPr>
-        <w:pStyle w:val="Textoindependiente"/>
-        <w:tabs>
-          <w:tab w:val="left" w:pos="581"/>
-        </w:tabs>
-        <w:ind w:left="0" w:right="141"/>
-        <w:jc w:val="both"/>
-        <w:rPr>
-          <w:rFonts w:ascii="Arial" w:hAnsi="Arial" w:cs="Arial"/>
-          <w:sz w:val="20"/>
-          <w:szCs w:val="20"/>
-        </w:rPr>
-      </w:pPr>
-      <w:r>
-        <w:rPr>
-          <w:noProof/>
-        </w:rPr>
-        <w:lastRenderedPageBreak/>
-        <mc:AlternateContent>
-          <mc:Choice Requires="wpg">
-            <w:drawing>
-              <wp:anchor distT="0" distB="0" distL="114300" distR="114300" simplePos="0" relativeHeight="251746304" behindDoc="0" locked="0" layoutInCell="1" allowOverlap="1" wp14:anchorId="1A8B6BD5" wp14:editId="6FBACB1E">
-                <wp:simplePos x="0" y="0"/>
-                <wp:positionH relativeFrom="margin">
-                  <wp:posOffset>496416</wp:posOffset>
-                </wp:positionH>
-                <wp:positionV relativeFrom="paragraph">
-                  <wp:posOffset>417984</wp:posOffset>
-                </wp:positionV>
-                <wp:extent cx="6079253" cy="3567165"/>
-                <wp:effectExtent l="0" t="0" r="0" b="0"/>
-                <wp:wrapNone/>
-                <wp:docPr id="354934010" name="Grupo 2"/>
-                <wp:cNvGraphicFramePr/>
-                <a:graphic xmlns:a="http://schemas.openxmlformats.org/drawingml/2006/main">
-                  <a:graphicData uri="http://schemas.microsoft.com/office/word/2010/wordprocessingGroup">
-                    <wpg:wgp>
-                      <wpg:cNvGrpSpPr/>
-                      <wpg:grpSpPr>
-                        <a:xfrm>
-                          <a:off x="0" y="0"/>
-                          <a:ext cx="6079253" cy="3567165"/>
-                          <a:chOff x="-10047" y="0"/>
-                          <a:chExt cx="6079253" cy="3567165"/>
-                        </a:xfrm>
-                      </wpg:grpSpPr>
-                      <wps:wsp>
-                        <wps:cNvPr id="1765575706" name="Cuadro de texto 2"/>
-                        <wps:cNvSpPr txBox="1">
-                          <a:spLocks noChangeArrowheads="1"/>
-                        </wps:cNvSpPr>
-                        <wps:spPr bwMode="auto">
-                          <a:xfrm>
-                            <a:off x="0" y="2059913"/>
-                            <a:ext cx="331470" cy="180340"/>
-                          </a:xfrm>
-                          <a:prstGeom prst="rect">
-                            <a:avLst/>
-                          </a:prstGeom>
-                          <a:solidFill>
-                            <a:srgbClr val="FFFFFF"/>
-                          </a:solidFill>
-                          <a:ln w="9525">
-                            <a:noFill/>
-                            <a:miter lim="800000"/>
-                            <a:headEnd/>
-                            <a:tailEnd/>
-                          </a:ln>
-                        </wps:spPr>
-                        <wps:txbx>
-                          <w:txbxContent>
-                            <w:p>
-                              <w:pPr>
-                                <w:rPr>
-                                  <w:rFonts w:ascii="Arial" w:hAnsi="Arial" w:cs="Arial"/>
-                                  <w:b/>
-                                  <w:bCs/>
-                                  <w:lang w:val="es-MX"/>
-                                </w:rPr>
-                              </w:pPr>
-                              <w:r>
-                                <w:rPr>
-                                  <w:rFonts w:ascii="Arial" w:hAnsi="Arial" w:cs="Arial"/>
-                                  <w:b/>
-                                  <w:bCs/>
-                                </w:rPr>
-                                <w:t>G0/0</w:t>
-                              </w:r>
-                            </w:p>
-                          </w:txbxContent>
-                        </wps:txbx>
-                        <wps:bodyPr rot="0" vert="horz" wrap="square" lIns="0" tIns="0" rIns="0" bIns="0" anchor="t" anchorCtr="0">
-                          <a:noAutofit/>
-                        </wps:bodyPr>
-                      </wps:wsp>
-                      <wps:wsp>
-                        <wps:cNvPr id="530058693" name="Cuadro de texto 2"/>
-                        <wps:cNvSpPr txBox="1">
-                          <a:spLocks noChangeArrowheads="1"/>
-                        </wps:cNvSpPr>
-                        <wps:spPr bwMode="auto">
-                          <a:xfrm>
-                            <a:off x="1778558" y="2522137"/>
-                            <a:ext cx="331470" cy="180340"/>
-                          </a:xfrm>
-                          <a:prstGeom prst="rect">
-                            <a:avLst/>
-                          </a:prstGeom>
-                          <a:solidFill>
-                            <a:srgbClr val="FFFFFF"/>
-                          </a:solidFill>
-                          <a:ln w="9525">
-                            <a:noFill/>
-                            <a:miter lim="800000"/>
-                            <a:headEnd/>
-                            <a:tailEnd/>
-                          </a:ln>
-                        </wps:spPr>
-                        <wps:txbx>
-                          <w:txbxContent>
-                            <w:p>
-                              <w:pPr>
-                                <w:rPr>
-                                  <w:rFonts w:ascii="Arial" w:hAnsi="Arial" w:cs="Arial"/>
-                                  <w:b/>
-                                  <w:bCs/>
-                                  <w:lang w:val="es-MX"/>
-                                </w:rPr>
-                              </w:pPr>
-                              <w:r>
-                                <w:rPr>
-                                  <w:rFonts w:ascii="Arial" w:hAnsi="Arial" w:cs="Arial"/>
-                                  <w:b/>
-                                  <w:bCs/>
-                                </w:rPr>
-                                <w:t>G0/0</w:t>
-                              </w:r>
-                            </w:p>
-                          </w:txbxContent>
-                        </wps:txbx>
-                        <wps:bodyPr rot="0" vert="horz" wrap="square" lIns="0" tIns="0" rIns="0" bIns="0" anchor="t" anchorCtr="0">
-                          <a:noAutofit/>
-                        </wps:bodyPr>
-                      </wps:wsp>
-                      <wps:wsp>
-                        <wps:cNvPr id="1798132202" name="Cuadro de texto 2"/>
-                        <wps:cNvSpPr txBox="1">
-                          <a:spLocks noChangeArrowheads="1"/>
-                        </wps:cNvSpPr>
-                        <wps:spPr bwMode="auto">
-                          <a:xfrm>
-                            <a:off x="2491991" y="2743200"/>
-                            <a:ext cx="331470" cy="180340"/>
-                          </a:xfrm>
-                          <a:prstGeom prst="rect">
-                            <a:avLst/>
-                          </a:prstGeom>
-                          <a:solidFill>
-                            <a:srgbClr val="FFFFFF"/>
-                          </a:solidFill>
-                          <a:ln w="9525">
-                            <a:noFill/>
-                            <a:miter lim="800000"/>
-                            <a:headEnd/>
-                            <a:tailEnd/>
-                          </a:ln>
-                        </wps:spPr>
-                        <wps:txbx>
-                          <w:txbxContent>
-                            <w:p>
-                              <w:pPr>
-                                <w:rPr>
-                                  <w:rFonts w:ascii="Arial" w:hAnsi="Arial" w:cs="Arial"/>
-                                  <w:b/>
-                                  <w:bCs/>
-                                  <w:lang w:val="es-MX"/>
-                                </w:rPr>
-                              </w:pPr>
-                              <w:r>
-                                <w:rPr>
-                                  <w:rFonts w:ascii="Arial" w:hAnsi="Arial" w:cs="Arial"/>
-                                  <w:b/>
-                                  <w:bCs/>
-                                </w:rPr>
-                                <w:t>G0/</w:t>
-                              </w:r>
-                              <w:r>
-                                <w:rPr>
-                                  <w:rFonts w:ascii="Arial" w:hAnsi="Arial" w:cs="Arial"/>
-                                  <w:b/>
-                                  <w:bCs/>
-                                </w:rPr>
-                                <w:t>1</w:t>
-                              </w:r>
-                            </w:p>
-                          </w:txbxContent>
-                        </wps:txbx>
-                        <wps:bodyPr rot="0" vert="horz" wrap="square" lIns="0" tIns="0" rIns="0" bIns="0" anchor="t" anchorCtr="0">
-                          <a:noAutofit/>
-                        </wps:bodyPr>
-                      </wps:wsp>
-                      <wps:wsp>
-                        <wps:cNvPr id="32296453" name="Cuadro de texto 2"/>
-                        <wps:cNvSpPr txBox="1">
-                          <a:spLocks noChangeArrowheads="1"/>
-                        </wps:cNvSpPr>
-                        <wps:spPr bwMode="auto">
-                          <a:xfrm>
-                            <a:off x="5667270" y="2471895"/>
-                            <a:ext cx="331470" cy="180340"/>
-                          </a:xfrm>
-                          <a:prstGeom prst="rect">
-                            <a:avLst/>
-                          </a:prstGeom>
-                          <a:solidFill>
-                            <a:srgbClr val="FFFFFF"/>
-                          </a:solidFill>
-                          <a:ln w="9525">
-                            <a:noFill/>
-                            <a:miter lim="800000"/>
-                            <a:headEnd/>
-                            <a:tailEnd/>
-                          </a:ln>
-                        </wps:spPr>
-                        <wps:txbx>
-                          <w:txbxContent>
-                            <w:p>
-                              <w:pPr>
-                                <w:rPr>
-                                  <w:rFonts w:ascii="Arial" w:hAnsi="Arial" w:cs="Arial"/>
-                                  <w:b/>
-                                  <w:bCs/>
-                                  <w:lang w:val="es-MX"/>
-                                </w:rPr>
-                              </w:pPr>
-                              <w:r>
-                                <w:rPr>
-                                  <w:rFonts w:ascii="Arial" w:hAnsi="Arial" w:cs="Arial"/>
-                                  <w:b/>
-                                  <w:bCs/>
-                                </w:rPr>
-                                <w:t>G0/0</w:t>
-                              </w:r>
-                            </w:p>
-                          </w:txbxContent>
-                        </wps:txbx>
-                        <wps:bodyPr rot="0" vert="horz" wrap="square" lIns="0" tIns="0" rIns="0" bIns="0" anchor="t" anchorCtr="0">
-                          <a:noAutofit/>
-                        </wps:bodyPr>
-                      </wps:wsp>
-                      <wps:wsp>
-                        <wps:cNvPr id="372095419" name="Cuadro de texto 2"/>
-                        <wps:cNvSpPr txBox="1">
-                          <a:spLocks noChangeArrowheads="1"/>
-                        </wps:cNvSpPr>
-                        <wps:spPr bwMode="auto">
-                          <a:xfrm>
-                            <a:off x="4411226" y="411983"/>
-                            <a:ext cx="331470" cy="180340"/>
-                          </a:xfrm>
-                          <a:prstGeom prst="rect">
-                            <a:avLst/>
-                          </a:prstGeom>
-                          <a:solidFill>
-                            <a:srgbClr val="FFFFFF"/>
-                          </a:solidFill>
-                          <a:ln w="9525">
-                            <a:noFill/>
-                            <a:miter lim="800000"/>
-                            <a:headEnd/>
-                            <a:tailEnd/>
-                          </a:ln>
-                        </wps:spPr>
-                        <wps:txbx>
-                          <w:txbxContent>
-                            <w:p>
-                              <w:pPr>
-                                <w:rPr>
-                                  <w:rFonts w:ascii="Arial" w:hAnsi="Arial" w:cs="Arial"/>
-                                  <w:b/>
-                                  <w:bCs/>
-                                  <w:lang w:val="es-MX"/>
-                                </w:rPr>
-                              </w:pPr>
-                              <w:r>
-                                <w:rPr>
-                                  <w:rFonts w:ascii="Arial" w:hAnsi="Arial" w:cs="Arial"/>
-                                  <w:b/>
-                                  <w:bCs/>
-                                </w:rPr>
-                                <w:t>G0/</w:t>
-                              </w:r>
-                              <w:r>
-                                <w:rPr>
-                                  <w:rFonts w:ascii="Arial" w:hAnsi="Arial" w:cs="Arial"/>
-                                  <w:b/>
-                                  <w:bCs/>
-                                </w:rPr>
-                                <w:t>1</w:t>
-                              </w:r>
-                            </w:p>
-                          </w:txbxContent>
-                        </wps:txbx>
-                        <wps:bodyPr rot="0" vert="horz" wrap="square" lIns="0" tIns="0" rIns="0" bIns="0" anchor="t" anchorCtr="0">
-                          <a:noAutofit/>
-                        </wps:bodyPr>
-                      </wps:wsp>
-                      <wps:wsp>
-                        <wps:cNvPr id="253878112" name="Cuadro de texto 2"/>
-                        <wps:cNvSpPr txBox="1">
-                          <a:spLocks noChangeArrowheads="1"/>
-                        </wps:cNvSpPr>
-                        <wps:spPr bwMode="auto">
-                          <a:xfrm>
-                            <a:off x="-10047" y="2551488"/>
-                            <a:ext cx="773723" cy="231905"/>
-                          </a:xfrm>
-                          <a:prstGeom prst="rect">
-                            <a:avLst/>
-                          </a:prstGeom>
-                          <a:solidFill>
-                            <a:srgbClr val="FFFFFF"/>
-                          </a:solidFill>
-                          <a:ln w="9525">
-                            <a:noFill/>
-                            <a:miter lim="800000"/>
-                            <a:headEnd/>
-                            <a:tailEnd/>
-                          </a:ln>
-                        </wps:spPr>
-                        <wps:txbx>
-                          <w:txbxContent>
-                            <w:p>
-                              <w:pPr>
-                                <w:rPr>
-                                  <w:rFonts w:ascii="Arial" w:hAnsi="Arial" w:cs="Arial"/>
-                                  <w:b/>
-                                  <w:bCs/>
-                                  <w:lang w:val="es-ES"/>
-                                </w:rPr>
-                              </w:pPr>
-                              <w:r>
-                                <w:rPr>
-                                  <w:rFonts w:ascii="Arial" w:hAnsi="Arial" w:cs="Arial"/>
-                                  <w:b/>
-                                  <w:bCs/>
-                                  <w:lang w:val="es-ES"/>
-                                </w:rPr>
-                                <w:t>100</w:t>
-                              </w:r>
-                              <w:r>
-                                <w:rPr>
-                                  <w:rFonts w:ascii="Arial" w:hAnsi="Arial" w:cs="Arial"/>
-                                  <w:b/>
-                                  <w:bCs/>
-                                  <w:lang w:val="es-ES"/>
-                                </w:rPr>
-                                <w:t>0 hosts</w:t>
-                              </w:r>
-                            </w:p>
-                          </w:txbxContent>
-                        </wps:txbx>
-                        <wps:bodyPr rot="0" vert="horz" wrap="square" lIns="0" tIns="0" rIns="0" bIns="0" anchor="t" anchorCtr="0">
-                          <a:noAutofit/>
-                        </wps:bodyPr>
-                      </wps:wsp>
-                      <wps:wsp>
-                        <wps:cNvPr id="414775627" name="Cuadro de texto 2"/>
-                        <wps:cNvSpPr txBox="1">
-                          <a:spLocks noChangeArrowheads="1"/>
-                        </wps:cNvSpPr>
-                        <wps:spPr bwMode="auto">
-                          <a:xfrm>
-                            <a:off x="1155560" y="3386295"/>
-                            <a:ext cx="733530" cy="180870"/>
-                          </a:xfrm>
-                          <a:prstGeom prst="rect">
-                            <a:avLst/>
-                          </a:prstGeom>
-                          <a:solidFill>
-                            <a:srgbClr val="FFFFFF"/>
-                          </a:solidFill>
-                          <a:ln w="9525">
-                            <a:noFill/>
-                            <a:miter lim="800000"/>
-                            <a:headEnd/>
-                            <a:tailEnd/>
-                          </a:ln>
-                        </wps:spPr>
-                        <wps:txbx>
-                          <w:txbxContent>
-                            <w:p>
-                              <w:pPr>
-                                <w:jc w:val="center"/>
-                                <w:rPr>
-                                  <w:rFonts w:ascii="Arial" w:hAnsi="Arial" w:cs="Arial"/>
-                                  <w:b/>
-                                  <w:bCs/>
-                                  <w:lang w:val="es-ES"/>
-                                </w:rPr>
-                              </w:pPr>
-                              <w:r>
-                                <w:rPr>
-                                  <w:rFonts w:ascii="Arial" w:hAnsi="Arial" w:cs="Arial"/>
-                                  <w:b/>
-                                  <w:bCs/>
-                                  <w:lang w:val="es-ES"/>
-                                </w:rPr>
-                                <w:t>5</w:t>
-                              </w:r>
-                              <w:r>
-                                <w:rPr>
-                                  <w:rFonts w:ascii="Arial" w:hAnsi="Arial" w:cs="Arial"/>
-                                  <w:b/>
-                                  <w:bCs/>
-                                  <w:lang w:val="es-ES"/>
-                                </w:rPr>
-                                <w:t>0</w:t>
-                              </w:r>
-                              <w:r>
-                                <w:rPr>
-                                  <w:rFonts w:ascii="Arial" w:hAnsi="Arial" w:cs="Arial"/>
-                                  <w:b/>
-                                  <w:bCs/>
-                                  <w:lang w:val="es-ES"/>
-                                </w:rPr>
-                                <w:t>0 hosts</w:t>
-                              </w:r>
-                            </w:p>
-                          </w:txbxContent>
-                        </wps:txbx>
-                        <wps:bodyPr rot="0" vert="horz" wrap="square" lIns="0" tIns="0" rIns="0" bIns="0" anchor="t" anchorCtr="0">
-                          <a:noAutofit/>
-                        </wps:bodyPr>
-                      </wps:wsp>
-                      <wps:wsp>
-                        <wps:cNvPr id="1215199718" name="Cuadro de texto 2"/>
-                        <wps:cNvSpPr txBox="1">
-                          <a:spLocks noChangeArrowheads="1"/>
-                        </wps:cNvSpPr>
-                        <wps:spPr bwMode="auto">
-                          <a:xfrm>
-                            <a:off x="2090057" y="3225521"/>
-                            <a:ext cx="934497" cy="200967"/>
-                          </a:xfrm>
-                          <a:prstGeom prst="rect">
-                            <a:avLst/>
-                          </a:prstGeom>
-                          <a:solidFill>
-                            <a:srgbClr val="FFFFFF"/>
-                          </a:solidFill>
-                          <a:ln w="9525">
-                            <a:noFill/>
-                            <a:miter lim="800000"/>
-                            <a:headEnd/>
-                            <a:tailEnd/>
-                          </a:ln>
-                        </wps:spPr>
-                        <wps:txbx>
-                          <w:txbxContent>
-                            <w:p>
-                              <w:pPr>
-                                <w:rPr>
-                                  <w:rFonts w:ascii="Arial" w:hAnsi="Arial" w:cs="Arial"/>
-                                  <w:b/>
-                                  <w:bCs/>
-                                  <w:lang w:val="es-ES"/>
-                                </w:rPr>
-                              </w:pPr>
-                              <w:r>
-                                <w:rPr>
-                                  <w:rFonts w:ascii="Arial" w:hAnsi="Arial" w:cs="Arial"/>
-                                  <w:b/>
-                                  <w:bCs/>
-                                  <w:sz w:val="24"/>
-                                  <w:szCs w:val="24"/>
-                                  <w:lang w:val="es-ES"/>
-                                </w:rPr>
-                                <w:t xml:space="preserve"> </w:t>
-                              </w:r>
-                              <w:r>
-                                <w:rPr>
-                                  <w:rFonts w:ascii="Arial" w:hAnsi="Arial" w:cs="Arial"/>
-                                  <w:b/>
-                                  <w:bCs/>
-                                  <w:lang w:val="es-ES"/>
-                                </w:rPr>
-                                <w:t>2</w:t>
-                              </w:r>
-                              <w:r>
-                                <w:rPr>
-                                  <w:rFonts w:ascii="Arial" w:hAnsi="Arial" w:cs="Arial"/>
-                                  <w:b/>
-                                  <w:bCs/>
-                                  <w:lang w:val="es-ES"/>
-                                </w:rPr>
-                                <w:t>400 hosts</w:t>
-                              </w:r>
-                            </w:p>
-                          </w:txbxContent>
-                        </wps:txbx>
-                        <wps:bodyPr rot="0" vert="horz" wrap="square" lIns="0" tIns="0" rIns="0" bIns="0" anchor="t" anchorCtr="0">
-                          <a:noAutofit/>
-                        </wps:bodyPr>
-                      </wps:wsp>
-                      <wps:wsp>
-                        <wps:cNvPr id="2137112176" name="Cuadro de texto 2"/>
-                        <wps:cNvSpPr txBox="1">
-                          <a:spLocks noChangeArrowheads="1"/>
-                        </wps:cNvSpPr>
-                        <wps:spPr bwMode="auto">
-                          <a:xfrm>
-                            <a:off x="4019340" y="0"/>
-                            <a:ext cx="773319" cy="231113"/>
-                          </a:xfrm>
-                          <a:prstGeom prst="rect">
-                            <a:avLst/>
-                          </a:prstGeom>
-                          <a:solidFill>
-                            <a:srgbClr val="FFFFFF"/>
-                          </a:solidFill>
-                          <a:ln w="9525">
-                            <a:noFill/>
-                            <a:miter lim="800000"/>
-                            <a:headEnd/>
-                            <a:tailEnd/>
-                          </a:ln>
-                        </wps:spPr>
-                        <wps:txbx>
-                          <w:txbxContent>
-                            <w:p>
-                              <w:pPr>
-                                <w:rPr>
-                                  <w:rFonts w:ascii="Arial" w:hAnsi="Arial" w:cs="Arial"/>
-                                  <w:b/>
-                                  <w:bCs/>
-                                  <w:sz w:val="24"/>
-                                  <w:szCs w:val="24"/>
-                                  <w:lang w:val="es-ES"/>
-                                </w:rPr>
-                              </w:pPr>
-                              <w:r>
-                                <w:rPr>
-                                  <w:rFonts w:ascii="Arial" w:hAnsi="Arial" w:cs="Arial"/>
-                                  <w:b/>
-                                  <w:bCs/>
-                                  <w:sz w:val="24"/>
-                                  <w:szCs w:val="24"/>
-                                  <w:lang w:val="es-ES"/>
-                                </w:rPr>
-                                <w:t xml:space="preserve">  </w:t>
-                              </w:r>
-                              <w:r>
-                                <w:rPr>
-                                  <w:rFonts w:ascii="Arial" w:hAnsi="Arial" w:cs="Arial"/>
-                                  <w:b/>
-                                  <w:bCs/>
-                                  <w:sz w:val="24"/>
-                                  <w:szCs w:val="24"/>
-                                  <w:lang w:val="es-ES"/>
-                                </w:rPr>
-                                <w:t>8</w:t>
-                              </w:r>
-                              <w:r>
-                                <w:rPr>
-                                  <w:rFonts w:ascii="Arial" w:hAnsi="Arial" w:cs="Arial"/>
-                                  <w:b/>
-                                  <w:bCs/>
-                                  <w:sz w:val="24"/>
-                                  <w:szCs w:val="24"/>
-                                  <w:lang w:val="es-ES"/>
-                                </w:rPr>
-                                <w:t xml:space="preserve"> </w:t>
-                              </w:r>
-                              <w:r>
-                                <w:rPr>
-                                  <w:rFonts w:ascii="Arial" w:hAnsi="Arial" w:cs="Arial"/>
-                                  <w:b/>
-                                  <w:bCs/>
-                                  <w:sz w:val="24"/>
-                                  <w:szCs w:val="24"/>
-                                  <w:lang w:val="es-ES"/>
-                                </w:rPr>
-                                <w:t>servers</w:t>
-                              </w:r>
-                            </w:p>
-                          </w:txbxContent>
-                        </wps:txbx>
-                        <wps:bodyPr rot="0" vert="horz" wrap="square" lIns="0" tIns="0" rIns="0" bIns="0" anchor="t" anchorCtr="0">
-                          <a:noAutofit/>
-                        </wps:bodyPr>
-                      </wps:wsp>
-                      <wps:wsp>
-                        <wps:cNvPr id="1590344889" name="Cuadro de texto 2"/>
-                        <wps:cNvSpPr txBox="1">
-                          <a:spLocks noChangeArrowheads="1"/>
-                        </wps:cNvSpPr>
-                        <wps:spPr bwMode="auto">
-                          <a:xfrm>
-                            <a:off x="5285152" y="2943863"/>
-                            <a:ext cx="784054" cy="201271"/>
-                          </a:xfrm>
-                          <a:prstGeom prst="rect">
-                            <a:avLst/>
-                          </a:prstGeom>
-                          <a:solidFill>
-                            <a:srgbClr val="FFFFFF"/>
-                          </a:solidFill>
-                          <a:ln w="9525">
-                            <a:noFill/>
-                            <a:miter lim="800000"/>
-                            <a:headEnd/>
-                            <a:tailEnd/>
-                          </a:ln>
-                        </wps:spPr>
-                        <wps:txbx>
-                          <w:txbxContent>
-                            <w:p>
-                              <w:pPr>
-                                <w:rPr>
-                                  <w:rFonts w:ascii="Arial" w:hAnsi="Arial" w:cs="Arial"/>
-                                  <w:b/>
-                                  <w:bCs/>
-                                  <w:lang w:val="es-ES"/>
-                                </w:rPr>
-                              </w:pPr>
-                              <w:r>
-                                <w:rPr>
-                                  <w:rFonts w:ascii="Arial" w:hAnsi="Arial" w:cs="Arial"/>
-                                  <w:b/>
-                                  <w:bCs/>
-                                  <w:lang w:val="es-ES"/>
-                                </w:rPr>
-                                <w:t>12</w:t>
-                              </w:r>
-                              <w:r>
-                                <w:rPr>
-                                  <w:rFonts w:ascii="Arial" w:hAnsi="Arial" w:cs="Arial"/>
-                                  <w:b/>
-                                  <w:bCs/>
-                                  <w:lang w:val="es-ES"/>
-                                </w:rPr>
-                                <w:t>00 hosts</w:t>
-                              </w:r>
-                            </w:p>
-                          </w:txbxContent>
-                        </wps:txbx>
-                        <wps:bodyPr rot="0" vert="horz" wrap="square" lIns="0" tIns="0" rIns="0" bIns="0" anchor="t" anchorCtr="0">
-                          <a:noAutofit/>
-                        </wps:bodyPr>
-                      </wps:wsp>
-                    </wpg:wgp>
-                  </a:graphicData>
-                </a:graphic>
-                <wp14:sizeRelH relativeFrom="margin">
-                  <wp14:pctWidth>0</wp14:pctWidth>
-                </wp14:sizeRelH>
-              </wp:anchor>
-            </w:drawing>
-          </mc:Choice>
-          <mc:Fallback>
-            <w:pict>
-              <v:group w14:anchorId="1A8B6BD5" id="_x0000_s1046" style="position:absolute;left:0;text-align:left;margin-left:39.1pt;margin-top:32.9pt;width:478.7pt;height:280.9pt;z-index:251746304;mso-position-horizontal-relative:margin;mso-width-relative:margin" coordorigin="-100" coordsize="60792,35671" o:gfxdata="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">
-                <v:shape id="_x0000_s1047" type="#_x0000_t202" style="position:absolute;top:20599;width:3314;height:1803;visibility:visible;mso-wrap-style:square;v-text-anchor:top" o:gfxdata="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" stroked="f">
-                  <v:textbox inset="0,0,0,0">
-                    <w:txbxContent>
-                      <w:p>
-                        <w:pPr>
-                          <w:rPr>
-                            <w:rFonts w:ascii="Arial" w:hAnsi="Arial" w:cs="Arial"/>
-                            <w:b/>
-                            <w:bCs/>
-                            <w:lang w:val="es-MX"/>
-                          </w:rPr>
-                        </w:pPr>
-                        <w:r>
-                          <w:rPr>
-                            <w:rFonts w:ascii="Arial" w:hAnsi="Arial" w:cs="Arial"/>
-                            <w:b/>
-                            <w:bCs/>
-                          </w:rPr>
-                          <w:t>G0/0</w:t>
-                        </w:r>
-                      </w:p>
-                    </w:txbxContent>
-                  </v:textbox>
-                </v:shape>
-                <v:shape id="_x0000_s1048" type="#_x0000_t202" style="position:absolute;left:17785;top:25221;width:3315;height:1803;visibility:visible;mso-wrap-style:square;v-text-anchor:top" o:gfxdata="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" stroked="f">
-                  <v:textbox inset="0,0,0,0">
-                    <w:txbxContent>
-                      <w:p>
-                        <w:pPr>
-                          <w:rPr>
-                            <w:rFonts w:ascii="Arial" w:hAnsi="Arial" w:cs="Arial"/>
-                            <w:b/>
-                            <w:bCs/>
-                            <w:lang w:val="es-MX"/>
-                          </w:rPr>
-                        </w:pPr>
-                        <w:r>
-                          <w:rPr>
-                            <w:rFonts w:ascii="Arial" w:hAnsi="Arial" w:cs="Arial"/>
-                            <w:b/>
-                            <w:bCs/>
-                          </w:rPr>
-                          <w:t>G0/0</w:t>
-                        </w:r>
-                      </w:p>
-                    </w:txbxContent>
-                  </v:textbox>
-                </v:shape>
-                <v:shape id="_x0000_s1049" type="#_x0000_t202" style="position:absolute;left:24919;top:27432;width:3315;height:1803;visibility:visible;mso-wrap-style:square;v-text-anchor:top" o:gfxdata="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" stroked="f">
-                  <v:textbox inset="0,0,0,0">
-                    <w:txbxContent>
-                      <w:p>
-                        <w:pPr>
-                          <w:rPr>
-                            <w:rFonts w:ascii="Arial" w:hAnsi="Arial" w:cs="Arial"/>
-                            <w:b/>
-                            <w:bCs/>
-                            <w:lang w:val="es-MX"/>
-                          </w:rPr>
-                        </w:pPr>
-                        <w:r>
-                          <w:rPr>
-                            <w:rFonts w:ascii="Arial" w:hAnsi="Arial" w:cs="Arial"/>
-                            <w:b/>
-                            <w:bCs/>
-                          </w:rPr>
-                          <w:t>G0/</w:t>
-                        </w:r>
-                        <w:r>
-                          <w:rPr>
-                            <w:rFonts w:ascii="Arial" w:hAnsi="Arial" w:cs="Arial"/>
-                            <w:b/>
-                            <w:bCs/>
-                          </w:rPr>
-                          <w:t>1</w:t>
-                        </w:r>
-                      </w:p>
-                    </w:txbxContent>
-                  </v:textbox>
-                </v:shape>
-                <v:shape id="_x0000_s1050" type="#_x0000_t202" style="position:absolute;left:56672;top:24718;width:3315;height:1804;visibility:visible;mso-wrap-style:square;v-text-anchor:top" o:gfxdata="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" stroked="f">
-                  <v:textbox inset="0,0,0,0">
-                    <w:txbxContent>
-                      <w:p>
-                        <w:pPr>
-                          <w:rPr>
-                            <w:rFonts w:ascii="Arial" w:hAnsi="Arial" w:cs="Arial"/>
-                            <w:b/>
-                            <w:bCs/>
-                            <w:lang w:val="es-MX"/>
-                          </w:rPr>
-                        </w:pPr>
-                        <w:r>
-                          <w:rPr>
-                            <w:rFonts w:ascii="Arial" w:hAnsi="Arial" w:cs="Arial"/>
-                            <w:b/>
-                            <w:bCs/>
-                          </w:rPr>
-                          <w:t>G0/0</w:t>
-                        </w:r>
-                      </w:p>
-                    </w:txbxContent>
-                  </v:textbox>
-                </v:shape>
-                <v:shape id="_x0000_s1051" type="#_x0000_t202" style="position:absolute;left:44112;top:4119;width:3314;height:1804;visibility:visible;mso-wrap-style:square;v-text-anchor:top" o:gfxdata="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" stroked="f">
-                  <v:textbox inset="0,0,0,0">
-                    <w:txbxContent>
-                      <w:p>
-                        <w:pPr>
-                          <w:rPr>
-                            <w:rFonts w:ascii="Arial" w:hAnsi="Arial" w:cs="Arial"/>
-                            <w:b/>
-                            <w:bCs/>
-                            <w:lang w:val="es-MX"/>
-                          </w:rPr>
-                        </w:pPr>
-                        <w:r>
-                          <w:rPr>
-                            <w:rFonts w:ascii="Arial" w:hAnsi="Arial" w:cs="Arial"/>
-                            <w:b/>
-                            <w:bCs/>
-                          </w:rPr>
-                          <w:t>G0/</w:t>
-                        </w:r>
-                        <w:r>
-                          <w:rPr>
-                            <w:rFonts w:ascii="Arial" w:hAnsi="Arial" w:cs="Arial"/>
-                            <w:b/>
-                            <w:bCs/>
-                          </w:rPr>
-                          <w:t>1</w:t>
-                        </w:r>
-                      </w:p>
-                    </w:txbxContent>
-                  </v:textbox>
-                </v:shape>
-                <v:shape id="_x0000_s1052" type="#_x0000_t202" style="position:absolute;left:-100;top:25514;width:7736;height:2319;visibility:visible;mso-wrap-style:square;v-text-anchor:top" o:gfxdata="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" stroked="f">
-                  <v:textbox inset="0,0,0,0">
-                    <w:txbxContent>
-                      <w:p>
-                        <w:pPr>
-                          <w:rPr>
-                            <w:rFonts w:ascii="Arial" w:hAnsi="Arial" w:cs="Arial"/>
-                            <w:b/>
-                            <w:bCs/>
-                            <w:lang w:val="es-ES"/>
-                          </w:rPr>
-                        </w:pPr>
-                        <w:r>
-                          <w:rPr>
-                            <w:rFonts w:ascii="Arial" w:hAnsi="Arial" w:cs="Arial"/>
-                            <w:b/>
-                            <w:bCs/>
-                            <w:lang w:val="es-ES"/>
-                          </w:rPr>
-                          <w:t>100</w:t>
-                        </w:r>
-                        <w:r>
-                          <w:rPr>
-                            <w:rFonts w:ascii="Arial" w:hAnsi="Arial" w:cs="Arial"/>
-                            <w:b/>
-                            <w:bCs/>
-                            <w:lang w:val="es-ES"/>
-                          </w:rPr>
-                          <w:t>0 hosts</w:t>
-                        </w:r>
-                      </w:p>
-                    </w:txbxContent>
-                  </v:textbox>
-                </v:shape>
-                <v:shape id="_x0000_s1053" type="#_x0000_t202" style="position:absolute;left:11555;top:33862;width:7335;height:1809;visibility:visible;mso-wrap-style:square;v-text-anchor:top" o:gfxdata="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" stroked="f">
-                  <v:textbox inset="0,0,0,0">
-                    <w:txbxContent>
-                      <w:p>
-                        <w:pPr>
-                          <w:jc w:val="center"/>
-                          <w:rPr>
-                            <w:rFonts w:ascii="Arial" w:hAnsi="Arial" w:cs="Arial"/>
-                            <w:b/>
-                            <w:bCs/>
-                            <w:lang w:val="es-ES"/>
-                          </w:rPr>
-                        </w:pPr>
-                        <w:r>
-                          <w:rPr>
-                            <w:rFonts w:ascii="Arial" w:hAnsi="Arial" w:cs="Arial"/>
-                            <w:b/>
-                            <w:bCs/>
-                            <w:lang w:val="es-ES"/>
-                          </w:rPr>
-                          <w:t>5</w:t>
-                        </w:r>
-                        <w:r>
-                          <w:rPr>
-                            <w:rFonts w:ascii="Arial" w:hAnsi="Arial" w:cs="Arial"/>
-                            <w:b/>
-                            <w:bCs/>
-                            <w:lang w:val="es-ES"/>
-                          </w:rPr>
-                          <w:t>0</w:t>
-                        </w:r>
-                        <w:r>
-                          <w:rPr>
-                            <w:rFonts w:ascii="Arial" w:hAnsi="Arial" w:cs="Arial"/>
-                            <w:b/>
-                            <w:bCs/>
-                            <w:lang w:val="es-ES"/>
-                          </w:rPr>
-                          <w:t>0 hosts</w:t>
-                        </w:r>
-                      </w:p>
-                    </w:txbxContent>
-                  </v:textbox>
-                </v:shape>
-                <v:shape id="_x0000_s1054" type="#_x0000_t202" style="position:absolute;left:20900;top:32255;width:9345;height:2009;visibility:visible;mso-wrap-style:square;v-text-anchor:top" o:gfxdata="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" stroked="f">
-                  <v:textbox inset="0,0,0,0">
-                    <w:txbxContent>
-                      <w:p>
-                        <w:pPr>
-                          <w:rPr>
-                            <w:rFonts w:ascii="Arial" w:hAnsi="Arial" w:cs="Arial"/>
-                            <w:b/>
-                            <w:bCs/>
-                            <w:lang w:val="es-ES"/>
-                          </w:rPr>
-                        </w:pPr>
-                        <w:r>
-                          <w:rPr>
-                            <w:rFonts w:ascii="Arial" w:hAnsi="Arial" w:cs="Arial"/>
-                            <w:b/>
-                            <w:bCs/>
-                            <w:sz w:val="24"/>
-                            <w:szCs w:val="24"/>
-                            <w:lang w:val="es-ES"/>
-                          </w:rPr>
-                          <w:t xml:space="preserve"> </w:t>
-                        </w:r>
-                        <w:r>
-                          <w:rPr>
-                            <w:rFonts w:ascii="Arial" w:hAnsi="Arial" w:cs="Arial"/>
-                            <w:b/>
-                            <w:bCs/>
-                            <w:lang w:val="es-ES"/>
-                          </w:rPr>
-                          <w:t>2</w:t>
-                        </w:r>
-                        <w:r>
-                          <w:rPr>
-                            <w:rFonts w:ascii="Arial" w:hAnsi="Arial" w:cs="Arial"/>
-                            <w:b/>
-                            <w:bCs/>
-                            <w:lang w:val="es-ES"/>
-                          </w:rPr>
-                          <w:t>400 hosts</w:t>
-                        </w:r>
-                      </w:p>
-                    </w:txbxContent>
-                  </v:textbox>
-                </v:shape>
-                <v:shape id="_x0000_s1055" type="#_x0000_t202" style="position:absolute;left:40193;width:7733;height:2311;visibility:visible;mso-wrap-style:square;v-text-anchor:top" o:gfxdata="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" stroked="f">
-                  <v:textbox inset="0,0,0,0">
-                    <w:txbxContent>
-                      <w:p>
-                        <w:pPr>
-                          <w:rPr>
-                            <w:rFonts w:ascii="Arial" w:hAnsi="Arial" w:cs="Arial"/>
-                            <w:b/>
-                            <w:bCs/>
-                            <w:sz w:val="24"/>
-                            <w:szCs w:val="24"/>
-                            <w:lang w:val="es-ES"/>
-                          </w:rPr>
-                        </w:pPr>
-                        <w:r>
-                          <w:rPr>
-                            <w:rFonts w:ascii="Arial" w:hAnsi="Arial" w:cs="Arial"/>
-                            <w:b/>
-                            <w:bCs/>
-                            <w:sz w:val="24"/>
-                            <w:szCs w:val="24"/>
-                            <w:lang w:val="es-ES"/>
-                          </w:rPr>
-                          <w:t xml:space="preserve">  </w:t>
-                        </w:r>
-                        <w:r>
-                          <w:rPr>
-                            <w:rFonts w:ascii="Arial" w:hAnsi="Arial" w:cs="Arial"/>
-                            <w:b/>
-                            <w:bCs/>
-                            <w:sz w:val="24"/>
-                            <w:szCs w:val="24"/>
-                            <w:lang w:val="es-ES"/>
-                          </w:rPr>
-                          <w:t>8</w:t>
-                        </w:r>
-                        <w:r>
-                          <w:rPr>
-                            <w:rFonts w:ascii="Arial" w:hAnsi="Arial" w:cs="Arial"/>
-                            <w:b/>
-                            <w:bCs/>
-                            <w:sz w:val="24"/>
-                            <w:szCs w:val="24"/>
-                            <w:lang w:val="es-ES"/>
-                          </w:rPr>
-                          <w:t xml:space="preserve"> </w:t>
-                        </w:r>
-                        <w:r>
-                          <w:rPr>
-                            <w:rFonts w:ascii="Arial" w:hAnsi="Arial" w:cs="Arial"/>
-                            <w:b/>
-                            <w:bCs/>
-                            <w:sz w:val="24"/>
-                            <w:szCs w:val="24"/>
-                            <w:lang w:val="es-ES"/>
-                          </w:rPr>
-                          <w:t>servers</w:t>
-                        </w:r>
-                      </w:p>
-                    </w:txbxContent>
-                  </v:textbox>
-                </v:shape>
-                <v:shape id="_x0000_s1056" type="#_x0000_t202" style="position:absolute;left:52851;top:29438;width:7841;height:2013;visibility:visible;mso-wrap-style:square;v-text-anchor:top" o:gfxdata="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" stroked="f">
-                  <v:textbox inset="0,0,0,0">
-                    <w:txbxContent>
-                      <w:p>
-                        <w:pPr>
-                          <w:rPr>
-                            <w:rFonts w:ascii="Arial" w:hAnsi="Arial" w:cs="Arial"/>
-                            <w:b/>
-                            <w:bCs/>
-                            <w:lang w:val="es-ES"/>
-                          </w:rPr>
-                        </w:pPr>
-                        <w:r>
-                          <w:rPr>
-                            <w:rFonts w:ascii="Arial" w:hAnsi="Arial" w:cs="Arial"/>
-                            <w:b/>
-                            <w:bCs/>
-                            <w:lang w:val="es-ES"/>
-                          </w:rPr>
-                          <w:t>12</w:t>
-                        </w:r>
-                        <w:r>
-                          <w:rPr>
-                            <w:rFonts w:ascii="Arial" w:hAnsi="Arial" w:cs="Arial"/>
-                            <w:b/>
-                            <w:bCs/>
-                            <w:lang w:val="es-ES"/>
-                          </w:rPr>
-                          <w:t>00 hosts</w:t>
-                        </w:r>
-                      </w:p>
-                    </w:txbxContent>
-                  </v:textbox>
-                </v:shape>
-                <w10:wrap anchorx="margin"/>
-              </v:group>
-            </w:pict>
-          </mc:Fallback>
-        </mc:AlternateContent>
-      </w:r>
-      <w:r>
-        <w:rPr>
-          <w:rFonts w:ascii="Arial" w:hAnsi="Arial" w:cs="Arial"/>
-          <w:noProof/>
-          <w:sz w:val="20"/>
-          <w:szCs w:val="20"/>
-        </w:rPr>
-        <w:drawing>
-          <wp:inline distT="0" distB="0" distL="0" distR="0" wp14:anchorId="72C9456C" wp14:editId="5412B8B7">
-            <wp:extent cx="7072829" cy="4025393"/>
-            <wp:effectExtent l="0" t="0" r="0" b="0"/>
-            <wp:docPr id="2119716925" name="Imagen 2119716925" descr="Diagrama, Esquemático&#10;&#10;Descripción generada automáticamente"/>
-            <wp:cNvGraphicFramePr>
-              <a:graphicFrameLocks xmlns:a="http://schemas.openxmlformats.org/drawingml/2006/main" noChangeAspect="1"/>
-            </wp:cNvGraphicFramePr>
-            <a:graphic xmlns:a="http://schemas.openxmlformats.org/drawingml/2006/main">
-              <a:graphicData uri="http://schemas.openxmlformats.org/drawingml/2006/picture">
-                <pic:pic xmlns:pic="http://schemas.openxmlformats.org/drawingml/2006/picture">
-                  <pic:nvPicPr>
-                    <pic:cNvPr id="2119716925" name="Imagen 2119716925" descr="Diagrama, Esquemático&#10;&#10;Descripción generada automáticamente"/>
-                    <pic:cNvPicPr>
-                      <a:picLocks noChangeAspect="1" noChangeArrowheads="1"/>
-                    </pic:cNvPicPr>
-                  </pic:nvPicPr>
-                  <pic:blipFill>
-                    <a:blip r:embed="rId8">
-                      <a:extLst>
-                        <a:ext uri="{28A0092B-C50C-407E-A947-70E740481C1C}">
-                          <a14:useLocalDpi xmlns:a14="http://schemas.microsoft.com/office/drawing/2010/main" val="0"/>
-                        </a:ext>
-                      </a:extLst>
-                    </a:blip>
-                    <a:srcRect/>
-                    <a:stretch>
-                      <a:fillRect/>
-                    </a:stretch>
-                  </pic:blipFill>
-                  <pic:spPr bwMode="auto">
-                    <a:xfrm>
-                      <a:off x="0" y="0"/>
-                      <a:ext cx="7072829" cy="4025393"/>
-                    </a:xfrm>
-                    <a:prstGeom prst="rect">
-                      <a:avLst/>
-                    </a:prstGeom>
-                    <a:noFill/>
-                    <a:ln>
-                      <a:noFill/>
-                    </a:ln>
-                  </pic:spPr>
-                </pic:pic>
-              </a:graphicData>
-            </a:graphic>
-          </wp:inline>
-        </w:drawing>
-      </w:r>
-    </w:p>
-    <w:p>
-      <w:pPr>
-        <w:pStyle w:val="Textoindependiente"/>
-        <w:tabs>
-          <w:tab w:val="left" w:pos="581"/>
-        </w:tabs>
-        <w:ind w:left="0" w:right="141"/>
-        <w:jc w:val="both"/>
-        <w:rPr>
-          <w:rFonts w:ascii="Arial" w:hAnsi="Arial" w:cs="Arial"/>
-          <w:sz w:val="20"/>
-          <w:szCs w:val="20"/>
-        </w:rPr>
-      </w:pPr>
-    </w:p>
-    <w:p>
-      <w:pPr>
-        <w:pStyle w:val="Textoindependiente"/>
-        <w:tabs>
-          <w:tab w:val="left" w:pos="581"/>
-        </w:tabs>
-        <w:ind w:left="0" w:right="141"/>
-        <w:jc w:val="both"/>
-        <w:rPr>
-          <w:rFonts w:ascii="Arial" w:hAnsi="Arial" w:cs="Arial"/>
-          <w:sz w:val="20"/>
-          <w:szCs w:val="20"/>
-        </w:rPr>
-      </w:pPr>
-    </w:p>
-    <w:p>
-      <w:pPr>
-        <w:pStyle w:val="Textoindependiente"/>
-        <w:tabs>
-          <w:tab w:val="left" w:pos="581"/>
-        </w:tabs>
-        <w:ind w:left="0" w:right="141"/>
-        <w:jc w:val="both"/>
-        <w:rPr>
-          <w:rFonts w:ascii="Arial" w:hAnsi="Arial" w:cs="Arial"/>
-          <w:sz w:val="20"/>
-          <w:szCs w:val="20"/>
-        </w:rPr>
-      </w:pPr>
-    </w:p>
-    <w:p>
-      <w:pPr>
-        <w:pStyle w:val="Textoindependiente"/>
-        <w:tabs>
-          <w:tab w:val="left" w:pos="581"/>
-        </w:tabs>
-        <w:ind w:left="0" w:right="141"/>
-        <w:jc w:val="both"/>
-        <w:rPr>
-          <w:rFonts w:ascii="Arial" w:hAnsi="Arial" w:cs="Arial"/>
-          <w:sz w:val="20"/>
-          <w:szCs w:val="20"/>
-        </w:rPr>
-      </w:pPr>
-      <w:r>
-        <w:rPr>
-          <w:rFonts w:ascii="Arial" w:hAnsi="Arial" w:cs="Arial"/>
-          <w:noProof/>
-          <w:sz w:val="20"/>
-          <w:szCs w:val="20"/>
-        </w:rPr>
-        <w:drawing>
-          <wp:inline distT="0" distB="0" distL="0" distR="0" wp14:anchorId="44268B74" wp14:editId="67BFDDCB">
-            <wp:extent cx="7077075" cy="4010025"/>
-            <wp:effectExtent l="0" t="0" r="9525" b="9525"/>
-            <wp:docPr id="1512036171" name="Imagen 1"/>
-            <wp:cNvGraphicFramePr>
-              <a:graphicFrameLocks xmlns:a="http://schemas.openxmlformats.org/drawingml/2006/main" noChangeAspect="1"/>
-            </wp:cNvGraphicFramePr>
-            <a:graphic xmlns:a="http://schemas.openxmlformats.org/drawingml/2006/main">
-              <a:graphicData uri="http://schemas.openxmlformats.org/drawingml/2006/picture">
-                <pic:pic xmlns:pic="http://schemas.openxmlformats.org/drawingml/2006/picture">
-                  <pic:nvPicPr>
-                    <pic:cNvPr id="0" name="Picture 1"/>
-                    <pic:cNvPicPr>
-                      <a:picLocks noChangeAspect="1" noChangeArrowheads="1"/>
-                    </pic:cNvPicPr>
-                  </pic:nvPicPr>
-                  <pic:blipFill>
-                    <a:blip r:embed="rId9">
-                      <a:extLst>
-                        <a:ext uri="{28A0092B-C50C-407E-A947-70E740481C1C}">
-                          <a14:useLocalDpi xmlns:a14="http://schemas.microsoft.com/office/drawing/2010/main" val="0"/>
-                        </a:ext>
-                      </a:extLst>
-                    </a:blip>
-                    <a:srcRect/>
-                    <a:stretch>
-                      <a:fillRect/>
-                    </a:stretch>
-                  </pic:blipFill>
-                  <pic:spPr bwMode="auto">
-                    <a:xfrm>
-                      <a:off x="0" y="0"/>
-                      <a:ext cx="7077075" cy="4010025"/>
-                    </a:xfrm>
-                    <a:prstGeom prst="rect">
-                      <a:avLst/>
-                    </a:prstGeom>
-                    <a:noFill/>
-                    <a:ln>
-                      <a:noFill/>
-                    </a:ln>
-                  </pic:spPr>
-                </pic:pic>
-              </a:graphicData>
-            </a:graphic>
-          </wp:inline>
-        </w:drawing>
-      </w:r>
     </w:p>
     <w:sectPr>
       <w:footerReference w:type="default" r:id="rId10"/>

--- a/Calendario2026/Actividades/A1_VLSM/Act1_VLSM_v3_Solucionf.docx
+++ b/Calendario2026/Actividades/A1_VLSM/Act1_VLSM_v3_Solucionf.docx
@@ -170,7 +170,7 @@
                                     </pic:cNvPicPr>
                                   </pic:nvPicPr>
                                   <pic:blipFill>
-                                    <a:blip r:embed="rId8">
+                                    <a:blip r:embed="rId7">
                                       <a:extLst>
                                         <a:ext uri="{28A0092B-C50C-407E-A947-70E740481C1C}">
                                           <a14:useLocalDpi xmlns:a14="http://schemas.microsoft.com/office/drawing/2010/main" val="0"/>
@@ -3514,7 +3514,7 @@
                     </pic:cNvPicPr>
                   </pic:nvPicPr>
                   <pic:blipFill>
-                    <a:blip r:embed="rId9">
+                    <a:blip r:embed="rId8">
                       <a:extLst>
                         <a:ext uri="{28A0092B-C50C-407E-A947-70E740481C1C}">
                           <a14:useLocalDpi xmlns:a14="http://schemas.microsoft.com/office/drawing/2010/main" val="0"/>
@@ -10912,8 +10912,1032 @@
         </w:rPr>
       </w:pPr>
     </w:p>
+    <w:p>
+      <w:pPr>
+        <w:pStyle w:val="Textoindependiente"/>
+        <w:tabs>
+          <w:tab w:val="left" w:pos="581"/>
+        </w:tabs>
+        <w:ind w:left="0" w:right="141"/>
+        <w:jc w:val="both"/>
+        <w:rPr>
+          <w:rFonts w:ascii="Arial" w:hAnsi="Arial" w:cs="Arial"/>
+          <w:sz w:val="20"/>
+          <w:szCs w:val="20"/>
+        </w:rPr>
+      </w:pPr>
+    </w:p>
+    <w:p>
+      <w:pPr>
+        <w:pStyle w:val="Textoindependiente"/>
+        <w:tabs>
+          <w:tab w:val="left" w:pos="345"/>
+        </w:tabs>
+        <w:spacing w:line="360" w:lineRule="auto"/>
+        <w:ind w:left="0" w:right="117"/>
+        <w:jc w:val="both"/>
+        <w:rPr>
+          <w:rFonts w:ascii="Arial" w:hAnsi="Arial" w:cs="Arial"/>
+          <w:sz w:val="20"/>
+          <w:szCs w:val="20"/>
+          <w:lang w:val="es-MX"/>
+        </w:rPr>
+      </w:pPr>
+    </w:p>
+    <w:p>
+      <w:pPr>
+        <w:pStyle w:val="Textoindependiente"/>
+        <w:tabs>
+          <w:tab w:val="left" w:pos="345"/>
+        </w:tabs>
+        <w:spacing w:line="360" w:lineRule="auto"/>
+        <w:ind w:left="0" w:right="117"/>
+        <w:jc w:val="both"/>
+        <w:rPr>
+          <w:rFonts w:ascii="Arial" w:hAnsi="Arial" w:cs="Arial"/>
+          <w:sz w:val="20"/>
+          <w:szCs w:val="20"/>
+          <w:lang w:val="es-MX"/>
+        </w:rPr>
+      </w:pPr>
+    </w:p>
+    <w:p>
+      <w:pPr>
+        <w:pStyle w:val="Textoindependiente"/>
+        <w:tabs>
+          <w:tab w:val="left" w:pos="345"/>
+        </w:tabs>
+        <w:spacing w:line="360" w:lineRule="auto"/>
+        <w:ind w:left="0" w:right="117"/>
+        <w:jc w:val="both"/>
+        <w:rPr>
+          <w:rFonts w:ascii="Arial" w:hAnsi="Arial" w:cs="Arial"/>
+          <w:sz w:val="20"/>
+          <w:szCs w:val="20"/>
+        </w:rPr>
+      </w:pPr>
+      <w:r>
+        <w:rPr>
+          <w:noProof/>
+        </w:rPr>
+        <mc:AlternateContent>
+          <mc:Choice Requires="wpg">
+            <w:drawing>
+              <wp:anchor distT="0" distB="0" distL="114300" distR="114300" simplePos="0" relativeHeight="251764736" behindDoc="0" locked="0" layoutInCell="1" allowOverlap="1" wp14:anchorId="5D59AC93" wp14:editId="543E5C0B">
+                <wp:simplePos x="0" y="0"/>
+                <wp:positionH relativeFrom="column">
+                  <wp:posOffset>486368</wp:posOffset>
+                </wp:positionH>
+                <wp:positionV relativeFrom="paragraph">
+                  <wp:posOffset>417362</wp:posOffset>
+                </wp:positionV>
+                <wp:extent cx="6089304" cy="3567165"/>
+                <wp:effectExtent l="0" t="0" r="6985" b="0"/>
+                <wp:wrapNone/>
+                <wp:docPr id="1868655631" name="Grupo 2"/>
+                <wp:cNvGraphicFramePr/>
+                <a:graphic xmlns:a="http://schemas.openxmlformats.org/drawingml/2006/main">
+                  <a:graphicData uri="http://schemas.microsoft.com/office/word/2010/wordprocessingGroup">
+                    <wpg:wgp>
+                      <wpg:cNvGrpSpPr/>
+                      <wpg:grpSpPr>
+                        <a:xfrm>
+                          <a:off x="0" y="0"/>
+                          <a:ext cx="6089304" cy="3567165"/>
+                          <a:chOff x="-20099" y="0"/>
+                          <a:chExt cx="6089304" cy="3567165"/>
+                        </a:xfrm>
+                      </wpg:grpSpPr>
+                      <wps:wsp>
+                        <wps:cNvPr id="750716225" name="Cuadro de texto 2"/>
+                        <wps:cNvSpPr txBox="1">
+                          <a:spLocks noChangeArrowheads="1"/>
+                        </wps:cNvSpPr>
+                        <wps:spPr bwMode="auto">
+                          <a:xfrm>
+                            <a:off x="0" y="2059913"/>
+                            <a:ext cx="331470" cy="180340"/>
+                          </a:xfrm>
+                          <a:prstGeom prst="rect">
+                            <a:avLst/>
+                          </a:prstGeom>
+                          <a:solidFill>
+                            <a:srgbClr val="FFFFFF"/>
+                          </a:solidFill>
+                          <a:ln w="9525">
+                            <a:noFill/>
+                            <a:miter lim="800000"/>
+                            <a:headEnd/>
+                            <a:tailEnd/>
+                          </a:ln>
+                        </wps:spPr>
+                        <wps:txbx>
+                          <w:txbxContent>
+                            <w:p>
+                              <w:pPr>
+                                <w:rPr>
+                                  <w:rFonts w:ascii="Arial" w:hAnsi="Arial" w:cs="Arial"/>
+                                  <w:b/>
+                                  <w:bCs/>
+                                  <w:lang w:val="es-MX"/>
+                                </w:rPr>
+                              </w:pPr>
+                              <w:r>
+                                <w:rPr>
+                                  <w:rFonts w:ascii="Arial" w:hAnsi="Arial" w:cs="Arial"/>
+                                  <w:b/>
+                                  <w:bCs/>
+                                </w:rPr>
+                                <w:t>G0/0</w:t>
+                              </w:r>
+                            </w:p>
+                          </w:txbxContent>
+                        </wps:txbx>
+                        <wps:bodyPr rot="0" vert="horz" wrap="square" lIns="0" tIns="0" rIns="0" bIns="0" anchor="t" anchorCtr="0">
+                          <a:noAutofit/>
+                        </wps:bodyPr>
+                      </wps:wsp>
+                      <wps:wsp>
+                        <wps:cNvPr id="802546348" name="Cuadro de texto 2"/>
+                        <wps:cNvSpPr txBox="1">
+                          <a:spLocks noChangeArrowheads="1"/>
+                        </wps:cNvSpPr>
+                        <wps:spPr bwMode="auto">
+                          <a:xfrm>
+                            <a:off x="1778558" y="2522137"/>
+                            <a:ext cx="331470" cy="180340"/>
+                          </a:xfrm>
+                          <a:prstGeom prst="rect">
+                            <a:avLst/>
+                          </a:prstGeom>
+                          <a:solidFill>
+                            <a:srgbClr val="FFFFFF"/>
+                          </a:solidFill>
+                          <a:ln w="9525">
+                            <a:noFill/>
+                            <a:miter lim="800000"/>
+                            <a:headEnd/>
+                            <a:tailEnd/>
+                          </a:ln>
+                        </wps:spPr>
+                        <wps:txbx>
+                          <w:txbxContent>
+                            <w:p>
+                              <w:pPr>
+                                <w:rPr>
+                                  <w:rFonts w:ascii="Arial" w:hAnsi="Arial" w:cs="Arial"/>
+                                  <w:b/>
+                                  <w:bCs/>
+                                  <w:lang w:val="es-MX"/>
+                                </w:rPr>
+                              </w:pPr>
+                              <w:r>
+                                <w:rPr>
+                                  <w:rFonts w:ascii="Arial" w:hAnsi="Arial" w:cs="Arial"/>
+                                  <w:b/>
+                                  <w:bCs/>
+                                </w:rPr>
+                                <w:t>G0/0</w:t>
+                              </w:r>
+                            </w:p>
+                          </w:txbxContent>
+                        </wps:txbx>
+                        <wps:bodyPr rot="0" vert="horz" wrap="square" lIns="0" tIns="0" rIns="0" bIns="0" anchor="t" anchorCtr="0">
+                          <a:noAutofit/>
+                        </wps:bodyPr>
+                      </wps:wsp>
+                      <wps:wsp>
+                        <wps:cNvPr id="1557055532" name="Cuadro de texto 2"/>
+                        <wps:cNvSpPr txBox="1">
+                          <a:spLocks noChangeArrowheads="1"/>
+                        </wps:cNvSpPr>
+                        <wps:spPr bwMode="auto">
+                          <a:xfrm>
+                            <a:off x="2491991" y="2743200"/>
+                            <a:ext cx="331470" cy="180340"/>
+                          </a:xfrm>
+                          <a:prstGeom prst="rect">
+                            <a:avLst/>
+                          </a:prstGeom>
+                          <a:solidFill>
+                            <a:srgbClr val="FFFFFF"/>
+                          </a:solidFill>
+                          <a:ln w="9525">
+                            <a:noFill/>
+                            <a:miter lim="800000"/>
+                            <a:headEnd/>
+                            <a:tailEnd/>
+                          </a:ln>
+                        </wps:spPr>
+                        <wps:txbx>
+                          <w:txbxContent>
+                            <w:p>
+                              <w:pPr>
+                                <w:rPr>
+                                  <w:rFonts w:ascii="Arial" w:hAnsi="Arial" w:cs="Arial"/>
+                                  <w:b/>
+                                  <w:bCs/>
+                                  <w:lang w:val="es-MX"/>
+                                </w:rPr>
+                              </w:pPr>
+                              <w:r>
+                                <w:rPr>
+                                  <w:rFonts w:ascii="Arial" w:hAnsi="Arial" w:cs="Arial"/>
+                                  <w:b/>
+                                  <w:bCs/>
+                                </w:rPr>
+                                <w:t>G0/</w:t>
+                              </w:r>
+                              <w:r>
+                                <w:rPr>
+                                  <w:rFonts w:ascii="Arial" w:hAnsi="Arial" w:cs="Arial"/>
+                                  <w:b/>
+                                  <w:bCs/>
+                                </w:rPr>
+                                <w:t>1</w:t>
+                              </w:r>
+                            </w:p>
+                          </w:txbxContent>
+                        </wps:txbx>
+                        <wps:bodyPr rot="0" vert="horz" wrap="square" lIns="0" tIns="0" rIns="0" bIns="0" anchor="t" anchorCtr="0">
+                          <a:noAutofit/>
+                        </wps:bodyPr>
+                      </wps:wsp>
+                      <wps:wsp>
+                        <wps:cNvPr id="1498979857" name="Cuadro de texto 2"/>
+                        <wps:cNvSpPr txBox="1">
+                          <a:spLocks noChangeArrowheads="1"/>
+                        </wps:cNvSpPr>
+                        <wps:spPr bwMode="auto">
+                          <a:xfrm>
+                            <a:off x="5667270" y="2471895"/>
+                            <a:ext cx="331470" cy="180340"/>
+                          </a:xfrm>
+                          <a:prstGeom prst="rect">
+                            <a:avLst/>
+                          </a:prstGeom>
+                          <a:solidFill>
+                            <a:srgbClr val="FFFFFF"/>
+                          </a:solidFill>
+                          <a:ln w="9525">
+                            <a:noFill/>
+                            <a:miter lim="800000"/>
+                            <a:headEnd/>
+                            <a:tailEnd/>
+                          </a:ln>
+                        </wps:spPr>
+                        <wps:txbx>
+                          <w:txbxContent>
+                            <w:p>
+                              <w:pPr>
+                                <w:rPr>
+                                  <w:rFonts w:ascii="Arial" w:hAnsi="Arial" w:cs="Arial"/>
+                                  <w:b/>
+                                  <w:bCs/>
+                                  <w:lang w:val="es-MX"/>
+                                </w:rPr>
+                              </w:pPr>
+                              <w:r>
+                                <w:rPr>
+                                  <w:rFonts w:ascii="Arial" w:hAnsi="Arial" w:cs="Arial"/>
+                                  <w:b/>
+                                  <w:bCs/>
+                                </w:rPr>
+                                <w:t>G0/0</w:t>
+                              </w:r>
+                            </w:p>
+                          </w:txbxContent>
+                        </wps:txbx>
+                        <wps:bodyPr rot="0" vert="horz" wrap="square" lIns="0" tIns="0" rIns="0" bIns="0" anchor="t" anchorCtr="0">
+                          <a:noAutofit/>
+                        </wps:bodyPr>
+                      </wps:wsp>
+                      <wps:wsp>
+                        <wps:cNvPr id="1900008050" name="Cuadro de texto 2"/>
+                        <wps:cNvSpPr txBox="1">
+                          <a:spLocks noChangeArrowheads="1"/>
+                        </wps:cNvSpPr>
+                        <wps:spPr bwMode="auto">
+                          <a:xfrm>
+                            <a:off x="4411226" y="411983"/>
+                            <a:ext cx="331470" cy="180340"/>
+                          </a:xfrm>
+                          <a:prstGeom prst="rect">
+                            <a:avLst/>
+                          </a:prstGeom>
+                          <a:solidFill>
+                            <a:srgbClr val="FFFFFF"/>
+                          </a:solidFill>
+                          <a:ln w="9525">
+                            <a:noFill/>
+                            <a:miter lim="800000"/>
+                            <a:headEnd/>
+                            <a:tailEnd/>
+                          </a:ln>
+                        </wps:spPr>
+                        <wps:txbx>
+                          <w:txbxContent>
+                            <w:p>
+                              <w:pPr>
+                                <w:rPr>
+                                  <w:rFonts w:ascii="Arial" w:hAnsi="Arial" w:cs="Arial"/>
+                                  <w:b/>
+                                  <w:bCs/>
+                                  <w:lang w:val="es-MX"/>
+                                </w:rPr>
+                              </w:pPr>
+                              <w:r>
+                                <w:rPr>
+                                  <w:rFonts w:ascii="Arial" w:hAnsi="Arial" w:cs="Arial"/>
+                                  <w:b/>
+                                  <w:bCs/>
+                                </w:rPr>
+                                <w:t>G0/</w:t>
+                              </w:r>
+                              <w:r>
+                                <w:rPr>
+                                  <w:rFonts w:ascii="Arial" w:hAnsi="Arial" w:cs="Arial"/>
+                                  <w:b/>
+                                  <w:bCs/>
+                                </w:rPr>
+                                <w:t>1</w:t>
+                              </w:r>
+                            </w:p>
+                          </w:txbxContent>
+                        </wps:txbx>
+                        <wps:bodyPr rot="0" vert="horz" wrap="square" lIns="0" tIns="0" rIns="0" bIns="0" anchor="t" anchorCtr="0">
+                          <a:noAutofit/>
+                        </wps:bodyPr>
+                      </wps:wsp>
+                      <wps:wsp>
+                        <wps:cNvPr id="111904525" name="Cuadro de texto 2"/>
+                        <wps:cNvSpPr txBox="1">
+                          <a:spLocks noChangeArrowheads="1"/>
+                        </wps:cNvSpPr>
+                        <wps:spPr bwMode="auto">
+                          <a:xfrm>
+                            <a:off x="-20099" y="2539597"/>
+                            <a:ext cx="813917" cy="253582"/>
+                          </a:xfrm>
+                          <a:prstGeom prst="rect">
+                            <a:avLst/>
+                          </a:prstGeom>
+                          <a:solidFill>
+                            <a:srgbClr val="FFFFFF"/>
+                          </a:solidFill>
+                          <a:ln w="9525">
+                            <a:noFill/>
+                            <a:miter lim="800000"/>
+                            <a:headEnd/>
+                            <a:tailEnd/>
+                          </a:ln>
+                        </wps:spPr>
+                        <wps:txbx>
+                          <w:txbxContent>
+                            <w:p>
+                              <w:pPr>
+                                <w:jc w:val="center"/>
+                                <w:rPr>
+                                  <w:rFonts w:ascii="Arial" w:hAnsi="Arial" w:cs="Arial"/>
+                                  <w:b/>
+                                  <w:bCs/>
+                                  <w:lang w:val="es-ES"/>
+                                </w:rPr>
+                              </w:pPr>
+                              <w:r>
+                                <w:rPr>
+                                  <w:rFonts w:ascii="Arial" w:hAnsi="Arial" w:cs="Arial"/>
+                                  <w:b/>
+                                  <w:bCs/>
+                                  <w:lang w:val="es-ES"/>
+                                </w:rPr>
+                                <w:t>1000 hosts</w:t>
+                              </w:r>
+                            </w:p>
+                          </w:txbxContent>
+                        </wps:txbx>
+                        <wps:bodyPr rot="0" vert="horz" wrap="square" lIns="0" tIns="0" rIns="0" bIns="0" anchor="t" anchorCtr="0">
+                          <a:noAutofit/>
+                        </wps:bodyPr>
+                      </wps:wsp>
+                      <wps:wsp>
+                        <wps:cNvPr id="1248358044" name="Cuadro de texto 2"/>
+                        <wps:cNvSpPr txBox="1">
+                          <a:spLocks noChangeArrowheads="1"/>
+                        </wps:cNvSpPr>
+                        <wps:spPr bwMode="auto">
+                          <a:xfrm>
+                            <a:off x="1135464" y="3386295"/>
+                            <a:ext cx="733530" cy="180870"/>
+                          </a:xfrm>
+                          <a:prstGeom prst="rect">
+                            <a:avLst/>
+                          </a:prstGeom>
+                          <a:solidFill>
+                            <a:srgbClr val="FFFFFF"/>
+                          </a:solidFill>
+                          <a:ln w="9525">
+                            <a:noFill/>
+                            <a:miter lim="800000"/>
+                            <a:headEnd/>
+                            <a:tailEnd/>
+                          </a:ln>
+                        </wps:spPr>
+                        <wps:txbx>
+                          <w:txbxContent>
+                            <w:p>
+                              <w:pPr>
+                                <w:jc w:val="center"/>
+                                <w:rPr>
+                                  <w:rFonts w:ascii="Arial" w:hAnsi="Arial" w:cs="Arial"/>
+                                  <w:b/>
+                                  <w:bCs/>
+                                  <w:lang w:val="es-ES"/>
+                                </w:rPr>
+                              </w:pPr>
+                              <w:r>
+                                <w:rPr>
+                                  <w:rFonts w:ascii="Arial" w:hAnsi="Arial" w:cs="Arial"/>
+                                  <w:b/>
+                                  <w:bCs/>
+                                  <w:lang w:val="es-ES"/>
+                                </w:rPr>
+                                <w:t>5</w:t>
+                              </w:r>
+                              <w:r>
+                                <w:rPr>
+                                  <w:rFonts w:ascii="Arial" w:hAnsi="Arial" w:cs="Arial"/>
+                                  <w:b/>
+                                  <w:bCs/>
+                                  <w:lang w:val="es-ES"/>
+                                </w:rPr>
+                                <w:t>00 hosts</w:t>
+                              </w:r>
+                            </w:p>
+                          </w:txbxContent>
+                        </wps:txbx>
+                        <wps:bodyPr rot="0" vert="horz" wrap="square" lIns="0" tIns="0" rIns="0" bIns="0" anchor="t" anchorCtr="0">
+                          <a:noAutofit/>
+                        </wps:bodyPr>
+                      </wps:wsp>
+                      <wps:wsp>
+                        <wps:cNvPr id="727435708" name="Cuadro de texto 2"/>
+                        <wps:cNvSpPr txBox="1">
+                          <a:spLocks noChangeArrowheads="1"/>
+                        </wps:cNvSpPr>
+                        <wps:spPr bwMode="auto">
+                          <a:xfrm>
+                            <a:off x="2089704" y="3224851"/>
+                            <a:ext cx="934849" cy="211686"/>
+                          </a:xfrm>
+                          <a:prstGeom prst="rect">
+                            <a:avLst/>
+                          </a:prstGeom>
+                          <a:solidFill>
+                            <a:srgbClr val="FFFFFF"/>
+                          </a:solidFill>
+                          <a:ln w="9525">
+                            <a:noFill/>
+                            <a:miter lim="800000"/>
+                            <a:headEnd/>
+                            <a:tailEnd/>
+                          </a:ln>
+                        </wps:spPr>
+                        <wps:txbx>
+                          <w:txbxContent>
+                            <w:p>
+                              <w:pPr>
+                                <w:rPr>
+                                  <w:rFonts w:ascii="Arial" w:hAnsi="Arial" w:cs="Arial"/>
+                                  <w:b/>
+                                  <w:bCs/>
+                                  <w:lang w:val="es-ES"/>
+                                </w:rPr>
+                              </w:pPr>
+                              <w:r>
+                                <w:rPr>
+                                  <w:rFonts w:ascii="Arial" w:hAnsi="Arial" w:cs="Arial"/>
+                                  <w:b/>
+                                  <w:bCs/>
+                                  <w:sz w:val="24"/>
+                                  <w:szCs w:val="24"/>
+                                  <w:lang w:val="es-ES"/>
+                                </w:rPr>
+                                <w:t xml:space="preserve"> </w:t>
+                              </w:r>
+                              <w:r>
+                                <w:rPr>
+                                  <w:rFonts w:ascii="Arial" w:hAnsi="Arial" w:cs="Arial"/>
+                                  <w:b/>
+                                  <w:bCs/>
+                                  <w:lang w:val="es-ES"/>
+                                </w:rPr>
+                                <w:t>2400 hosts</w:t>
+                              </w:r>
+                            </w:p>
+                          </w:txbxContent>
+                        </wps:txbx>
+                        <wps:bodyPr rot="0" vert="horz" wrap="square" lIns="0" tIns="0" rIns="0" bIns="0" anchor="t" anchorCtr="0">
+                          <a:noAutofit/>
+                        </wps:bodyPr>
+                      </wps:wsp>
+                      <wps:wsp>
+                        <wps:cNvPr id="1358547626" name="Cuadro de texto 2"/>
+                        <wps:cNvSpPr txBox="1">
+                          <a:spLocks noChangeArrowheads="1"/>
+                        </wps:cNvSpPr>
+                        <wps:spPr bwMode="auto">
+                          <a:xfrm>
+                            <a:off x="4009292" y="0"/>
+                            <a:ext cx="773319" cy="231113"/>
+                          </a:xfrm>
+                          <a:prstGeom prst="rect">
+                            <a:avLst/>
+                          </a:prstGeom>
+                          <a:solidFill>
+                            <a:srgbClr val="FFFFFF"/>
+                          </a:solidFill>
+                          <a:ln w="9525">
+                            <a:noFill/>
+                            <a:miter lim="800000"/>
+                            <a:headEnd/>
+                            <a:tailEnd/>
+                          </a:ln>
+                        </wps:spPr>
+                        <wps:txbx>
+                          <w:txbxContent>
+                            <w:p>
+                              <w:pPr>
+                                <w:rPr>
+                                  <w:rFonts w:ascii="Arial" w:hAnsi="Arial" w:cs="Arial"/>
+                                  <w:b/>
+                                  <w:bCs/>
+                                  <w:sz w:val="24"/>
+                                  <w:szCs w:val="24"/>
+                                  <w:lang w:val="es-ES"/>
+                                </w:rPr>
+                              </w:pPr>
+                              <w:r>
+                                <w:rPr>
+                                  <w:rFonts w:ascii="Arial" w:hAnsi="Arial" w:cs="Arial"/>
+                                  <w:b/>
+                                  <w:bCs/>
+                                  <w:sz w:val="24"/>
+                                  <w:szCs w:val="24"/>
+                                  <w:lang w:val="es-ES"/>
+                                </w:rPr>
+                                <w:t xml:space="preserve">  8 servers</w:t>
+                              </w:r>
+                            </w:p>
+                          </w:txbxContent>
+                        </wps:txbx>
+                        <wps:bodyPr rot="0" vert="horz" wrap="square" lIns="0" tIns="0" rIns="0" bIns="0" anchor="t" anchorCtr="0">
+                          <a:noAutofit/>
+                        </wps:bodyPr>
+                      </wps:wsp>
+                      <wps:wsp>
+                        <wps:cNvPr id="126252905" name="Cuadro de texto 2"/>
+                        <wps:cNvSpPr txBox="1">
+                          <a:spLocks noChangeArrowheads="1"/>
+                        </wps:cNvSpPr>
+                        <wps:spPr bwMode="auto">
+                          <a:xfrm>
+                            <a:off x="5305005" y="2943253"/>
+                            <a:ext cx="764200" cy="191833"/>
+                          </a:xfrm>
+                          <a:prstGeom prst="rect">
+                            <a:avLst/>
+                          </a:prstGeom>
+                          <a:solidFill>
+                            <a:srgbClr val="FFFFFF"/>
+                          </a:solidFill>
+                          <a:ln w="9525">
+                            <a:noFill/>
+                            <a:miter lim="800000"/>
+                            <a:headEnd/>
+                            <a:tailEnd/>
+                          </a:ln>
+                        </wps:spPr>
+                        <wps:txbx>
+                          <w:txbxContent>
+                            <w:p>
+                              <w:pPr>
+                                <w:rPr>
+                                  <w:rFonts w:ascii="Arial" w:hAnsi="Arial" w:cs="Arial"/>
+                                  <w:b/>
+                                  <w:bCs/>
+                                  <w:lang w:val="es-ES"/>
+                                </w:rPr>
+                              </w:pPr>
+                              <w:r>
+                                <w:rPr>
+                                  <w:rFonts w:ascii="Arial" w:hAnsi="Arial" w:cs="Arial"/>
+                                  <w:b/>
+                                  <w:bCs/>
+                                  <w:lang w:val="es-ES"/>
+                                </w:rPr>
+                                <w:t>1200 hosts</w:t>
+                              </w:r>
+                            </w:p>
+                          </w:txbxContent>
+                        </wps:txbx>
+                        <wps:bodyPr rot="0" vert="horz" wrap="square" lIns="0" tIns="0" rIns="0" bIns="0" anchor="t" anchorCtr="0">
+                          <a:noAutofit/>
+                        </wps:bodyPr>
+                      </wps:wsp>
+                    </wpg:wgp>
+                  </a:graphicData>
+                </a:graphic>
+                <wp14:sizeRelH relativeFrom="margin">
+                  <wp14:pctWidth>0</wp14:pctWidth>
+                </wp14:sizeRelH>
+              </wp:anchor>
+            </w:drawing>
+          </mc:Choice>
+          <mc:Fallback>
+            <w:pict>
+              <v:group w14:anchorId="5D59AC93" id="_x0000_s1046" style="position:absolute;left:0;text-align:left;margin-left:38.3pt;margin-top:32.85pt;width:479.45pt;height:280.9pt;z-index:251764736;mso-width-relative:margin" coordorigin="-200" coordsize="60893,35671" o:gfxdata="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">
+                <v:shape id="_x0000_s1047" type="#_x0000_t202" style="position:absolute;top:20599;width:3314;height:1803;visibility:visible;mso-wrap-style:square;v-text-anchor:top" o:gfxdata="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" stroked="f">
+                  <v:textbox inset="0,0,0,0">
+                    <w:txbxContent>
+                      <w:p>
+                        <w:pPr>
+                          <w:rPr>
+                            <w:rFonts w:ascii="Arial" w:hAnsi="Arial" w:cs="Arial"/>
+                            <w:b/>
+                            <w:bCs/>
+                            <w:lang w:val="es-MX"/>
+                          </w:rPr>
+                        </w:pPr>
+                        <w:r>
+                          <w:rPr>
+                            <w:rFonts w:ascii="Arial" w:hAnsi="Arial" w:cs="Arial"/>
+                            <w:b/>
+                            <w:bCs/>
+                          </w:rPr>
+                          <w:t>G0/0</w:t>
+                        </w:r>
+                      </w:p>
+                    </w:txbxContent>
+                  </v:textbox>
+                </v:shape>
+                <v:shape id="_x0000_s1048" type="#_x0000_t202" style="position:absolute;left:17785;top:25221;width:3315;height:1803;visibility:visible;mso-wrap-style:square;v-text-anchor:top" o:gfxdata="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" stroked="f">
+                  <v:textbox inset="0,0,0,0">
+                    <w:txbxContent>
+                      <w:p>
+                        <w:pPr>
+                          <w:rPr>
+                            <w:rFonts w:ascii="Arial" w:hAnsi="Arial" w:cs="Arial"/>
+                            <w:b/>
+                            <w:bCs/>
+                            <w:lang w:val="es-MX"/>
+                          </w:rPr>
+                        </w:pPr>
+                        <w:r>
+                          <w:rPr>
+                            <w:rFonts w:ascii="Arial" w:hAnsi="Arial" w:cs="Arial"/>
+                            <w:b/>
+                            <w:bCs/>
+                          </w:rPr>
+                          <w:t>G0/0</w:t>
+                        </w:r>
+                      </w:p>
+                    </w:txbxContent>
+                  </v:textbox>
+                </v:shape>
+                <v:shape id="_x0000_s1049" type="#_x0000_t202" style="position:absolute;left:24919;top:27432;width:3315;height:1803;visibility:visible;mso-wrap-style:square;v-text-anchor:top" o:gfxdata="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" stroked="f">
+                  <v:textbox inset="0,0,0,0">
+                    <w:txbxContent>
+                      <w:p>
+                        <w:pPr>
+                          <w:rPr>
+                            <w:rFonts w:ascii="Arial" w:hAnsi="Arial" w:cs="Arial"/>
+                            <w:b/>
+                            <w:bCs/>
+                            <w:lang w:val="es-MX"/>
+                          </w:rPr>
+                        </w:pPr>
+                        <w:r>
+                          <w:rPr>
+                            <w:rFonts w:ascii="Arial" w:hAnsi="Arial" w:cs="Arial"/>
+                            <w:b/>
+                            <w:bCs/>
+                          </w:rPr>
+                          <w:t>G0/</w:t>
+                        </w:r>
+                        <w:r>
+                          <w:rPr>
+                            <w:rFonts w:ascii="Arial" w:hAnsi="Arial" w:cs="Arial"/>
+                            <w:b/>
+                            <w:bCs/>
+                          </w:rPr>
+                          <w:t>1</w:t>
+                        </w:r>
+                      </w:p>
+                    </w:txbxContent>
+                  </v:textbox>
+                </v:shape>
+                <v:shape id="_x0000_s1050" type="#_x0000_t202" style="position:absolute;left:56672;top:24718;width:3315;height:1804;visibility:visible;mso-wrap-style:square;v-text-anchor:top" o:gfxdata="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" stroked="f">
+                  <v:textbox inset="0,0,0,0">
+                    <w:txbxContent>
+                      <w:p>
+                        <w:pPr>
+                          <w:rPr>
+                            <w:rFonts w:ascii="Arial" w:hAnsi="Arial" w:cs="Arial"/>
+                            <w:b/>
+                            <w:bCs/>
+                            <w:lang w:val="es-MX"/>
+                          </w:rPr>
+                        </w:pPr>
+                        <w:r>
+                          <w:rPr>
+                            <w:rFonts w:ascii="Arial" w:hAnsi="Arial" w:cs="Arial"/>
+                            <w:b/>
+                            <w:bCs/>
+                          </w:rPr>
+                          <w:t>G0/0</w:t>
+                        </w:r>
+                      </w:p>
+                    </w:txbxContent>
+                  </v:textbox>
+                </v:shape>
+                <v:shape id="_x0000_s1051" type="#_x0000_t202" style="position:absolute;left:44112;top:4119;width:3314;height:1804;visibility:visible;mso-wrap-style:square;v-text-anchor:top" o:gfxdata="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" stroked="f">
+                  <v:textbox inset="0,0,0,0">
+                    <w:txbxContent>
+                      <w:p>
+                        <w:pPr>
+                          <w:rPr>
+                            <w:rFonts w:ascii="Arial" w:hAnsi="Arial" w:cs="Arial"/>
+                            <w:b/>
+                            <w:bCs/>
+                            <w:lang w:val="es-MX"/>
+                          </w:rPr>
+                        </w:pPr>
+                        <w:r>
+                          <w:rPr>
+                            <w:rFonts w:ascii="Arial" w:hAnsi="Arial" w:cs="Arial"/>
+                            <w:b/>
+                            <w:bCs/>
+                          </w:rPr>
+                          <w:t>G0/</w:t>
+                        </w:r>
+                        <w:r>
+                          <w:rPr>
+                            <w:rFonts w:ascii="Arial" w:hAnsi="Arial" w:cs="Arial"/>
+                            <w:b/>
+                            <w:bCs/>
+                          </w:rPr>
+                          <w:t>1</w:t>
+                        </w:r>
+                      </w:p>
+                    </w:txbxContent>
+                  </v:textbox>
+                </v:shape>
+                <v:shape id="_x0000_s1052" type="#_x0000_t202" style="position:absolute;left:-200;top:25395;width:8138;height:2536;visibility:visible;mso-wrap-style:square;v-text-anchor:top" o:gfxdata="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" stroked="f">
+                  <v:textbox inset="0,0,0,0">
+                    <w:txbxContent>
+                      <w:p>
+                        <w:pPr>
+                          <w:jc w:val="center"/>
+                          <w:rPr>
+                            <w:rFonts w:ascii="Arial" w:hAnsi="Arial" w:cs="Arial"/>
+                            <w:b/>
+                            <w:bCs/>
+                            <w:lang w:val="es-ES"/>
+                          </w:rPr>
+                        </w:pPr>
+                        <w:r>
+                          <w:rPr>
+                            <w:rFonts w:ascii="Arial" w:hAnsi="Arial" w:cs="Arial"/>
+                            <w:b/>
+                            <w:bCs/>
+                            <w:lang w:val="es-ES"/>
+                          </w:rPr>
+                          <w:t>1000 hosts</w:t>
+                        </w:r>
+                      </w:p>
+                    </w:txbxContent>
+                  </v:textbox>
+                </v:shape>
+                <v:shape id="_x0000_s1053" type="#_x0000_t202" style="position:absolute;left:11354;top:33862;width:7335;height:1809;visibility:visible;mso-wrap-style:square;v-text-anchor:top" o:gfxdata="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" stroked="f">
+                  <v:textbox inset="0,0,0,0">
+                    <w:txbxContent>
+                      <w:p>
+                        <w:pPr>
+                          <w:jc w:val="center"/>
+                          <w:rPr>
+                            <w:rFonts w:ascii="Arial" w:hAnsi="Arial" w:cs="Arial"/>
+                            <w:b/>
+                            <w:bCs/>
+                            <w:lang w:val="es-ES"/>
+                          </w:rPr>
+                        </w:pPr>
+                        <w:r>
+                          <w:rPr>
+                            <w:rFonts w:ascii="Arial" w:hAnsi="Arial" w:cs="Arial"/>
+                            <w:b/>
+                            <w:bCs/>
+                            <w:lang w:val="es-ES"/>
+                          </w:rPr>
+                          <w:t>5</w:t>
+                        </w:r>
+                        <w:r>
+                          <w:rPr>
+                            <w:rFonts w:ascii="Arial" w:hAnsi="Arial" w:cs="Arial"/>
+                            <w:b/>
+                            <w:bCs/>
+                            <w:lang w:val="es-ES"/>
+                          </w:rPr>
+                          <w:t>00 hosts</w:t>
+                        </w:r>
+                      </w:p>
+                    </w:txbxContent>
+                  </v:textbox>
+                </v:shape>
+                <v:shape id="_x0000_s1054" type="#_x0000_t202" style="position:absolute;left:20897;top:32248;width:9348;height:2117;visibility:visible;mso-wrap-style:square;v-text-anchor:top" o:gfxdata="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" stroked="f">
+                  <v:textbox inset="0,0,0,0">
+                    <w:txbxContent>
+                      <w:p>
+                        <w:pPr>
+                          <w:rPr>
+                            <w:rFonts w:ascii="Arial" w:hAnsi="Arial" w:cs="Arial"/>
+                            <w:b/>
+                            <w:bCs/>
+                            <w:lang w:val="es-ES"/>
+                          </w:rPr>
+                        </w:pPr>
+                        <w:r>
+                          <w:rPr>
+                            <w:rFonts w:ascii="Arial" w:hAnsi="Arial" w:cs="Arial"/>
+                            <w:b/>
+                            <w:bCs/>
+                            <w:sz w:val="24"/>
+                            <w:szCs w:val="24"/>
+                            <w:lang w:val="es-ES"/>
+                          </w:rPr>
+                          <w:t xml:space="preserve"> </w:t>
+                        </w:r>
+                        <w:r>
+                          <w:rPr>
+                            <w:rFonts w:ascii="Arial" w:hAnsi="Arial" w:cs="Arial"/>
+                            <w:b/>
+                            <w:bCs/>
+                            <w:lang w:val="es-ES"/>
+                          </w:rPr>
+                          <w:t>2400 hosts</w:t>
+                        </w:r>
+                      </w:p>
+                    </w:txbxContent>
+                  </v:textbox>
+                </v:shape>
+                <v:shape id="_x0000_s1055" type="#_x0000_t202" style="position:absolute;left:40092;width:7734;height:2311;visibility:visible;mso-wrap-style:square;v-text-anchor:top" o:gfxdata="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" stroked="f">
+                  <v:textbox inset="0,0,0,0">
+                    <w:txbxContent>
+                      <w:p>
+                        <w:pPr>
+                          <w:rPr>
+                            <w:rFonts w:ascii="Arial" w:hAnsi="Arial" w:cs="Arial"/>
+                            <w:b/>
+                            <w:bCs/>
+                            <w:sz w:val="24"/>
+                            <w:szCs w:val="24"/>
+                            <w:lang w:val="es-ES"/>
+                          </w:rPr>
+                        </w:pPr>
+                        <w:r>
+                          <w:rPr>
+                            <w:rFonts w:ascii="Arial" w:hAnsi="Arial" w:cs="Arial"/>
+                            <w:b/>
+                            <w:bCs/>
+                            <w:sz w:val="24"/>
+                            <w:szCs w:val="24"/>
+                            <w:lang w:val="es-ES"/>
+                          </w:rPr>
+                          <w:t xml:space="preserve">  8 servers</w:t>
+                        </w:r>
+                      </w:p>
+                    </w:txbxContent>
+                  </v:textbox>
+                </v:shape>
+                <v:shape id="_x0000_s1056" type="#_x0000_t202" style="position:absolute;left:53050;top:29432;width:7642;height:1918;visibility:visible;mso-wrap-style:square;v-text-anchor:top" o:gfxdata="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" stroked="f">
+                  <v:textbox inset="0,0,0,0">
+                    <w:txbxContent>
+                      <w:p>
+                        <w:pPr>
+                          <w:rPr>
+                            <w:rFonts w:ascii="Arial" w:hAnsi="Arial" w:cs="Arial"/>
+                            <w:b/>
+                            <w:bCs/>
+                            <w:lang w:val="es-ES"/>
+                          </w:rPr>
+                        </w:pPr>
+                        <w:r>
+                          <w:rPr>
+                            <w:rFonts w:ascii="Arial" w:hAnsi="Arial" w:cs="Arial"/>
+                            <w:b/>
+                            <w:bCs/>
+                            <w:lang w:val="es-ES"/>
+                          </w:rPr>
+                          <w:t>1200 hosts</w:t>
+                        </w:r>
+                      </w:p>
+                    </w:txbxContent>
+                  </v:textbox>
+                </v:shape>
+              </v:group>
+            </w:pict>
+          </mc:Fallback>
+        </mc:AlternateContent>
+      </w:r>
+      <w:r>
+        <w:rPr>
+          <w:rFonts w:ascii="Arial" w:hAnsi="Arial" w:cs="Arial"/>
+          <w:noProof/>
+          <w:sz w:val="20"/>
+          <w:szCs w:val="20"/>
+        </w:rPr>
+        <w:drawing>
+          <wp:inline distT="0" distB="0" distL="0" distR="0" wp14:anchorId="3B35D809" wp14:editId="5A798CB8">
+            <wp:extent cx="7072829" cy="4025393"/>
+            <wp:effectExtent l="0" t="0" r="0" b="0"/>
+            <wp:docPr id="206254167" name="Imagen 206254167"/>
+            <wp:cNvGraphicFramePr>
+              <a:graphicFrameLocks xmlns:a="http://schemas.openxmlformats.org/drawingml/2006/main" noChangeAspect="1"/>
+            </wp:cNvGraphicFramePr>
+            <a:graphic xmlns:a="http://schemas.openxmlformats.org/drawingml/2006/main">
+              <a:graphicData uri="http://schemas.openxmlformats.org/drawingml/2006/picture">
+                <pic:pic xmlns:pic="http://schemas.openxmlformats.org/drawingml/2006/picture">
+                  <pic:nvPicPr>
+                    <pic:cNvPr id="0" name="Picture 1"/>
+                    <pic:cNvPicPr>
+                      <a:picLocks noChangeAspect="1" noChangeArrowheads="1"/>
+                    </pic:cNvPicPr>
+                  </pic:nvPicPr>
+                  <pic:blipFill>
+                    <a:blip r:embed="rId8">
+                      <a:extLst>
+                        <a:ext uri="{28A0092B-C50C-407E-A947-70E740481C1C}">
+                          <a14:useLocalDpi xmlns:a14="http://schemas.microsoft.com/office/drawing/2010/main" val="0"/>
+                        </a:ext>
+                      </a:extLst>
+                    </a:blip>
+                    <a:srcRect/>
+                    <a:stretch>
+                      <a:fillRect/>
+                    </a:stretch>
+                  </pic:blipFill>
+                  <pic:spPr bwMode="auto">
+                    <a:xfrm>
+                      <a:off x="0" y="0"/>
+                      <a:ext cx="7072829" cy="4025393"/>
+                    </a:xfrm>
+                    <a:prstGeom prst="rect">
+                      <a:avLst/>
+                    </a:prstGeom>
+                    <a:noFill/>
+                    <a:ln>
+                      <a:noFill/>
+                    </a:ln>
+                  </pic:spPr>
+                </pic:pic>
+              </a:graphicData>
+            </a:graphic>
+          </wp:inline>
+        </w:drawing>
+      </w:r>
+    </w:p>
+    <w:p>
+      <w:pPr>
+        <w:spacing w:line="360" w:lineRule="auto"/>
+        <w:rPr>
+          <w:rFonts w:ascii="Arial" w:eastAsia="Times New Roman" w:hAnsi="Arial" w:cs="Arial"/>
+          <w:sz w:val="20"/>
+          <w:szCs w:val="20"/>
+        </w:rPr>
+      </w:pPr>
+    </w:p>
+    <w:p>
+      <w:pPr>
+        <w:spacing w:line="360" w:lineRule="auto"/>
+        <w:rPr>
+          <w:rFonts w:ascii="Arial" w:eastAsia="Times New Roman" w:hAnsi="Arial" w:cs="Arial"/>
+          <w:sz w:val="20"/>
+          <w:szCs w:val="20"/>
+        </w:rPr>
+      </w:pPr>
+    </w:p>
+    <w:p>
+      <w:pPr>
+        <w:spacing w:line="360" w:lineRule="auto"/>
+        <w:rPr>
+          <w:rFonts w:ascii="Arial" w:eastAsia="Times New Roman" w:hAnsi="Arial" w:cs="Arial"/>
+          <w:sz w:val="20"/>
+          <w:szCs w:val="20"/>
+        </w:rPr>
+      </w:pPr>
+    </w:p>
     <w:sectPr>
-      <w:footerReference w:type="default" r:id="rId10"/>
+      <w:footerReference w:type="default" r:id="rId9"/>
       <w:pgSz w:w="12240" w:h="15840"/>
       <w:pgMar w:top="940" w:right="580" w:bottom="1140" w:left="500" w:header="0" w:footer="959" w:gutter="0"/>
       <w:cols w:space="720"/>

--- a/Calendario2026/Actividades/A1_VLSM/Act1_VLSM_v3_Solucionf.docx
+++ b/Calendario2026/Actividades/A1_VLSM/Act1_VLSM_v3_Solucionf.docx
@@ -170,7 +170,7 @@
                                     </pic:cNvPicPr>
                                   </pic:nvPicPr>
                                   <pic:blipFill>
-                                    <a:blip r:embed="rId7">
+                                    <a:blip r:embed="rId8">
                                       <a:extLst>
                                         <a:ext uri="{28A0092B-C50C-407E-A947-70E740481C1C}">
                                           <a14:useLocalDpi xmlns:a14="http://schemas.microsoft.com/office/drawing/2010/main" val="0"/>
@@ -219,16 +219,8 @@
         <w:rPr>
           <w:lang w:val="es-MX"/>
         </w:rPr>
-        <w:t xml:space="preserve">Instituto </w:t>
-      </w:r>
-      <w:proofErr w:type="spellStart"/>
-      <w:r>
-        <w:rPr>
-          <w:lang w:val="es-MX"/>
-        </w:rPr>
-        <w:t>Tecnoló</w:t>
-      </w:r>
-      <w:proofErr w:type="spellEnd"/>
+        <w:t>Instituto Tecnoló</w:t>
+      </w:r>
     </w:p>
     <w:p>
       <w:pPr>
@@ -371,17 +363,7 @@
           <w:szCs w:val="24"/>
           <w:lang w:val="es-MX"/>
         </w:rPr>
-        <w:t xml:space="preserve">Tarea </w:t>
-      </w:r>
-      <w:r>
-        <w:rPr>
-          <w:rFonts w:ascii="Arial" w:hAnsi="Arial" w:cs="Arial"/>
-          <w:b/>
-          <w:sz w:val="24"/>
-          <w:szCs w:val="24"/>
-          <w:lang w:val="es-MX"/>
-        </w:rPr>
-        <w:t>2</w:t>
+        <w:t>Actividad 1</w:t>
       </w:r>
       <w:r>
         <w:rPr>
@@ -3514,7 +3496,7 @@
                     </pic:cNvPicPr>
                   </pic:nvPicPr>
                   <pic:blipFill>
-                    <a:blip r:embed="rId8">
+                    <a:blip r:embed="rId9">
                       <a:extLst>
                         <a:ext uri="{28A0092B-C50C-407E-A947-70E740481C1C}">
                           <a14:useLocalDpi xmlns:a14="http://schemas.microsoft.com/office/drawing/2010/main" val="0"/>
@@ -4660,27 +4642,7 @@
           <w:szCs w:val="20"/>
           <w:lang w:val="es-MX"/>
         </w:rPr>
-        <w:t xml:space="preserve"> en la subredes </w:t>
-      </w:r>
-      <w:proofErr w:type="spellStart"/>
-      <w:r>
-        <w:rPr>
-          <w:rFonts w:ascii="Arial" w:eastAsia="Times New Roman" w:hAnsi="Arial" w:cs="Arial"/>
-          <w:sz w:val="20"/>
-          <w:szCs w:val="20"/>
-          <w:lang w:val="es-MX"/>
-        </w:rPr>
-        <w:t>fast</w:t>
-      </w:r>
-      <w:proofErr w:type="spellEnd"/>
-      <w:r>
-        <w:rPr>
-          <w:rFonts w:ascii="Arial" w:eastAsia="Times New Roman" w:hAnsi="Arial" w:cs="Arial"/>
-          <w:sz w:val="20"/>
-          <w:szCs w:val="20"/>
-          <w:lang w:val="es-MX"/>
-        </w:rPr>
-        <w:t xml:space="preserve"> ethernet</w:t>
+        <w:t xml:space="preserve"> en la subredes fast ethernet</w:t>
       </w:r>
       <w:r>
         <w:rPr>
@@ -4757,7 +4719,6 @@
                 <w:szCs w:val="18"/>
               </w:rPr>
             </w:pPr>
-            <w:proofErr w:type="spellStart"/>
             <w:r>
               <w:rPr>
                 <w:rFonts w:ascii="Arial" w:hAnsi="Arial" w:cs="Arial"/>
@@ -4768,7 +4729,6 @@
               </w:rPr>
               <w:t>Descripción</w:t>
             </w:r>
-            <w:proofErr w:type="spellEnd"/>
           </w:p>
           <w:p>
             <w:pPr>
@@ -4812,7 +4772,6 @@
                 <w:szCs w:val="18"/>
               </w:rPr>
             </w:pPr>
-            <w:proofErr w:type="spellStart"/>
             <w:r>
               <w:rPr>
                 <w:rFonts w:ascii="Arial" w:hAnsi="Arial" w:cs="Arial"/>
@@ -4831,18 +4790,7 @@
                 <w:sz w:val="18"/>
                 <w:szCs w:val="18"/>
               </w:rPr>
-              <w:t>úmero</w:t>
-            </w:r>
-            <w:proofErr w:type="spellEnd"/>
-            <w:r>
-              <w:rPr>
-                <w:rFonts w:ascii="Arial" w:hAnsi="Arial" w:cs="Arial"/>
-                <w:b/>
-                <w:bCs/>
-                <w:sz w:val="18"/>
-                <w:szCs w:val="18"/>
-              </w:rPr>
-              <w:t xml:space="preserve"> de hosts</w:t>
+              <w:t>úmero de hosts</w:t>
             </w:r>
           </w:p>
         </w:tc>
@@ -4894,7 +4842,6 @@
                 <w:szCs w:val="18"/>
               </w:rPr>
             </w:pPr>
-            <w:proofErr w:type="spellStart"/>
             <w:r>
               <w:rPr>
                 <w:rFonts w:ascii="Arial" w:hAnsi="Arial" w:cs="Arial"/>
@@ -4903,18 +4850,7 @@
                 <w:sz w:val="18"/>
                 <w:szCs w:val="18"/>
               </w:rPr>
-              <w:t>Prefijo</w:t>
-            </w:r>
-            <w:proofErr w:type="spellEnd"/>
-            <w:r>
-              <w:rPr>
-                <w:rFonts w:ascii="Arial" w:hAnsi="Arial" w:cs="Arial"/>
-                <w:b/>
-                <w:bCs/>
-                <w:sz w:val="18"/>
-                <w:szCs w:val="18"/>
-              </w:rPr>
-              <w:t xml:space="preserve"> de red</w:t>
+              <w:t>Prefijo de red</w:t>
             </w:r>
           </w:p>
         </w:tc>
@@ -4936,7 +4872,6 @@
                 <w:szCs w:val="18"/>
               </w:rPr>
             </w:pPr>
-            <w:proofErr w:type="spellStart"/>
             <w:r>
               <w:rPr>
                 <w:rFonts w:ascii="Arial" w:hAnsi="Arial" w:cs="Arial"/>
@@ -4945,62 +4880,7 @@
                 <w:sz w:val="18"/>
                 <w:szCs w:val="18"/>
               </w:rPr>
-              <w:t>Máscara</w:t>
-            </w:r>
-            <w:proofErr w:type="spellEnd"/>
-            <w:r>
-              <w:rPr>
-                <w:rFonts w:ascii="Arial" w:hAnsi="Arial" w:cs="Arial"/>
-                <w:b/>
-                <w:bCs/>
-                <w:sz w:val="18"/>
-                <w:szCs w:val="18"/>
-              </w:rPr>
-              <w:t xml:space="preserve"> </w:t>
-            </w:r>
-            <w:proofErr w:type="spellStart"/>
-            <w:r>
-              <w:rPr>
-                <w:rFonts w:ascii="Arial" w:hAnsi="Arial" w:cs="Arial"/>
-                <w:b/>
-                <w:bCs/>
-                <w:sz w:val="18"/>
-                <w:szCs w:val="18"/>
-              </w:rPr>
-              <w:t>en</w:t>
-            </w:r>
-            <w:proofErr w:type="spellEnd"/>
-            <w:r>
-              <w:rPr>
-                <w:rFonts w:ascii="Arial" w:hAnsi="Arial" w:cs="Arial"/>
-                <w:b/>
-                <w:bCs/>
-                <w:sz w:val="18"/>
-                <w:szCs w:val="18"/>
-              </w:rPr>
-              <w:t xml:space="preserve"> </w:t>
-            </w:r>
-            <w:proofErr w:type="spellStart"/>
-            <w:r>
-              <w:rPr>
-                <w:rFonts w:ascii="Arial" w:hAnsi="Arial" w:cs="Arial"/>
-                <w:b/>
-                <w:bCs/>
-                <w:sz w:val="18"/>
-                <w:szCs w:val="18"/>
-              </w:rPr>
-              <w:t>notación</w:t>
-            </w:r>
-            <w:proofErr w:type="spellEnd"/>
-            <w:r>
-              <w:rPr>
-                <w:rFonts w:ascii="Arial" w:hAnsi="Arial" w:cs="Arial"/>
-                <w:b/>
-                <w:bCs/>
-                <w:sz w:val="18"/>
-                <w:szCs w:val="18"/>
-              </w:rPr>
-              <w:t xml:space="preserve"> decimal</w:t>
+              <w:t>Máscara en notación decimal</w:t>
             </w:r>
           </w:p>
         </w:tc>
@@ -8981,7 +8861,6 @@
                 <w:szCs w:val="20"/>
               </w:rPr>
             </w:pPr>
-            <w:proofErr w:type="spellStart"/>
             <w:r>
               <w:rPr>
                 <w:rFonts w:ascii="Arial" w:hAnsi="Arial" w:cs="Arial"/>
@@ -8991,7 +8870,6 @@
               </w:rPr>
               <w:t>Ruteador</w:t>
             </w:r>
-            <w:proofErr w:type="spellEnd"/>
           </w:p>
         </w:tc>
         <w:tc>
@@ -9048,27 +8926,7 @@
                 <w:sz w:val="20"/>
                 <w:szCs w:val="20"/>
               </w:rPr>
-              <w:t xml:space="preserve">             </w:t>
-            </w:r>
-            <w:proofErr w:type="spellStart"/>
-            <w:r>
-              <w:rPr>
-                <w:rFonts w:ascii="Arial" w:hAnsi="Arial" w:cs="Arial"/>
-                <w:b/>
-                <w:sz w:val="20"/>
-                <w:szCs w:val="20"/>
-              </w:rPr>
-              <w:t>Dirección</w:t>
-            </w:r>
-            <w:proofErr w:type="spellEnd"/>
-            <w:r>
-              <w:rPr>
-                <w:rFonts w:ascii="Arial" w:hAnsi="Arial" w:cs="Arial"/>
-                <w:b/>
-                <w:sz w:val="20"/>
-                <w:szCs w:val="20"/>
-              </w:rPr>
-              <w:t xml:space="preserve"> </w:t>
+              <w:t xml:space="preserve">             Dirección </w:t>
             </w:r>
             <w:r>
               <w:rPr>
@@ -9106,47 +8964,7 @@
                 <w:sz w:val="20"/>
                 <w:szCs w:val="20"/>
               </w:rPr>
-              <w:t xml:space="preserve">       </w:t>
-            </w:r>
-            <w:proofErr w:type="spellStart"/>
-            <w:r>
-              <w:rPr>
-                <w:rFonts w:ascii="Arial" w:hAnsi="Arial" w:cs="Arial"/>
-                <w:b/>
-                <w:sz w:val="20"/>
-                <w:szCs w:val="20"/>
-              </w:rPr>
-              <w:t>Máscara</w:t>
-            </w:r>
-            <w:proofErr w:type="spellEnd"/>
-            <w:r>
-              <w:rPr>
-                <w:rFonts w:ascii="Arial" w:hAnsi="Arial" w:cs="Arial"/>
-                <w:b/>
-                <w:sz w:val="20"/>
-                <w:szCs w:val="20"/>
-              </w:rPr>
-              <w:t xml:space="preserve"> de </w:t>
-            </w:r>
-            <w:proofErr w:type="spellStart"/>
-            <w:r>
-              <w:rPr>
-                <w:rFonts w:ascii="Arial" w:hAnsi="Arial" w:cs="Arial"/>
-                <w:b/>
-                <w:sz w:val="20"/>
-                <w:szCs w:val="20"/>
-              </w:rPr>
-              <w:t>subred</w:t>
-            </w:r>
-            <w:proofErr w:type="spellEnd"/>
-            <w:r>
-              <w:rPr>
-                <w:rFonts w:ascii="Arial" w:hAnsi="Arial" w:cs="Arial"/>
-                <w:b/>
-                <w:sz w:val="20"/>
-                <w:szCs w:val="20"/>
-              </w:rPr>
-              <w:t xml:space="preserve"> </w:t>
+              <w:t xml:space="preserve">       Máscara de subred </w:t>
             </w:r>
             <w:r>
               <w:rPr>
@@ -11874,7 +11692,7 @@
                     </pic:cNvPicPr>
                   </pic:nvPicPr>
                   <pic:blipFill>
-                    <a:blip r:embed="rId8">
+                    <a:blip r:embed="rId9">
                       <a:extLst>
                         <a:ext uri="{28A0092B-C50C-407E-A947-70E740481C1C}">
                           <a14:useLocalDpi xmlns:a14="http://schemas.microsoft.com/office/drawing/2010/main" val="0"/>
@@ -11937,7 +11755,7 @@
       </w:pPr>
     </w:p>
     <w:sectPr>
-      <w:footerReference w:type="default" r:id="rId9"/>
+      <w:footerReference w:type="default" r:id="rId10"/>
       <w:pgSz w:w="12240" w:h="15840"/>
       <w:pgMar w:top="940" w:right="580" w:bottom="1140" w:left="500" w:header="0" w:footer="959" w:gutter="0"/>
       <w:cols w:space="720"/>
